--- a/fluispotter_spec_repo.docx
+++ b/fluispotter_spec_repo.docx
@@ -77,7 +77,7 @@
           <w:spacing w:val="0"/>
           <w:color w:val="434343"/>
         </w:rPr>
-        <w:t xml:space="preserve">Version 2.29  |  2026-07-23</w:t>
+        <w:t xml:space="preserve">Version 2.32  |  2026-07-28</w:t>
       </w:r>
     </w:p>
     <w:p>
@@ -891,7 +891,7 @@
           <w:spacing w:val="0"/>
           <w:color w:val="262626"/>
         </w:rPr>
-        <w:t xml:space="preserve">5.6 Hall-Wake Session Architecture</w:t>
+        <w:t xml:space="preserve">5.5.1 ULP Cooperative Scheduler — Non-Blocking Continuous Loop (ULP 1.17.0)</w:t>
       </w:r>
     </w:p>
     <w:p>
@@ -908,7 +908,7 @@
           <w:spacing w:val="0"/>
           <w:color w:val="262626"/>
         </w:rPr>
-        <w:t xml:space="preserve">5.6.1 Light-Sleep State Map (Power Management — SWR-243..250)</w:t>
+        <w:t xml:space="preserve">5.6 Hall-Wake Session Architecture</w:t>
       </w:r>
     </w:p>
     <w:p>
@@ -925,7 +925,7 @@
           <w:spacing w:val="0"/>
           <w:color w:val="262626"/>
         </w:rPr>
-        <w:t xml:space="preserve">5.6.2 Session Recovery (Power-Loss Resume)</w:t>
+        <w:t xml:space="preserve">5.6.1 Light-Sleep State Map (Power Management — SWR-243..250)</w:t>
       </w:r>
     </w:p>
     <w:p>
@@ -942,7 +942,7 @@
           <w:spacing w:val="0"/>
           <w:color w:val="262626"/>
         </w:rPr>
-        <w:t xml:space="preserve">5.7 Blood Sampling Process</w:t>
+        <w:t xml:space="preserve">5.6.2 Session Recovery (Power-Loss Resume)</w:t>
       </w:r>
     </w:p>
     <w:p>
@@ -959,23 +959,7 @@
           <w:spacing w:val="0"/>
           <w:color w:val="262626"/>
         </w:rPr>
-        <w:t xml:space="preserve">5.8 Fatal Error Messages</w:t>
-      </w:r>
-    </w:p>
-    <w:p>
-      <w:pPr>
-        <w:spacing w:after="40"/>
-      </w:pPr>
-      <w:r>
-        <w:rPr>
-          <w:rFonts w:ascii="Arial" w:hAnsi="Arial" w:cs="Arial"/>
-          <w:sz w:val="20"/>
-          <w:sz-cs w:val="20"/>
-          <w:b/>
-          <w:spacing w:val="0"/>
-          <w:color w:val="193C66"/>
-        </w:rPr>
-        <w:t xml:space="preserve">6. Synchronize Service — Raspberry Pi Hub Server</w:t>
+        <w:t xml:space="preserve">5.7 Blood Sampling Process</w:t>
       </w:r>
     </w:p>
     <w:p>
@@ -992,7 +976,23 @@
           <w:spacing w:val="0"/>
           <w:color w:val="262626"/>
         </w:rPr>
-        <w:t xml:space="preserve">6.1 Overview &amp; Architecture</w:t>
+        <w:t xml:space="preserve">5.8 Fatal Error Messages</w:t>
+      </w:r>
+    </w:p>
+    <w:p>
+      <w:pPr>
+        <w:spacing w:after="40"/>
+      </w:pPr>
+      <w:r>
+        <w:rPr>
+          <w:rFonts w:ascii="Arial" w:hAnsi="Arial" w:cs="Arial"/>
+          <w:sz w:val="20"/>
+          <w:sz-cs w:val="20"/>
+          <w:b/>
+          <w:spacing w:val="0"/>
+          <w:color w:val="193C66"/>
+        </w:rPr>
+        <w:t xml:space="preserve">6. Synchronize Service — Raspberry Pi Hub Server</w:t>
       </w:r>
     </w:p>
     <w:p>
@@ -1009,7 +1009,7 @@
           <w:spacing w:val="0"/>
           <w:color w:val="262626"/>
         </w:rPr>
-        <w:t xml:space="preserve">6.2 Running the Service</w:t>
+        <w:t xml:space="preserve">6.1 Overview &amp; Architecture</w:t>
       </w:r>
     </w:p>
     <w:p>
@@ -1026,7 +1026,7 @@
           <w:spacing w:val="0"/>
           <w:color w:val="262626"/>
         </w:rPr>
-        <w:t xml:space="preserve">6.3 API Endpoints</w:t>
+        <w:t xml:space="preserve">6.2 Running the Service</w:t>
       </w:r>
     </w:p>
     <w:p>
@@ -1043,7 +1043,7 @@
           <w:spacing w:val="0"/>
           <w:color w:val="262626"/>
         </w:rPr>
-        <w:t xml:space="preserve">6.4 Database Schema</w:t>
+        <w:t xml:space="preserve">6.3 API Endpoints</w:t>
       </w:r>
     </w:p>
     <w:p>
@@ -1060,7 +1060,7 @@
           <w:spacing w:val="0"/>
           <w:color w:val="262626"/>
         </w:rPr>
-        <w:t xml:space="preserve">6.5 Device Communication Protocol</w:t>
+        <w:t xml:space="preserve">6.4 Database Schema</w:t>
       </w:r>
     </w:p>
     <w:p>
@@ -1077,7 +1077,7 @@
           <w:spacing w:val="0"/>
           <w:color w:val="262626"/>
         </w:rPr>
-        <w:t xml:space="preserve">6.6 WiFi Connectivity Tracking</w:t>
+        <w:t xml:space="preserve">6.5 Device Communication Protocol</w:t>
       </w:r>
     </w:p>
     <w:p>
@@ -1094,7 +1094,7 @@
           <w:spacing w:val="0"/>
           <w:color w:val="262626"/>
         </w:rPr>
-        <w:t xml:space="preserve">6.7 Web UI</w:t>
+        <w:t xml:space="preserve">6.6 WiFi Connectivity Tracking</w:t>
       </w:r>
     </w:p>
     <w:p>
@@ -1111,23 +1111,7 @@
           <w:spacing w:val="0"/>
           <w:color w:val="262626"/>
         </w:rPr>
-        <w:t xml:space="preserve">6.8 MicroPython Client</w:t>
-      </w:r>
-    </w:p>
-    <w:p>
-      <w:pPr>
-        <w:spacing w:after="40"/>
-      </w:pPr>
-      <w:r>
-        <w:rPr>
-          <w:rFonts w:ascii="Arial" w:hAnsi="Arial" w:cs="Arial"/>
-          <w:sz w:val="20"/>
-          <w:sz-cs w:val="20"/>
-          <w:b/>
-          <w:spacing w:val="0"/>
-          <w:color w:val="193C66"/>
-        </w:rPr>
-        <w:t xml:space="preserve">7. Software Architecture — Component Overview</w:t>
+        <w:t xml:space="preserve">6.7 Web UI</w:t>
       </w:r>
     </w:p>
     <w:p>
@@ -1144,7 +1128,23 @@
           <w:spacing w:val="0"/>
           <w:color w:val="262626"/>
         </w:rPr>
-        <w:t xml:space="preserve">7.1 System Diagram</w:t>
+        <w:t xml:space="preserve">6.8 MicroPython Client</w:t>
+      </w:r>
+    </w:p>
+    <w:p>
+      <w:pPr>
+        <w:spacing w:after="40"/>
+      </w:pPr>
+      <w:r>
+        <w:rPr>
+          <w:rFonts w:ascii="Arial" w:hAnsi="Arial" w:cs="Arial"/>
+          <w:sz w:val="20"/>
+          <w:sz-cs w:val="20"/>
+          <w:b/>
+          <w:spacing w:val="0"/>
+          <w:color w:val="193C66"/>
+        </w:rPr>
+        <w:t xml:space="preserve">7. Software Architecture — Component Overview</w:t>
       </w:r>
     </w:p>
     <w:p>
@@ -1161,7 +1161,7 @@
           <w:spacing w:val="0"/>
           <w:color w:val="262626"/>
         </w:rPr>
-        <w:t xml:space="preserve">7.2 Component 1 — Monitor App (macOS)</w:t>
+        <w:t xml:space="preserve">7.1 System Diagram</w:t>
       </w:r>
     </w:p>
     <w:p>
@@ -1178,7 +1178,7 @@
           <w:spacing w:val="0"/>
           <w:color w:val="262626"/>
         </w:rPr>
-        <w:t xml:space="preserve">7.2.1 Passive Telemetry Mode (Development Only)</w:t>
+        <w:t xml:space="preserve">7.2 Component 1 — Monitor App (macOS)</w:t>
       </w:r>
     </w:p>
     <w:p>
@@ -1195,7 +1195,7 @@
           <w:spacing w:val="0"/>
           <w:color w:val="262626"/>
         </w:rPr>
-        <w:t xml:space="preserve">7.3 Component 2 — Control App (macOS)</w:t>
+        <w:t xml:space="preserve">7.2.1 Passive Telemetry Mode (Development Only)</w:t>
       </w:r>
     </w:p>
     <w:p>
@@ -1212,7 +1212,7 @@
           <w:spacing w:val="0"/>
           <w:color w:val="262626"/>
         </w:rPr>
-        <w:t xml:space="preserve">7.4 Component 3 — Synchronize Service (Raspberry Pi)</w:t>
+        <w:t xml:space="preserve">7.3 Component 2 — Control App (macOS)</w:t>
       </w:r>
     </w:p>
     <w:p>
@@ -1229,7 +1229,7 @@
           <w:spacing w:val="0"/>
           <w:color w:val="262626"/>
         </w:rPr>
-        <w:t xml:space="preserve">7.5 Component 4 — ESP32-S3 Main Firmware (MicroPython)</w:t>
+        <w:t xml:space="preserve">7.4 Component 3 — Synchronize Service (Raspberry Pi)</w:t>
       </w:r>
     </w:p>
     <w:p>
@@ -1246,7 +1246,7 @@
           <w:spacing w:val="0"/>
           <w:color w:val="262626"/>
         </w:rPr>
-        <w:t xml:space="preserve">7.6 Component 5 — ULP Co-processor Firmware (C + RISC-V Assembly)</w:t>
+        <w:t xml:space="preserve">7.5 Component 4 — ESP32-S3 Main Firmware (MicroPython)</w:t>
       </w:r>
     </w:p>
     <w:p>
@@ -1263,7 +1263,7 @@
           <w:spacing w:val="0"/>
           <w:color w:val="262626"/>
         </w:rPr>
-        <w:t xml:space="preserve">7.7 Repository Structure</w:t>
+        <w:t xml:space="preserve">7.6 Component 5 — ULP Co-processor Firmware (C + RISC-V Assembly)</w:t>
       </w:r>
     </w:p>
     <w:p>
@@ -1280,7 +1280,7 @@
           <w:spacing w:val="0"/>
           <w:color w:val="262626"/>
         </w:rPr>
-        <w:t xml:space="preserve">7.8 Flashing the Firmware Image (MicroPython)</w:t>
+        <w:t xml:space="preserve">7.7 Repository Structure</w:t>
       </w:r>
     </w:p>
     <w:p>
@@ -1297,23 +1297,7 @@
           <w:spacing w:val="0"/>
           <w:color w:val="262626"/>
         </w:rPr>
-        <w:t xml:space="preserve">7.9 Building a New Firmware Image — the Verified Method</w:t>
-      </w:r>
-    </w:p>
-    <w:p>
-      <w:pPr>
-        <w:spacing w:after="40"/>
-      </w:pPr>
-      <w:r>
-        <w:rPr>
-          <w:rFonts w:ascii="Arial" w:hAnsi="Arial" w:cs="Arial"/>
-          <w:sz w:val="20"/>
-          <w:sz-cs w:val="20"/>
-          <w:b/>
-          <w:spacing w:val="0"/>
-          <w:color w:val="193C66"/>
-        </w:rPr>
-        <w:t xml:space="preserve">8. Open Items &amp; Design Log</w:t>
+        <w:t xml:space="preserve">7.8 Flashing the Firmware Image (MicroPython)</w:t>
       </w:r>
     </w:p>
     <w:p>
@@ -1330,7 +1314,23 @@
           <w:spacing w:val="0"/>
           <w:color w:val="262626"/>
         </w:rPr>
-        <w:t xml:space="preserve">8.1 Open Items</w:t>
+        <w:t xml:space="preserve">7.9 Building a New Firmware Image — the Verified Method</w:t>
+      </w:r>
+    </w:p>
+    <w:p>
+      <w:pPr>
+        <w:spacing w:after="40"/>
+      </w:pPr>
+      <w:r>
+        <w:rPr>
+          <w:rFonts w:ascii="Arial" w:hAnsi="Arial" w:cs="Arial"/>
+          <w:sz w:val="20"/>
+          <w:sz-cs w:val="20"/>
+          <w:b/>
+          <w:spacing w:val="0"/>
+          <w:color w:val="193C66"/>
+        </w:rPr>
+        <w:t xml:space="preserve">8. Open Items &amp; Design Log</w:t>
       </w:r>
     </w:p>
     <w:p>
@@ -1347,6 +1347,23 @@
           <w:spacing w:val="0"/>
           <w:color w:val="262626"/>
         </w:rPr>
+        <w:t xml:space="preserve">8.1 Open Items</w:t>
+      </w:r>
+    </w:p>
+    <w:p>
+      <w:pPr>
+        <w:ind w:left="360" w:first-line="-360"/>
+        <w:spacing w:after="40"/>
+      </w:pPr>
+      <w:r>
+        <w:rPr>
+          <w:rFonts w:ascii="Arial" w:hAnsi="Arial" w:cs="Arial"/>
+          <w:sz w:val="18"/>
+          <w:sz-cs w:val="18"/>
+          <w:b/>
+          <w:spacing w:val="0"/>
+          <w:color w:val="262626"/>
+        </w:rPr>
         <w:t xml:space="preserve">8.2 Session Log</w:t>
       </w:r>
     </w:p>
@@ -1481,7 +1498,7 @@
           <w:b/>
           <w:spacing w:val="0"/>
         </w:rPr>
-        <w:t xml:space="preserve">2.29</w:t>
+        <w:t xml:space="preserve">2.32</w:t>
       </w:r>
     </w:p>
     <w:p>
@@ -1511,7 +1528,7 @@
           <w:b/>
           <w:spacing w:val="0"/>
         </w:rPr>
-        <w:t xml:space="preserve">2026-07-20</w:t>
+        <w:t xml:space="preserve">2026-07-26</w:t>
       </w:r>
     </w:p>
     <w:p>
@@ -4915,6 +4932,906 @@
           <w:spacing w:val="0"/>
         </w:rPr>
         <w:t xml:space="preserve">.</w:t>
+      </w:r>
+    </w:p>
+    <w:p>
+      <w:pPr>
+        <w:spacing w:after="80"/>
+      </w:pPr>
+      <w:r>
+        <w:rPr>
+          <w:rFonts w:ascii="Arial" w:hAnsi="Arial" w:cs="Arial"/>
+          <w:sz w:val="20"/>
+          <w:sz-cs w:val="20"/>
+          <w:spacing w:val="0"/>
+        </w:rPr>
+        <w:t xml:space="preserve">2.32</w:t>
+      </w:r>
+    </w:p>
+    <w:p>
+      <w:pPr>
+        <w:spacing w:after="80"/>
+      </w:pPr>
+      <w:r>
+        <w:rPr>
+          <w:rFonts w:ascii="Arial" w:hAnsi="Arial" w:cs="Arial"/>
+          <w:sz w:val="20"/>
+          <w:sz-cs w:val="20"/>
+          <w:spacing w:val="0"/>
+        </w:rPr>
+        <w:t xml:space="preserve">2026-07-28</w:t>
+      </w:r>
+    </w:p>
+    <w:p>
+      <w:pPr>
+        <w:spacing w:after="80"/>
+      </w:pPr>
+      <w:r>
+        <w:rPr>
+          <w:rFonts w:ascii="Arial" w:hAnsi="Arial" w:cs="Arial"/>
+          <w:sz w:val="20"/>
+          <w:sz-cs w:val="20"/>
+          <w:spacing w:val="0"/>
+        </w:rPr>
+        <w:t xml:space="preserve">Claude Code</w:t>
+      </w:r>
+    </w:p>
+    <w:p>
+      <w:pPr>
+        <w:spacing w:after="80"/>
+      </w:pPr>
+      <w:r>
+        <w:rPr>
+          <w:rFonts w:ascii="Arial" w:hAnsi="Arial" w:cs="Arial"/>
+          <w:sz w:val="20"/>
+          <w:sz-cs w:val="20"/>
+          <w:b/>
+          <w:spacing w:val="0"/>
+        </w:rPr>
+        <w:t xml:space="preserve">New §5.6.4 Warm-Boot Attach — Zero-Outage In-Session Reboots</w:t>
+      </w:r>
+      <w:r>
+        <w:rPr>
+          <w:rFonts w:ascii="Arial" w:hAnsi="Arial" w:cs="Arial"/>
+          <w:sz w:val="20"/>
+          <w:sz-cs w:val="20"/>
+          <w:spacing w:val="0"/>
+        </w:rPr>
+        <w:t xml:space="preserve"> (GitHub #60 CLOSED as fixed). The owner safety requirement (“AC pumps 100% of the session; a reboot must not stop it — clotting, not battery”) is delivered: in-session WDT 30→180 s (SWR-215), warm+session-live boots ADOPT the running ULP instead of reloading it (SWR-319, health-gated, PWRON never attaches, </w:t>
+      </w:r>
+      <w:r>
+        <w:rPr>
+          <w:rFonts w:ascii="Menlo" w:hAnsi="Menlo" w:cs="Menlo"/>
+          <w:sz w:val="18"/>
+          <w:sz-cs w:val="18"/>
+          <w:spacing w:val="0"/>
+        </w:rPr>
+        <w:t xml:space="preserve">/attach_off</w:t>
+      </w:r>
+      <w:r>
+        <w:rPr>
+          <w:rFonts w:ascii="Arial" w:hAnsi="Arial" w:cs="Arial"/>
+          <w:sz w:val="20"/>
+          <w:sz-cs w:val="20"/>
+          <w:spacing w:val="0"/>
+        </w:rPr>
+        <w:t xml:space="preserve"> kill switch, DEFAULT-ON since fw 0.1.155), the RTC-I2C engine heal with per-pump motion gating and ladder-artifact reset (SWR-320, fw 0.1.152…0.1.156), and the littlefs </w:t>
+      </w:r>
+      <w:r>
+        <w:rPr>
+          <w:rFonts w:ascii="Menlo" w:hAnsi="Menlo" w:cs="Menlo"/>
+          <w:sz w:val="18"/>
+          <w:sz-cs w:val="18"/>
+          <w:spacing w:val="0"/>
+        </w:rPr>
+        <w:t xml:space="preserve">/boot.py</w:t>
+      </w:r>
+      <w:r>
+        <w:rPr>
+          <w:rFonts w:ascii="Arial" w:hAnsi="Arial" w:cs="Arial"/>
+          <w:sz w:val="20"/>
+          <w:sz-cs w:val="20"/>
+          <w:spacing w:val="0"/>
+        </w:rPr>
+        <w:t xml:space="preserve">+</w:t>
+      </w:r>
+      <w:r>
+        <w:rPr>
+          <w:rFonts w:ascii="Menlo" w:hAnsi="Menlo" w:cs="Menlo"/>
+          <w:sz w:val="18"/>
+          <w:sz-cs w:val="18"/>
+          <w:spacing w:val="0"/>
+        </w:rPr>
+        <w:t xml:space="preserve">/main.py</w:t>
+      </w:r>
+      <w:r>
+        <w:rPr>
+          <w:rFonts w:ascii="Arial" w:hAnsi="Arial" w:cs="Arial"/>
+          <w:sz w:val="20"/>
+          <w:sz-cs w:val="20"/>
+          <w:spacing w:val="0"/>
+        </w:rPr>
+        <w:t xml:space="preserve"> safe-off gate (SWR-321 — incl. the littlefs-shadows-the-image lesson). Companion fixes: dose-path syncs hard-bounded 45 s — dosing outranks telemetry (SWR-322, #61 mitigated); session pump statistics persist consumption cursors + AC monotonic-keep baseline (SWR-323, #62 CLOSED; the AC cycle documented as continuous dual-SPR). Issues #48 (SENS clock-gate blindness; fixed fw 0.1.142 + 0.1.154) and #53 (DEFEND_CLOCK INT_WDT storm; fixed by the op 1.15.0 revert + fw 0.1.139) CLOSED with test references. Requirements registry DOC 1.97 (SWR-319…323 added, all verifying; 172 requirements, 149 PASS / 0 FAIL). Acceptance: testlog 2026-07-28-007…-010 (root-cause forensics, zero-outage runs, both-gated proof, multi-attach soak).</w:t>
+      </w:r>
+    </w:p>
+    <w:p>
+      <w:pPr>
+        <w:spacing w:after="80"/>
+      </w:pPr>
+      <w:r>
+        <w:rPr>
+          <w:rFonts w:ascii="Arial" w:hAnsi="Arial" w:cs="Arial"/>
+          <w:sz w:val="20"/>
+          <w:sz-cs w:val="20"/>
+          <w:spacing w:val="0"/>
+        </w:rPr>
+        <w:t xml:space="preserve">2.31</w:t>
+      </w:r>
+    </w:p>
+    <w:p>
+      <w:pPr>
+        <w:spacing w:after="80"/>
+      </w:pPr>
+      <w:r>
+        <w:rPr>
+          <w:rFonts w:ascii="Arial" w:hAnsi="Arial" w:cs="Arial"/>
+          <w:sz w:val="20"/>
+          <w:sz-cs w:val="20"/>
+          <w:spacing w:val="0"/>
+        </w:rPr>
+        <w:t xml:space="preserve">2026-07-27</w:t>
+      </w:r>
+    </w:p>
+    <w:p>
+      <w:pPr>
+        <w:spacing w:after="80"/>
+      </w:pPr>
+      <w:r>
+        <w:rPr>
+          <w:rFonts w:ascii="Arial" w:hAnsi="Arial" w:cs="Arial"/>
+          <w:sz w:val="20"/>
+          <w:sz-cs w:val="20"/>
+          <w:spacing w:val="0"/>
+        </w:rPr>
+        <w:t xml:space="preserve">Claude Code</w:t>
+      </w:r>
+    </w:p>
+    <w:p>
+      <w:pPr>
+        <w:spacing w:after="80"/>
+      </w:pPr>
+      <w:r>
+        <w:rPr>
+          <w:rFonts w:ascii="Arial" w:hAnsi="Arial" w:cs="Arial"/>
+          <w:sz w:val="20"/>
+          <w:sz-cs w:val="20"/>
+          <w:b/>
+          <w:spacing w:val="0"/>
+        </w:rPr>
+        <w:t xml:space="preserve">Non-blocking ULP hardened and measured (ULP_Operational 1.24.0 / TestOp dev.0.22, fw 0.1.143).</w:t>
+      </w:r>
+      <w:r>
+        <w:rPr>
+          <w:rFonts w:ascii="Arial" w:hAnsi="Arial" w:cs="Arial"/>
+          <w:sz w:val="20"/>
+          <w:sz-cs w:val="20"/>
+          <w:spacing w:val="0"/>
+        </w:rPr>
+        <w:t xml:space="preserve"> Two fixes: (a) </w:t>
+      </w:r>
+      <w:r>
+        <w:rPr>
+          <w:rFonts w:ascii="Arial" w:hAnsi="Arial" w:cs="Arial"/>
+          <w:sz w:val="20"/>
+          <w:sz-cs w:val="20"/>
+          <w:b/>
+          <w:spacing w:val="0"/>
+        </w:rPr>
+        <w:t xml:space="preserve">periodic DAC re-assert</w:t>
+      </w:r>
+      <w:r>
+        <w:rPr>
+          <w:rFonts w:ascii="Arial" w:hAnsi="Arial" w:cs="Arial"/>
+          <w:sz w:val="20"/>
+          <w:sz-cs w:val="20"/>
+          <w:spacing w:val="0"/>
+        </w:rPr>
+        <w:t xml:space="preserve"> — dev.0.16 gated the regulator DAC write on value-change (the owner’s decision, retained) but silently dropped the pre-fold property that the DAC was re-written every batch, periodically re-asserting a DAC7574 that has been seen to latch, while the code comment still claimed a ≥1 Hz re-assert was kept; a counter now re-writes every 20 closed segments (~1 s). It restores parity — it is NOT a cure for a latched device, which ignores writes either way. (b) </w:t>
+      </w:r>
+      <w:r>
+        <w:rPr>
+          <w:rFonts w:ascii="Menlo" w:hAnsi="Menlo" w:cs="Menlo"/>
+          <w:sz w:val="18"/>
+          <w:sz-cs w:val="18"/>
+          <w:spacing w:val="0"/>
+        </w:rPr>
+        <w:t xml:space="preserve">_halt_ulp()</w:t>
+      </w:r>
+      <w:r>
+        <w:rPr>
+          <w:rFonts w:ascii="Arial" w:hAnsi="Arial" w:cs="Arial"/>
+          <w:sz w:val="20"/>
+          <w:sz-cs w:val="20"/>
+          <w:spacing w:val="0"/>
+        </w:rPr>
+        <w:t xml:space="preserve"> — </w:t>
+      </w:r>
+      <w:r>
+        <w:rPr>
+          <w:rFonts w:ascii="Menlo" w:hAnsi="Menlo" w:cs="Menlo"/>
+          <w:sz w:val="18"/>
+          <w:sz-cs w:val="18"/>
+          <w:spacing w:val="0"/>
+        </w:rPr>
+        <w:t xml:space="preserve">_load_and_start</w:t>
+      </w:r>
+      <w:r>
+        <w:rPr>
+          <w:rFonts w:ascii="Arial" w:hAnsi="Arial" w:cs="Arial"/>
+          <w:sz w:val="20"/>
+          <w:sz-cs w:val="20"/>
+          <w:spacing w:val="0"/>
+        </w:rPr>
+        <w:t xml:space="preserve"> rewrote .text/.data and pattern-filled the stack BEFORE resetting the core, so any </w:t>
+      </w:r>
+      <w:r>
+        <w:rPr>
+          <w:rFonts w:ascii="Menlo" w:hAnsi="Menlo" w:cs="Menlo"/>
+          <w:sz w:val="18"/>
+          <w:sz-cs w:val="18"/>
+          <w:spacing w:val="0"/>
+        </w:rPr>
+        <w:t xml:space="preserve">start()</w:t>
+      </w:r>
+      <w:r>
+        <w:rPr>
+          <w:rFonts w:ascii="Arial" w:hAnsi="Arial" w:cs="Arial"/>
+          <w:sz w:val="20"/>
+          <w:sz-cs w:val="20"/>
+          <w:spacing w:val="0"/>
+        </w:rPr>
+        <w:t xml:space="preserve"> on a live ULP corrupted it; this is a PRODUCTION path (</w:t>
+      </w:r>
+      <w:r>
+        <w:rPr>
+          <w:rFonts w:ascii="Menlo" w:hAnsi="Menlo" w:cs="Menlo"/>
+          <w:sz w:val="18"/>
+          <w:sz-cs w:val="18"/>
+          <w:spacing w:val="0"/>
+        </w:rPr>
+        <w:t xml:space="preserve">_recover_ulp</w:t>
+      </w:r>
+      <w:r>
+        <w:rPr>
+          <w:rFonts w:ascii="Arial" w:hAnsi="Arial" w:cs="Arial"/>
+          <w:sz w:val="20"/>
+          <w:sz-cs w:val="20"/>
+          <w:spacing w:val="0"/>
+        </w:rPr>
+        <w:t xml:space="preserve">, SWR-275, exists precisely because a battery device cannot be power-cycled). </w:t>
+      </w:r>
+      <w:r>
+        <w:rPr>
+          <w:rFonts w:ascii="Menlo" w:hAnsi="Menlo" w:cs="Menlo"/>
+          <w:sz w:val="18"/>
+          <w:sz-cs w:val="18"/>
+          <w:spacing w:val="0"/>
+        </w:rPr>
+        <w:t xml:space="preserve">esp32.RVULP().reset()</w:t>
+      </w:r>
+      <w:r>
+        <w:rPr>
+          <w:rFonts w:ascii="Arial" w:hAnsi="Arial" w:cs="Arial"/>
+          <w:sz w:val="20"/>
+          <w:sz-cs w:val="20"/>
+          <w:spacing w:val="0"/>
+        </w:rPr>
+        <w:t xml:space="preserve"> was MEASURED not to hold the core (1342 counts/s straight through it), so the halt starves the wake timer and POLLS </w:t>
+      </w:r>
+      <w:r>
+        <w:rPr>
+          <w:rFonts w:ascii="Menlo" w:hAnsi="Menlo" w:cs="Menlo"/>
+          <w:sz w:val="18"/>
+          <w:sz-cs w:val="18"/>
+          <w:spacing w:val="0"/>
+        </w:rPr>
+        <w:t xml:space="preserve">INITIALIZED</w:t>
+      </w:r>
+      <w:r>
+        <w:rPr>
+          <w:rFonts w:ascii="Arial" w:hAnsi="Arial" w:cs="Arial"/>
+          <w:sz w:val="20"/>
+          <w:sz-cs w:val="20"/>
+          <w:spacing w:val="0"/>
+        </w:rPr>
+        <w:t xml:space="preserve"> until it stops. A/B on one board: unprotected 2/8 iterations corrupted, protected 0/8. </w:t>
+      </w:r>
+      <w:r>
+        <w:rPr>
+          <w:rFonts w:ascii="Arial" w:hAnsi="Arial" w:cs="Arial"/>
+          <w:sz w:val="20"/>
+          <w:sz-cs w:val="20"/>
+          <w:b/>
+          <w:spacing w:val="0"/>
+        </w:rPr>
+        <w:t xml:space="preserve">Behavioural audit made machine-checked</w:t>
+      </w:r>
+      <w:r>
+        <w:rPr>
+          <w:rFonts w:ascii="Arial" w:hAnsi="Arial" w:cs="Arial"/>
+          <w:sz w:val="20"/>
+          <w:sz-cs w:val="20"/>
+          <w:spacing w:val="0"/>
+        </w:rPr>
+        <w:t xml:space="preserve"> (</w:t>
+      </w:r>
+      <w:r>
+        <w:rPr>
+          <w:rFonts w:ascii="Menlo" w:hAnsi="Menlo" w:cs="Menlo"/>
+          <w:sz w:val="18"/>
+          <w:sz-cs w:val="18"/>
+          <w:spacing w:val="0"/>
+        </w:rPr>
+        <w:t xml:space="preserve">tools/gates/audit_fold_behaviour.py</w:t>
+      </w:r>
+      <w:r>
+        <w:rPr>
+          <w:rFonts w:ascii="Arial" w:hAnsi="Arial" w:cs="Arial"/>
+          <w:sz w:val="20"/>
+          <w:sz-cs w:val="20"/>
+          <w:spacing w:val="0"/>
+        </w:rPr>
+        <w:t xml:space="preserve">): the 13 fold-vs-blocking findings now run as assertions — </w:t>
+      </w:r>
+      <w:r>
+        <w:rPr>
+          <w:rFonts w:ascii="Arial" w:hAnsi="Arial" w:cs="Arial"/>
+          <w:sz w:val="20"/>
+          <w:sz-cs w:val="20"/>
+          <w:b/>
+          <w:spacing w:val="0"/>
+        </w:rPr>
+        <w:t xml:space="preserve">8 FIXED, 4 OPEN, 1 ACCEPTED</w:t>
+      </w:r>
+      <w:r>
+        <w:rPr>
+          <w:rFonts w:ascii="Arial" w:hAnsi="Arial" w:cs="Arial"/>
+          <w:sz w:val="20"/>
+          <w:sz-cs w:val="20"/>
+          <w:spacing w:val="0"/>
+        </w:rPr>
+        <w:t xml:space="preserve">. Open: </w:t>
+      </w:r>
+      <w:r>
+        <w:rPr>
+          <w:rFonts w:ascii="Menlo" w:hAnsi="Menlo" w:cs="Menlo"/>
+          <w:sz w:val="18"/>
+          <w:sz-cs w:val="18"/>
+          <w:spacing w:val="0"/>
+        </w:rPr>
+        <w:t xml:space="preserve">test_request</w:t>
+      </w:r>
+      <w:r>
+        <w:rPr>
+          <w:rFonts w:ascii="Arial" w:hAnsi="Arial" w:cs="Arial"/>
+          <w:sz w:val="20"/>
+          <w:sz-cs w:val="20"/>
+          <w:spacing w:val="0"/>
+        </w:rPr>
+        <w:t xml:space="preserve"> served only from BP_IDLE; turn-on skip per-ARM; </w:t>
+      </w:r>
+      <w:r>
+        <w:rPr>
+          <w:rFonts w:ascii="Menlo" w:hAnsi="Menlo" w:cs="Menlo"/>
+          <w:sz w:val="18"/>
+          <w:sz-cs w:val="18"/>
+          <w:spacing w:val="0"/>
+        </w:rPr>
+        <w:t xml:space="preserve">last_pulse_count</w:t>
+      </w:r>
+      <w:r>
+        <w:rPr>
+          <w:rFonts w:ascii="Arial" w:hAnsi="Arial" w:cs="Arial"/>
+          <w:sz w:val="20"/>
+          <w:sz-cs w:val="20"/>
+          <w:spacing w:val="0"/>
+        </w:rPr>
+        <w:t xml:space="preserve"> frozen; </w:t>
+      </w:r>
+      <w:r>
+        <w:rPr>
+          <w:rFonts w:ascii="Menlo" w:hAnsi="Menlo" w:cs="Menlo"/>
+          <w:sz w:val="18"/>
+          <w:sz-cs w:val="18"/>
+          <w:spacing w:val="0"/>
+        </w:rPr>
+        <w:t xml:space="preserve">start_attempts</w:t>
+      </w:r>
+      <w:r>
+        <w:rPr>
+          <w:rFonts w:ascii="Arial" w:hAnsi="Arial" w:cs="Arial"/>
+          <w:sz w:val="20"/>
+          <w:sz-cs w:val="20"/>
+          <w:spacing w:val="0"/>
+        </w:rPr>
+        <w:t xml:space="preserve"> never incremented. Accepted (owner): the AC slice rate-limit/cap/dose-tail guards are a NON-ISSUE in the fold — they protected an in-window slice inside a blocking BP loop that no longer exists. </w:t>
+      </w:r>
+      <w:r>
+        <w:rPr>
+          <w:rFonts w:ascii="Arial" w:hAnsi="Arial" w:cs="Arial"/>
+          <w:sz w:val="20"/>
+          <w:sz-cs w:val="20"/>
+          <w:b/>
+          <w:spacing w:val="0"/>
+        </w:rPr>
+        <w:t xml:space="preserve">Evidence:</w:t>
+      </w:r>
+      <w:r>
+        <w:rPr>
+          <w:rFonts w:ascii="Arial" w:hAnsi="Arial" w:cs="Arial"/>
+          <w:sz w:val="20"/>
+          <w:sz-cs w:val="20"/>
+          <w:spacing w:val="0"/>
+        </w:rPr>
+        <w:t xml:space="preserve"> pump_suite 9/9 (10 cycles, 10 parks); a 20×2 min session 20/20 with ZERO in-session faults where dev.0.15 gave 25; a 3×30 min session 3/3 on exact cadence. Parked </w:t>
+      </w:r>
+      <w:r>
+        <w:rPr>
+          <w:rFonts w:ascii="Arial" w:hAnsi="Arial" w:cs="Arial"/>
+          <w:sz w:val="20"/>
+          <w:sz-cs w:val="20"/>
+          <w:b/>
+          <w:spacing w:val="0"/>
+        </w:rPr>
+        <w:t xml:space="preserve">dwell was REFUTED</w:t>
+      </w:r>
+      <w:r>
+        <w:rPr>
+          <w:rFonts w:ascii="Arial" w:hAnsi="Arial" w:cs="Arial"/>
+          <w:sz w:val="20"/>
+          <w:sz-cs w:val="20"/>
+          <w:spacing w:val="0"/>
+        </w:rPr>
+        <w:t xml:space="preserve"> as the stall mechanism (8× dwell range moved break-away 77→81 ms). The AC kick ladder climbing from </w:t>
+      </w:r>
+      <w:r>
+        <w:rPr>
+          <w:rFonts w:ascii="Menlo" w:hAnsi="Menlo" w:cs="Menlo"/>
+          <w:sz w:val="18"/>
+          <w:sz-cs w:val="18"/>
+          <w:spacing w:val="0"/>
+        </w:rPr>
+        <w:t xml:space="preserve">DAC_START_AC</w:t>
+      </w:r>
+      <w:r>
+        <w:rPr>
+          <w:rFonts w:ascii="Arial" w:hAnsi="Arial" w:cs="Arial"/>
+          <w:sz w:val="20"/>
+          <w:sz-cs w:val="20"/>
+          <w:spacing w:val="0"/>
+        </w:rPr>
+        <w:t xml:space="preserve">=700 to the measured ~1900 break-away is </w:t>
+      </w:r>
+      <w:r>
+        <w:rPr>
+          <w:rFonts w:ascii="Arial" w:hAnsi="Arial" w:cs="Arial"/>
+          <w:sz w:val="20"/>
+          <w:sz-cs w:val="20"/>
+          <w:b/>
+          <w:spacing w:val="0"/>
+        </w:rPr>
+        <w:t xml:space="preserve">NOT a bug</w:t>
+      </w:r>
+      <w:r>
+        <w:rPr>
+          <w:rFonts w:ascii="Arial" w:hAnsi="Arial" w:cs="Arial"/>
+          <w:sz w:val="20"/>
+          <w:sz-cs w:val="20"/>
+          <w:spacing w:val="0"/>
+        </w:rPr>
+        <w:t xml:space="preserve"> (owner ruling): it is the device learning its start power, so one </w:t>
+      </w:r>
+      <w:r>
+        <w:rPr>
+          <w:rFonts w:ascii="Menlo" w:hAnsi="Menlo" w:cs="Menlo"/>
+          <w:sz w:val="18"/>
+          <w:sz-cs w:val="18"/>
+          <w:spacing w:val="0"/>
+        </w:rPr>
+        <w:t xml:space="preserve">MOTOR_START_FAIL_AC</w:t>
+      </w:r>
+      <w:r>
+        <w:rPr>
+          <w:rFonts w:ascii="Arial" w:hAnsi="Arial" w:cs="Arial"/>
+          <w:sz w:val="20"/>
+          <w:sz-cs w:val="20"/>
+          <w:spacing w:val="0"/>
+        </w:rPr>
+        <w:t xml:space="preserve"> per boot and per SWR-275 recovery is EXPECTED and must not be scored as a device fault. Headroom 444 B against a computed 442 B gate.</w:t>
+      </w:r>
+    </w:p>
+    <w:p>
+      <w:pPr>
+        <w:spacing w:after="80"/>
+      </w:pPr>
+      <w:r>
+        <w:rPr>
+          <w:rFonts w:ascii="Arial" w:hAnsi="Arial" w:cs="Arial"/>
+          <w:sz w:val="20"/>
+          <w:sz-cs w:val="20"/>
+          <w:spacing w:val="0"/>
+        </w:rPr>
+        <w:t xml:space="preserve">2.30</w:t>
+      </w:r>
+    </w:p>
+    <w:p>
+      <w:pPr>
+        <w:spacing w:after="80"/>
+      </w:pPr>
+      <w:r>
+        <w:rPr>
+          <w:rFonts w:ascii="Arial" w:hAnsi="Arial" w:cs="Arial"/>
+          <w:sz w:val="20"/>
+          <w:sz-cs w:val="20"/>
+          <w:spacing w:val="0"/>
+        </w:rPr>
+        <w:t xml:space="preserve">2026-07-26</w:t>
+      </w:r>
+    </w:p>
+    <w:p>
+      <w:pPr>
+        <w:spacing w:after="80"/>
+      </w:pPr>
+      <w:r>
+        <w:rPr>
+          <w:rFonts w:ascii="Arial" w:hAnsi="Arial" w:cs="Arial"/>
+          <w:sz w:val="20"/>
+          <w:sz-cs w:val="20"/>
+          <w:spacing w:val="0"/>
+        </w:rPr>
+        <w:t xml:space="preserve">Claude Code</w:t>
+      </w:r>
+    </w:p>
+    <w:p>
+      <w:pPr>
+        <w:spacing w:after="80"/>
+      </w:pPr>
+      <w:r>
+        <w:rPr>
+          <w:rFonts w:ascii="Arial" w:hAnsi="Arial" w:cs="Arial"/>
+          <w:sz w:val="20"/>
+          <w:sz-cs w:val="20"/>
+          <w:spacing w:val="0"/>
+        </w:rPr>
+        <w:t xml:space="preserve">New </w:t>
+      </w:r>
+      <w:r>
+        <w:rPr>
+          <w:rFonts w:ascii="Arial" w:hAnsi="Arial" w:cs="Arial"/>
+          <w:sz w:val="20"/>
+          <w:sz-cs w:val="20"/>
+          <w:b/>
+          <w:spacing w:val="0"/>
+        </w:rPr>
+        <w:t xml:space="preserve">§5.5.1 ULP Cooperative Scheduler — Non-Blocking Continuous Loop</w:t>
+      </w:r>
+      <w:r>
+        <w:rPr>
+          <w:rFonts w:ascii="Arial" w:hAnsi="Arial" w:cs="Arial"/>
+          <w:sz w:val="20"/>
+          <w:sz-cs w:val="20"/>
+          <w:spacing w:val="0"/>
+        </w:rPr>
+        <w:t xml:space="preserve"> (</w:t>
+      </w:r>
+      <w:r>
+        <w:rPr>
+          <w:rFonts w:ascii="Arial" w:hAnsi="Arial" w:cs="Arial"/>
+          <w:sz w:val="20"/>
+          <w:sz-cs w:val="20"/>
+          <w:b/>
+          <w:spacing w:val="0"/>
+        </w:rPr>
+        <w:t xml:space="preserve">ULP_Operational 1.17.0</w:t>
+      </w:r>
+      <w:r>
+        <w:rPr>
+          <w:rFonts w:ascii="Arial" w:hAnsi="Arial" w:cs="Arial"/>
+          <w:sz w:val="20"/>
+          <w:sz-cs w:val="20"/>
+          <w:spacing w:val="0"/>
+        </w:rPr>
+        <w:t xml:space="preserve">, promoted 2026-07-26 on the owner’s call). The co-processor no longer runs the §5.5 per-wake 1 ms tick in which dose (~10 s), coast (5 s), park (≤30 s) and parking calibration each spun INTERNALLY for the whole operation and owned the ULP: it is now ONE continuous, fully non-blocking loop in which every state (</w:t>
+      </w:r>
+      <w:r>
+        <w:rPr>
+          <w:rFonts w:ascii="Menlo" w:hAnsi="Menlo" w:cs="Menlo"/>
+          <w:sz w:val="18"/>
+          <w:sz-cs w:val="18"/>
+          <w:spacing w:val="0"/>
+        </w:rPr>
+        <w:t xml:space="preserve">AC_RUNNING</w:t>
+      </w:r>
+      <w:r>
+        <w:rPr>
+          <w:rFonts w:ascii="Arial" w:hAnsi="Arial" w:cs="Arial"/>
+          <w:sz w:val="20"/>
+          <w:sz-cs w:val="20"/>
+          <w:spacing w:val="0"/>
+        </w:rPr>
+        <w:t xml:space="preserve">, </w:t>
+      </w:r>
+      <w:r>
+        <w:rPr>
+          <w:rFonts w:ascii="Menlo" w:hAnsi="Menlo" w:cs="Menlo"/>
+          <w:sz w:val="18"/>
+          <w:sz-cs w:val="18"/>
+          <w:spacing w:val="0"/>
+        </w:rPr>
+        <w:t xml:space="preserve">BP_RUNNING</w:t>
+      </w:r>
+      <w:r>
+        <w:rPr>
+          <w:rFonts w:ascii="Arial" w:hAnsi="Arial" w:cs="Arial"/>
+          <w:sz w:val="20"/>
+          <w:sz-cs w:val="20"/>
+          <w:spacing w:val="0"/>
+        </w:rPr>
+        <w:t xml:space="preserve">, dose, coast, park, park-offset, parking calibration) advances by exactly one encoder/hall read per pass through a shared per-pass core (</w:t>
+      </w:r>
+      <w:r>
+        <w:rPr>
+          <w:rFonts w:ascii="Menlo" w:hAnsi="Menlo" w:cs="Menlo"/>
+          <w:sz w:val="18"/>
+          <w:sz-cs w:val="18"/>
+          <w:spacing w:val="0"/>
+        </w:rPr>
+        <w:t xml:space="preserve">seg_pass</w:t>
+      </w:r>
+      <w:r>
+        <w:rPr>
+          <w:rFonts w:ascii="Arial" w:hAnsi="Arial" w:cs="Arial"/>
+          <w:sz w:val="20"/>
+          <w:sz-cs w:val="20"/>
+          <w:spacing w:val="0"/>
+        </w:rPr>
+        <w:t xml:space="preserve">), with the escalating spin-up kick folded per-pass too (</w:t>
+      </w:r>
+      <w:r>
+        <w:rPr>
+          <w:rFonts w:ascii="Menlo" w:hAnsi="Menlo" w:cs="Menlo"/>
+          <w:sz w:val="18"/>
+          <w:sz-cs w:val="18"/>
+          <w:spacing w:val="0"/>
+        </w:rPr>
+        <w:t xml:space="preserve">try_kick_pass</w:t>
+      </w:r>
+      <w:r>
+        <w:rPr>
+          <w:rFonts w:ascii="Arial" w:hAnsi="Arial" w:cs="Arial"/>
+          <w:sz w:val="20"/>
+          <w:sz-cs w:val="20"/>
+          <w:spacing w:val="0"/>
+        </w:rPr>
+        <w:t xml:space="preserve">) — so the ULP blocks NOWHERE. The adaptive skip ladder is preserved as a WALL-CLOCK deadline and </w:t>
+      </w:r>
+      <w:r>
+        <w:rPr>
+          <w:rFonts w:ascii="Menlo" w:hAnsi="Menlo" w:cs="Menlo"/>
+          <w:sz w:val="18"/>
+          <w:sz-cs w:val="18"/>
+          <w:spacing w:val="0"/>
+        </w:rPr>
+        <w:t xml:space="preserve">sched_idle()</w:t>
+      </w:r>
+      <w:r>
+        <w:rPr>
+          <w:rFonts w:ascii="Arial" w:hAnsi="Arial" w:cs="Arial"/>
+          <w:sz w:val="20"/>
+          <w:sz-cs w:val="20"/>
+          <w:spacing w:val="0"/>
+        </w:rPr>
+        <w:t xml:space="preserve"> sleeps the loop between measurement bursts, keeping the battery profile; the BP hall is serviced at the TOP of every pass in EVERY state (SWR-289 strict); a mid-run stall power-cycles the DAC7574 driver on a non-blocking deadline (</w:t>
+      </w:r>
+      <w:r>
+        <w:rPr>
+          <w:rFonts w:ascii="Menlo" w:hAnsi="Menlo" w:cs="Menlo"/>
+          <w:sz w:val="18"/>
+          <w:sz-cs w:val="18"/>
+          <w:spacing w:val="0"/>
+        </w:rPr>
+        <w:t xml:space="preserve">seg_recover</w:t>
+      </w:r>
+      <w:r>
+        <w:rPr>
+          <w:rFonts w:ascii="Arial" w:hAnsi="Arial" w:cs="Arial"/>
+          <w:sz w:val="20"/>
+          <w:sz-cs w:val="20"/>
+          <w:spacing w:val="0"/>
+        </w:rPr>
+        <w:t xml:space="preserve">) during which the OTHER pump is still serviced every pass (the 1.15.0 blocking version starved it for 200 ms). Parking calibration became the non-blocking </w:t>
+      </w:r>
+      <w:r>
+        <w:rPr>
+          <w:rFonts w:ascii="Menlo" w:hAnsi="Menlo" w:cs="Menlo"/>
+          <w:sz w:val="18"/>
+          <w:sz-cs w:val="18"/>
+          <w:spacing w:val="0"/>
+        </w:rPr>
+        <w:t xml:space="preserve">BP_PARK_CAL</w:t>
+      </w:r>
+      <w:r>
+        <w:rPr>
+          <w:rFonts w:ascii="Arial" w:hAnsi="Arial" w:cs="Arial"/>
+          <w:sz w:val="20"/>
+          <w:sz-cs w:val="20"/>
+          <w:spacing w:val="0"/>
+        </w:rPr>
+        <w:t xml:space="preserve"> state but keeps the EXACT SAME CPU contract (</w:t>
+      </w:r>
+      <w:r>
+        <w:rPr>
+          <w:rFonts w:ascii="Menlo" w:hAnsi="Menlo" w:cs="Menlo"/>
+          <w:sz w:val="18"/>
+          <w:sz-cs w:val="18"/>
+          <w:spacing w:val="0"/>
+        </w:rPr>
+        <w:t xml:space="preserve">test_request = TEST_DETERMINE_PARKING</w:t>
+      </w:r>
+      <w:r>
+        <w:rPr>
+          <w:rFonts w:ascii="Arial" w:hAnsi="Arial" w:cs="Arial"/>
+          <w:sz w:val="20"/>
+          <w:sz-cs w:val="20"/>
+          <w:spacing w:val="0"/>
+        </w:rPr>
+        <w:t xml:space="preserve"> → poll for </w:t>
+      </w:r>
+      <w:r>
+        <w:rPr>
+          <w:rFonts w:ascii="Menlo" w:hAnsi="Menlo" w:cs="Menlo"/>
+          <w:sz w:val="18"/>
+          <w:sz-cs w:val="18"/>
+          <w:spacing w:val="0"/>
+        </w:rPr>
+        <w:t xml:space="preserve">TEST_NONE</w:t>
+      </w:r>
+      <w:r>
+        <w:rPr>
+          <w:rFonts w:ascii="Arial" w:hAnsi="Arial" w:cs="Arial"/>
+          <w:sz w:val="20"/>
+          <w:sz-cs w:val="20"/>
+          <w:spacing w:val="0"/>
+        </w:rPr>
+        <w:t xml:space="preserve">; publishes </w:t>
+      </w:r>
+      <w:r>
+        <w:rPr>
+          <w:rFonts w:ascii="Menlo" w:hAnsi="Menlo" w:cs="Menlo"/>
+          <w:sz w:val="18"/>
+          <w:sz-cs w:val="18"/>
+          <w:spacing w:val="0"/>
+        </w:rPr>
+        <w:t xml:space="preserve">bp_hall_bracket_ticks</w:t>
+      </w:r>
+      <w:r>
+        <w:rPr>
+          <w:rFonts w:ascii="Arial" w:hAnsi="Arial" w:cs="Arial"/>
+          <w:sz w:val="20"/>
+          <w:sz-cs w:val="20"/>
+          <w:spacing w:val="0"/>
+        </w:rPr>
+        <w:t xml:space="preserve">, </w:t>
+      </w:r>
+      <w:r>
+        <w:rPr>
+          <w:rFonts w:ascii="Menlo" w:hAnsi="Menlo" w:cs="Menlo"/>
+          <w:sz w:val="18"/>
+          <w:sz-cs w:val="18"/>
+          <w:spacing w:val="0"/>
+        </w:rPr>
+        <w:t xml:space="preserve">bp_park_offset_ticks = bracket/2</w:t>
+      </w:r>
+      <w:r>
+        <w:rPr>
+          <w:rFonts w:ascii="Arial" w:hAnsi="Arial" w:cs="Arial"/>
+          <w:sz w:val="20"/>
+          <w:sz-cs w:val="20"/>
+          <w:spacing w:val="0"/>
+        </w:rPr>
+        <w:t xml:space="preserve">, </w:t>
+      </w:r>
+      <w:r>
+        <w:rPr>
+          <w:rFonts w:ascii="Menlo" w:hAnsi="Menlo" w:cs="Menlo"/>
+          <w:sz w:val="18"/>
+          <w:sz-cs w:val="18"/>
+          <w:spacing w:val="0"/>
+        </w:rPr>
+        <w:t xml:space="preserve">bp_park_enc_total</w:t>
+      </w:r>
+      <w:r>
+        <w:rPr>
+          <w:rFonts w:ascii="Arial" w:hAnsi="Arial" w:cs="Arial"/>
+          <w:sz w:val="20"/>
+          <w:sz-cs w:val="20"/>
+          <w:spacing w:val="0"/>
+        </w:rPr>
+        <w:t xml:space="preserve">) — </w:t>
+      </w:r>
+      <w:r>
+        <w:rPr>
+          <w:rFonts w:ascii="Arial" w:hAnsi="Arial" w:cs="Arial"/>
+          <w:sz w:val="20"/>
+          <w:sz-cs w:val="20"/>
+          <w:b/>
+          <w:spacing w:val="0"/>
+        </w:rPr>
+        <w:t xml:space="preserve">no firmware change was needed</w:t>
+      </w:r>
+      <w:r>
+        <w:rPr>
+          <w:rFonts w:ascii="Arial" w:hAnsi="Arial" w:cs="Arial"/>
+          <w:sz w:val="20"/>
+          <w:sz-cs w:val="20"/>
+          <w:spacing w:val="0"/>
+        </w:rPr>
+        <w:t xml:space="preserve">. Benefits: the deep call chains behind the ULP stack-overflow class (GitHub #48) are gone, AC-hall edge loss during BP blocking windows ends, and the calibration encoder-edge undercount is removed at its source. Rollback is a single macro (</w:t>
+      </w:r>
+      <w:r>
+        <w:rPr>
+          <w:rFonts w:ascii="Menlo" w:hAnsi="Menlo" w:cs="Menlo"/>
+          <w:sz w:val="18"/>
+          <w:sz-cs w:val="18"/>
+          <w:spacing w:val="0"/>
+        </w:rPr>
+        <w:t xml:space="preserve">ULP_FOLD_BUILD</w:t>
+      </w:r>
+      <w:r>
+        <w:rPr>
+          <w:rFonts w:ascii="Arial" w:hAnsi="Arial" w:cs="Arial"/>
+          <w:sz w:val="20"/>
+          <w:sz-cs w:val="20"/>
+          <w:spacing w:val="0"/>
+        </w:rPr>
+        <w:t xml:space="preserve">). The §5.5 note that the “#48 roll-in to operational ULP 1.16.0 is code-complete” is </w:t>
+      </w:r>
+      <w:r>
+        <w:rPr>
+          <w:rFonts w:ascii="Arial" w:hAnsi="Arial" w:cs="Arial"/>
+          <w:sz w:val="20"/>
+          <w:sz-cs w:val="20"/>
+          <w:b/>
+          <w:spacing w:val="0"/>
+        </w:rPr>
+        <w:t xml:space="preserve">superseded</w:t>
+      </w:r>
+      <w:r>
+        <w:rPr>
+          <w:rFonts w:ascii="Arial" w:hAnsi="Arial" w:cs="Arial"/>
+          <w:sz w:val="20"/>
+          <w:sz-cs w:val="20"/>
+          <w:spacing w:val="0"/>
+        </w:rPr>
+        <w:t xml:space="preserve">: 1.16.0 was withdrawn and is burned/quarantined (it carried the ULP-side </w:t>
+      </w:r>
+      <w:r>
+        <w:rPr>
+          <w:rFonts w:ascii="Menlo" w:hAnsi="Menlo" w:cs="Menlo"/>
+          <w:sz w:val="18"/>
+          <w:sz-cs w:val="18"/>
+          <w:spacing w:val="0"/>
+        </w:rPr>
+        <w:t xml:space="preserve">DEFEND_CLOCK</w:t>
+      </w:r>
+      <w:r>
+        <w:rPr>
+          <w:rFonts w:ascii="Arial" w:hAnsi="Arial" w:cs="Arial"/>
+          <w:sz w:val="20"/>
+          <w:sz-cs w:val="20"/>
+          <w:spacing w:val="0"/>
+        </w:rPr>
+        <w:t xml:space="preserve">, convicted as the #53 chronic-INT_WDT cause), which is why the promotion went 1.15.0 → 1.17.0.</w:t>
       </w:r>
     </w:p>
     <w:p>
@@ -24393,7 +25310,3039 @@
           <w:sz-cs w:val="22"/>
           <w:spacing w:val="0"/>
         </w:rPr>
-        <w:t xml:space="preserve"> stays frozen at last-known-good): dev.0.3 3/3 clean recovery trials vs an 11/12-blind baseline; dev.0.6 survived 7+ live WDT-recovery boots and two full sessions on 2026-07-23. Roll-in to operational ULP 1.16.0 is code-complete, gated on the stack-headroom budget decision (552 B built vs the 768 B build-gate line; the empirical canary trip line is ≤480 B). GitHub #48; SWR-114 (DOC 1.88) documents the dev track.</w:t>
+        <w:t xml:space="preserve"> stays frozen at last-known-good): dev.0.3 3/3 clean recovery trials vs an 11/12-blind baseline; dev.0.6 survived 7+ live WDT-recovery boots and two full sessions on 2026-07-23. </w:t>
+      </w:r>
+      <w:r>
+        <w:rPr>
+          <w:rFonts w:ascii="Arial" w:hAnsi="Arial" w:cs="Arial"/>
+          <w:sz w:val="22"/>
+          <w:sz-cs w:val="22"/>
+          <w:b/>
+          <w:spacing w:val="0"/>
+        </w:rPr>
+        <w:t xml:space="preserve">Superseded 2026-07-27:</w:t>
+      </w:r>
+      <w:r>
+        <w:rPr>
+          <w:rFonts w:ascii="Arial" w:hAnsi="Arial" w:cs="Arial"/>
+          <w:sz w:val="22"/>
+          <w:sz-cs w:val="22"/>
+          <w:spacing w:val="0"/>
+        </w:rPr>
+        <w:t xml:space="preserve"> operational ULP 1.16.0 was </w:t>
+      </w:r>
+      <w:r>
+        <w:rPr>
+          <w:rFonts w:ascii="Arial" w:hAnsi="Arial" w:cs="Arial"/>
+          <w:sz w:val="22"/>
+          <w:sz-cs w:val="22"/>
+          <w:b/>
+          <w:spacing w:val="0"/>
+        </w:rPr>
+        <w:t xml:space="preserve">withdrawn and quarantined</w:t>
+      </w:r>
+      <w:r>
+        <w:rPr>
+          <w:rFonts w:ascii="Arial" w:hAnsi="Arial" w:cs="Arial"/>
+          <w:sz w:val="22"/>
+          <w:sz-cs w:val="22"/>
+          <w:spacing w:val="0"/>
+        </w:rPr>
+        <w:t xml:space="preserve"> — it carried the ULP-side </w:t>
+      </w:r>
+      <w:r>
+        <w:rPr>
+          <w:rFonts w:ascii="Menlo" w:hAnsi="Menlo" w:cs="Menlo"/>
+          <w:sz w:val="18"/>
+          <w:sz-cs w:val="18"/>
+          <w:spacing w:val="0"/>
+        </w:rPr>
+        <w:t xml:space="preserve">DEFEND_CLOCK</w:t>
+      </w:r>
+      <w:r>
+        <w:rPr>
+          <w:rFonts w:ascii="Arial" w:hAnsi="Arial" w:cs="Arial"/>
+          <w:sz w:val="22"/>
+          <w:sz-cs w:val="22"/>
+          <w:spacing w:val="0"/>
+        </w:rPr>
+        <w:t xml:space="preserve">, convicted as the #53 chronic-INT_WDT cause — and the defence now lives CPU-side (</w:t>
+      </w:r>
+      <w:r>
+        <w:rPr>
+          <w:rFonts w:ascii="Menlo" w:hAnsi="Menlo" w:cs="Menlo"/>
+          <w:sz w:val="18"/>
+          <w:sz-cs w:val="18"/>
+          <w:spacing w:val="0"/>
+        </w:rPr>
+        <w:t xml:space="preserve">defend_pad_clock()</w:t>
+      </w:r>
+      <w:r>
+        <w:rPr>
+          <w:rFonts w:ascii="Arial" w:hAnsi="Arial" w:cs="Arial"/>
+          <w:sz w:val="22"/>
+          <w:sz-cs w:val="22"/>
+          <w:spacing w:val="0"/>
+        </w:rPr>
+        <w:t xml:space="preserve">, SWR-299, fw 0.1.142). The fixed 768 B build-gate line is also retired: the gate is now COMPUTED from the measured worst-case call depth (FAIL below max(need×1.3, need+64)), and the live stack low-water measured on the running board is </w:t>
+      </w:r>
+      <w:r>
+        <w:rPr>
+          <w:rFonts w:ascii="Arial" w:hAnsi="Arial" w:cs="Arial"/>
+          <w:sz w:val="22"/>
+          <w:sz-cs w:val="22"/>
+          <w:b/>
+          <w:spacing w:val="0"/>
+        </w:rPr>
+        <w:t xml:space="preserve">128 B of a 476 B probe region</w:t>
+      </w:r>
+      <w:r>
+        <w:rPr>
+          <w:rFonts w:ascii="Arial" w:hAnsi="Arial" w:cs="Arial"/>
+          <w:sz w:val="22"/>
+          <w:sz-cs w:val="22"/>
+          <w:spacing w:val="0"/>
+        </w:rPr>
+        <w:t xml:space="preserve">. GitHub #48; SWR-114 (DOC 1.88) documents the dev track.</w:t>
+      </w:r>
+    </w:p>
+    <w:p>
+      <w:pPr>
+        <w:spacing w:after="80"/>
+      </w:pPr>
+      <w:r>
+        <w:rPr>
+          <w:rFonts w:ascii="Arial" w:hAnsi="Arial" w:cs="Arial"/>
+          <w:sz w:val="26"/>
+          <w:sz-cs w:val="26"/>
+          <w:b/>
+          <w:spacing w:val="0"/>
+          <w:color w:val="2560A7"/>
+        </w:rPr>
+        <w:t xml:space="preserve">5.5.1 ULP Cooperative Scheduler — Non-Blocking Continuous Loop (ULP 1.17.0)</w:t>
+      </w:r>
+    </w:p>
+    <w:p>
+      <w:pPr>
+        <w:spacing w:after="80"/>
+      </w:pPr>
+      <w:r>
+        <w:rPr>
+          <w:rFonts w:ascii="Arial" w:hAnsi="Arial" w:cs="Arial"/>
+          <w:sz w:val="22"/>
+          <w:sz-cs w:val="22"/>
+          <w:spacing w:val="0"/>
+        </w:rPr>
+        <w:t xml:space="preserve">As of </w:t>
+      </w:r>
+      <w:r>
+        <w:rPr>
+          <w:rFonts w:ascii="Arial" w:hAnsi="Arial" w:cs="Arial"/>
+          <w:sz w:val="22"/>
+          <w:sz-cs w:val="22"/>
+          <w:b/>
+          <w:spacing w:val="0"/>
+        </w:rPr>
+        <w:t xml:space="preserve">ULP_Operational 1.17.0</w:t>
+      </w:r>
+      <w:r>
+        <w:rPr>
+          <w:rFonts w:ascii="Arial" w:hAnsi="Arial" w:cs="Arial"/>
+          <w:sz w:val="22"/>
+          <w:sz-cs w:val="22"/>
+          <w:spacing w:val="0"/>
+        </w:rPr>
+        <w:t xml:space="preserve"> (promoted 2026-07-26) the co-processor no longer executes the per-wake tick model of §5.5. The regulator is a </w:t>
+      </w:r>
+      <w:r>
+        <w:rPr>
+          <w:rFonts w:ascii="Arial" w:hAnsi="Arial" w:cs="Arial"/>
+          <w:sz w:val="22"/>
+          <w:sz-cs w:val="22"/>
+          <w:b/>
+          <w:spacing w:val="0"/>
+        </w:rPr>
+        <w:t xml:space="preserve">single continuous, fully non-blocking cooperative loop</w:t>
+      </w:r>
+      <w:r>
+        <w:rPr>
+          <w:rFonts w:ascii="Arial" w:hAnsi="Arial" w:cs="Arial"/>
+          <w:sz w:val="22"/>
+          <w:sz-cs w:val="22"/>
+          <w:spacing w:val="0"/>
+        </w:rPr>
+        <w:t xml:space="preserve">: every state — </w:t>
+      </w:r>
+      <w:r>
+        <w:rPr>
+          <w:rFonts w:ascii="Menlo" w:hAnsi="Menlo" w:cs="Menlo"/>
+          <w:sz w:val="18"/>
+          <w:sz-cs w:val="18"/>
+          <w:spacing w:val="0"/>
+        </w:rPr>
+        <w:t xml:space="preserve">AC_RUNNING</w:t>
+      </w:r>
+      <w:r>
+        <w:rPr>
+          <w:rFonts w:ascii="Arial" w:hAnsi="Arial" w:cs="Arial"/>
+          <w:sz w:val="22"/>
+          <w:sz-cs w:val="22"/>
+          <w:spacing w:val="0"/>
+        </w:rPr>
+        <w:t xml:space="preserve">, </w:t>
+      </w:r>
+      <w:r>
+        <w:rPr>
+          <w:rFonts w:ascii="Menlo" w:hAnsi="Menlo" w:cs="Menlo"/>
+          <w:sz w:val="18"/>
+          <w:sz-cs w:val="18"/>
+          <w:spacing w:val="0"/>
+        </w:rPr>
+        <w:t xml:space="preserve">BP_RUNNING</w:t>
+      </w:r>
+      <w:r>
+        <w:rPr>
+          <w:rFonts w:ascii="Arial" w:hAnsi="Arial" w:cs="Arial"/>
+          <w:sz w:val="22"/>
+          <w:sz-cs w:val="22"/>
+          <w:spacing w:val="0"/>
+        </w:rPr>
+        <w:t xml:space="preserve">, dosing, dose coast, parking, park centre-offset and parking calibration — advances by </w:t>
+      </w:r>
+      <w:r>
+        <w:rPr>
+          <w:rFonts w:ascii="Arial" w:hAnsi="Arial" w:cs="Arial"/>
+          <w:sz w:val="22"/>
+          <w:sz-cs w:val="22"/>
+          <w:b/>
+          <w:spacing w:val="0"/>
+        </w:rPr>
+        <w:t xml:space="preserve">exactly one encoder (plus hall) read per loop pass</w:t>
+      </w:r>
+      <w:r>
+        <w:rPr>
+          <w:rFonts w:ascii="Arial" w:hAnsi="Arial" w:cs="Arial"/>
+          <w:sz w:val="22"/>
+          <w:sz-cs w:val="22"/>
+          <w:spacing w:val="0"/>
+        </w:rPr>
+        <w:t xml:space="preserve"> through a shared per-pass core, so no operation can own the ULP for longer than a few microseconds. The control law, the gains, the shared-variable semantics and the CPU-facing contract are </w:t>
+      </w:r>
+      <w:r>
+        <w:rPr>
+          <w:rFonts w:ascii="Arial" w:hAnsi="Arial" w:cs="Arial"/>
+          <w:sz w:val="22"/>
+          <w:sz-cs w:val="22"/>
+          <w:b/>
+          <w:spacing w:val="0"/>
+        </w:rPr>
+        <w:t xml:space="preserve">unchanged</w:t>
+      </w:r>
+      <w:r>
+        <w:rPr>
+          <w:rFonts w:ascii="Arial" w:hAnsi="Arial" w:cs="Arial"/>
+          <w:sz w:val="22"/>
+          <w:sz-cs w:val="22"/>
+          <w:spacing w:val="0"/>
+        </w:rPr>
+        <w:t xml:space="preserve">; what changed is the execution model underneath them. The design was proven first on the TestOp dev track (dev.0.10–dev.0.13, owner-confirmed on the bench: calibration, park offset, dose, park and both pumps running) and then promoted into the shipping binary — a dev image validates the logic, but only the operational image validates the artifact, its stack headroom and its contract with the real firmware.</w:t>
+      </w:r>
+    </w:p>
+    <w:p>
+      <w:pPr>
+        <w:spacing w:after="80"/>
+      </w:pPr>
+      <w:r>
+        <w:rPr>
+          <w:rFonts w:ascii="Arial" w:hAnsi="Arial" w:cs="Arial"/>
+          <w:sz w:val="22"/>
+          <w:sz-cs w:val="22"/>
+          <w:b/>
+          <w:spacing w:val="0"/>
+        </w:rPr>
+        <w:t xml:space="preserve">What blocked before.</w:t>
+      </w:r>
+      <w:r>
+        <w:rPr>
+          <w:rFonts w:ascii="Arial" w:hAnsi="Arial" w:cs="Arial"/>
+          <w:sz w:val="22"/>
+          <w:sz-cs w:val="22"/>
+          <w:spacing w:val="0"/>
+        </w:rPr>
+        <w:t xml:space="preserve"> The 1.15.0 ULP was already a 1 ms cooperative dispatcher for steady-state regulation (</w:t>
+      </w:r>
+      <w:r>
+        <w:rPr>
+          <w:rFonts w:ascii="Menlo" w:hAnsi="Menlo" w:cs="Menlo"/>
+          <w:sz w:val="18"/>
+          <w:sz-cs w:val="18"/>
+          <w:spacing w:val="0"/>
+        </w:rPr>
+        <w:t xml:space="preserve">set_wakeup_period(1000)</w:t>
+      </w:r>
+      <w:r>
+        <w:rPr>
+          <w:rFonts w:ascii="Arial" w:hAnsi="Arial" w:cs="Arial"/>
+          <w:sz w:val="22"/>
+          <w:sz-cs w:val="22"/>
+          <w:spacing w:val="0"/>
+        </w:rPr>
+        <w:t xml:space="preserve">; each wake ran </w:t>
+      </w:r>
+      <w:r>
+        <w:rPr>
+          <w:rFonts w:ascii="Menlo" w:hAnsi="Menlo" w:cs="Menlo"/>
+          <w:sz w:val="18"/>
+          <w:sz-cs w:val="18"/>
+          <w:spacing w:val="0"/>
+        </w:rPr>
+        <w:t xml:space="preserve">ac_tick()</w:t>
+      </w:r>
+      <w:r>
+        <w:rPr>
+          <w:rFonts w:ascii="Arial" w:hAnsi="Arial" w:cs="Arial"/>
+          <w:sz w:val="22"/>
+          <w:sz-cs w:val="22"/>
+          <w:spacing w:val="0"/>
+        </w:rPr>
+        <w:t xml:space="preserve"> then </w:t>
+      </w:r>
+      <w:r>
+        <w:rPr>
+          <w:rFonts w:ascii="Menlo" w:hAnsi="Menlo" w:cs="Menlo"/>
+          <w:sz w:val="18"/>
+          <w:sz-cs w:val="18"/>
+          <w:spacing w:val="0"/>
+        </w:rPr>
+        <w:t xml:space="preserve">bp_tick()</w:t>
+      </w:r>
+      <w:r>
+        <w:rPr>
+          <w:rFonts w:ascii="Arial" w:hAnsi="Arial" w:cs="Arial"/>
+          <w:sz w:val="22"/>
+          <w:sz-cs w:val="22"/>
+          <w:spacing w:val="0"/>
+        </w:rPr>
+        <w:t xml:space="preserve"> and halted), but the blood pump’s special modes broke that model: </w:t>
+      </w:r>
+      <w:r>
+        <w:rPr>
+          <w:rFonts w:ascii="Arial" w:hAnsi="Arial" w:cs="Arial"/>
+          <w:sz w:val="22"/>
+          <w:sz-cs w:val="22"/>
+          <w:b/>
+          <w:spacing w:val="0"/>
+        </w:rPr>
+        <w:t xml:space="preserve">one</w:t>
+      </w:r>
+      <w:r>
+        <w:rPr>
+          <w:rFonts w:ascii="Arial" w:hAnsi="Arial" w:cs="Arial"/>
+          <w:sz w:val="22"/>
+          <w:sz-cs w:val="22"/>
+          <w:spacing w:val="0"/>
+        </w:rPr>
+        <w:t xml:space="preserve"> </w:t>
+      </w:r>
+      <w:r>
+        <w:rPr>
+          <w:rFonts w:ascii="Menlo" w:hAnsi="Menlo" w:cs="Menlo"/>
+          <w:sz w:val="18"/>
+          <w:sz-cs w:val="18"/>
+          <w:spacing w:val="0"/>
+        </w:rPr>
+        <w:t xml:space="preserve">bp_tick()</w:t>
+      </w:r>
+      <w:r>
+        <w:rPr>
+          <w:rFonts w:ascii="Arial" w:hAnsi="Arial" w:cs="Arial"/>
+          <w:sz w:val="22"/>
+          <w:sz-cs w:val="22"/>
+          <w:spacing w:val="0"/>
+        </w:rPr>
+        <w:t xml:space="preserve"> invocation spun internally for the </w:t>
+      </w:r>
+      <w:r>
+        <w:rPr>
+          <w:rFonts w:ascii="Arial" w:hAnsi="Arial" w:cs="Arial"/>
+          <w:sz w:val="22"/>
+          <w:sz-cs w:val="22"/>
+          <w:i/>
+          <w:spacing w:val="0"/>
+        </w:rPr>
+        <w:t xml:space="preserve">whole</w:t>
+      </w:r>
+      <w:r>
+        <w:rPr>
+          <w:rFonts w:ascii="Arial" w:hAnsi="Arial" w:cs="Arial"/>
+          <w:sz w:val="22"/>
+          <w:sz-cs w:val="22"/>
+          <w:spacing w:val="0"/>
+        </w:rPr>
+        <w:t xml:space="preserve"> operation — dose ~10 s, coast 5 s, park ≤30 s, parking calibration up to a 30 s sweep. Nothing else on the co-processor ran during those windows. The cooperative AC service of ULP 1.12.0 (SWR-271, §5.5) was a slice bolted </w:t>
+      </w:r>
+      <w:r>
+        <w:rPr>
+          <w:rFonts w:ascii="Arial" w:hAnsi="Arial" w:cs="Arial"/>
+          <w:sz w:val="22"/>
+          <w:sz-cs w:val="22"/>
+          <w:i/>
+          <w:spacing w:val="0"/>
+        </w:rPr>
+        <w:t xml:space="preserve">inside</w:t>
+      </w:r>
+      <w:r>
+        <w:rPr>
+          <w:rFonts w:ascii="Arial" w:hAnsi="Arial" w:cs="Arial"/>
+          <w:sz w:val="22"/>
+          <w:sz-cs w:val="22"/>
+          <w:spacing w:val="0"/>
+        </w:rPr>
+        <w:t xml:space="preserve"> the BP’s spin to paper over exactly this; the blocking windows are also where the deep call chains behind the stack-overflow class (GitHub #48) lived. The redesign removes the blocking window itself rather than each symptom.</w:t>
+      </w:r>
+    </w:p>
+    <w:p>
+      <w:pPr>
+        <w:spacing w:after="80"/>
+      </w:pPr>
+      <w:r>
+        <w:rPr>
+          <w:rFonts w:ascii="Arial" w:hAnsi="Arial" w:cs="Arial"/>
+          <w:sz w:val="22"/>
+          <w:sz-cs w:val="22"/>
+          <w:b/>
+          <w:spacing w:val="0"/>
+        </w:rPr>
+        <w:t xml:space="preserve">Execution model (ULP 1.17.0).</w:t>
+      </w:r>
+      <w:r>
+        <w:rPr>
+          <w:rFonts w:ascii="Arial" w:hAnsi="Arial" w:cs="Arial"/>
+          <w:sz w:val="22"/>
+          <w:sz-cs w:val="22"/>
+          <w:spacing w:val="0"/>
+        </w:rPr>
+        <w:t xml:space="preserve"> </w:t>
+      </w:r>
+      <w:r>
+        <w:rPr>
+          <w:rFonts w:ascii="Menlo" w:hAnsi="Menlo" w:cs="Menlo"/>
+          <w:sz w:val="18"/>
+          <w:sz-cs w:val="18"/>
+          <w:spacing w:val="0"/>
+        </w:rPr>
+        <w:t xml:space="preserve">main()</w:t>
+      </w:r>
+      <w:r>
+        <w:rPr>
+          <w:rFonts w:ascii="Arial" w:hAnsi="Arial" w:cs="Arial"/>
+          <w:sz w:val="22"/>
+          <w:sz-cs w:val="22"/>
+          <w:spacing w:val="0"/>
+        </w:rPr>
+        <w:t xml:space="preserve"> runs one continuous loop, servicing hall first and then both pump state machines on every pass, and returns to sleep only when nothing is measuring:</w:t>
+      </w:r>
+    </w:p>
+    <w:p>
+      <w:pPr/>
+      <w:r>
+        <w:rPr>
+          <w:rFonts w:ascii="Menlo" w:hAnsi="Menlo" w:cs="Menlo"/>
+          <w:sz w:val="18"/>
+          <w:sz-cs w:val="18"/>
+          <w:spacing w:val="0"/>
+        </w:rPr>
+        <w:t xml:space="preserve">do {</w:t>
+      </w:r>
+    </w:p>
+    <w:p>
+      <w:pPr/>
+      <w:r>
+        <w:rPr>
+          <w:rFonts w:ascii="Menlo" w:hAnsi="Menlo" w:cs="Menlo"/>
+          <w:sz w:val="18"/>
+          <w:sz-cs w:val="18"/>
+          <w:spacing w:val="0"/>
+        </w:rPr>
+        <w:t xml:space="preserve">    bp_hall_edge_service(bp_state == BP_RUNNING);  // count + timestamp EVERY pass, in EVERY state</w:t>
+      </w:r>
+    </w:p>
+    <w:p>
+      <w:pPr/>
+      <w:r>
+        <w:rPr>
+          <w:rFonts w:ascii="Menlo" w:hAnsi="Menlo" w:cs="Menlo"/>
+          <w:sz w:val="18"/>
+          <w:sz-cs w:val="18"/>
+          <w:spacing w:val="0"/>
+        </w:rPr>
+        <w:t xml:space="preserve">    ac_tick();                                     // one per-pass step, never blocks</w:t>
+      </w:r>
+    </w:p>
+    <w:p>
+      <w:pPr/>
+      <w:r>
+        <w:rPr>
+          <w:rFonts w:ascii="Menlo" w:hAnsi="Menlo" w:cs="Menlo"/>
+          <w:sz w:val="18"/>
+          <w:sz-cs w:val="18"/>
+          <w:spacing w:val="0"/>
+        </w:rPr>
+        <w:t xml:space="preserve">    bp_tick();                                     // one per-pass step, never blocks</w:t>
+      </w:r>
+    </w:p>
+    <w:p>
+      <w:pPr/>
+      <w:r>
+        <w:rPr>
+          <w:rFonts w:ascii="Menlo" w:hAnsi="Menlo" w:cs="Menlo"/>
+          <w:sz w:val="18"/>
+          <w:sz-cs w:val="18"/>
+          <w:spacing w:val="0"/>
+        </w:rPr>
+        <w:t xml:space="preserve">    initialized++;                                 // per-pass liveness (the CPU's ULP-alive check)</w:t>
+      </w:r>
+    </w:p>
+    <w:p>
+      <w:pPr/>
+      <w:r>
+        <w:rPr>
+          <w:rFonts w:ascii="Menlo" w:hAnsi="Menlo" w:cs="Menlo"/>
+          <w:sz w:val="18"/>
+          <w:sz-cs w:val="18"/>
+          <w:spacing w:val="0"/>
+        </w:rPr>
+        <w:t xml:space="preserve">    if (ulp_stack_canary clobbered) { latch; break; }</w:t>
+      </w:r>
+    </w:p>
+    <w:p>
+      <w:pPr/>
+      <w:r>
+        <w:rPr>
+          <w:rFonts w:ascii="Menlo" w:hAnsi="Menlo" w:cs="Menlo"/>
+          <w:sz w:val="18"/>
+          <w:sz-cs w:val="18"/>
+          <w:spacing w:val="0"/>
+        </w:rPr>
+        <w:t xml:space="preserve">} while (!sched_idle());                           // sleep ONE wake period only when nothing is measuring</w:t>
+      </w:r>
+    </w:p>
+    <w:p>
+      <w:pPr>
+        <w:spacing w:after="80"/>
+      </w:pPr>
+      <w:r>
+        <w:rPr>
+          <w:rFonts w:ascii="Arial" w:hAnsi="Arial" w:cs="Arial"/>
+          <w:sz w:val="20"/>
+          <w:sz-cs w:val="20"/>
+          <w:b/>
+          <w:spacing w:val="0"/>
+        </w:rPr>
+        <w:t xml:space="preserve">Operation</w:t>
+      </w:r>
+    </w:p>
+    <w:p>
+      <w:pPr>
+        <w:spacing w:after="80"/>
+      </w:pPr>
+      <w:r>
+        <w:rPr>
+          <w:rFonts w:ascii="Arial" w:hAnsi="Arial" w:cs="Arial"/>
+          <w:sz w:val="20"/>
+          <w:sz-cs w:val="20"/>
+          <w:b/>
+          <w:spacing w:val="0"/>
+        </w:rPr>
+        <w:t xml:space="preserve">ULP 1.15.0 — per-wake tick</w:t>
+      </w:r>
+    </w:p>
+    <w:p>
+      <w:pPr>
+        <w:spacing w:after="80"/>
+      </w:pPr>
+      <w:r>
+        <w:rPr>
+          <w:rFonts w:ascii="Arial" w:hAnsi="Arial" w:cs="Arial"/>
+          <w:sz w:val="20"/>
+          <w:sz-cs w:val="20"/>
+          <w:b/>
+          <w:spacing w:val="0"/>
+        </w:rPr>
+        <w:t xml:space="preserve">ULP 1.17.0 — continuous loop</w:t>
+      </w:r>
+    </w:p>
+    <w:p>
+      <w:pPr>
+        <w:spacing w:after="80"/>
+      </w:pPr>
+      <w:r>
+        <w:rPr>
+          <w:rFonts w:ascii="Arial" w:hAnsi="Arial" w:cs="Arial"/>
+          <w:sz w:val="20"/>
+          <w:sz-cs w:val="20"/>
+          <w:spacing w:val="0"/>
+        </w:rPr>
+        <w:t xml:space="preserve">AC / BP steady speed (</w:t>
+      </w:r>
+      <w:r>
+        <w:rPr>
+          <w:rFonts w:ascii="Menlo" w:hAnsi="Menlo" w:cs="Menlo"/>
+          <w:sz w:val="18"/>
+          <w:sz-cs w:val="18"/>
+          <w:spacing w:val="0"/>
+        </w:rPr>
+        <w:t xml:space="preserve">AC_RUNNING</w:t>
+      </w:r>
+      <w:r>
+        <w:rPr>
+          <w:rFonts w:ascii="Arial" w:hAnsi="Arial" w:cs="Arial"/>
+          <w:sz w:val="20"/>
+          <w:sz-cs w:val="20"/>
+          <w:spacing w:val="0"/>
+        </w:rPr>
+        <w:t xml:space="preserve">, </w:t>
+      </w:r>
+      <w:r>
+        <w:rPr>
+          <w:rFonts w:ascii="Menlo" w:hAnsi="Menlo" w:cs="Menlo"/>
+          <w:sz w:val="18"/>
+          <w:sz-cs w:val="18"/>
+          <w:spacing w:val="0"/>
+        </w:rPr>
+        <w:t xml:space="preserve">BP_RUNNING</w:t>
+      </w:r>
+      <w:r>
+        <w:rPr>
+          <w:rFonts w:ascii="Arial" w:hAnsi="Arial" w:cs="Arial"/>
+          <w:sz w:val="20"/>
+          <w:sz-cs w:val="20"/>
+          <w:spacing w:val="0"/>
+        </w:rPr>
+        <w:t xml:space="preserve">)</w:t>
+      </w:r>
+    </w:p>
+    <w:p>
+      <w:pPr>
+        <w:spacing w:after="80"/>
+      </w:pPr>
+      <w:r>
+        <w:rPr>
+          <w:rFonts w:ascii="Arial" w:hAnsi="Arial" w:cs="Arial"/>
+          <w:sz w:val="20"/>
+          <w:sz-cs w:val="20"/>
+          <w:spacing w:val="0"/>
+        </w:rPr>
+        <w:t xml:space="preserve">one bounded 16-edge measurement window per tick</w:t>
+      </w:r>
+    </w:p>
+    <w:p>
+      <w:pPr>
+        <w:spacing w:after="80"/>
+      </w:pPr>
+      <w:r>
+        <w:rPr>
+          <w:rFonts w:ascii="Menlo" w:hAnsi="Menlo" w:cs="Menlo"/>
+          <w:sz w:val="18"/>
+          <w:sz-cs w:val="18"/>
+          <w:spacing w:val="0"/>
+        </w:rPr>
+        <w:t xml:space="preserve">seg_pass()</w:t>
+      </w:r>
+      <w:r>
+        <w:rPr>
+          <w:rFonts w:ascii="Arial" w:hAnsi="Arial" w:cs="Arial"/>
+          <w:sz w:val="20"/>
+          <w:sz-cs w:val="20"/>
+          <w:spacing w:val="0"/>
+        </w:rPr>
+        <w:t xml:space="preserve"> accumulates the same 16-interval Simple-P segment across passes</w:t>
+      </w:r>
+    </w:p>
+    <w:p>
+      <w:pPr>
+        <w:spacing w:after="80"/>
+      </w:pPr>
+      <w:r>
+        <w:rPr>
+          <w:rFonts w:ascii="Arial" w:hAnsi="Arial" w:cs="Arial"/>
+          <w:sz w:val="20"/>
+          <w:sz-cs w:val="20"/>
+          <w:spacing w:val="0"/>
+        </w:rPr>
+        <w:t xml:space="preserve">Dosing (</w:t>
+      </w:r>
+      <w:r>
+        <w:rPr>
+          <w:rFonts w:ascii="Menlo" w:hAnsi="Menlo" w:cs="Menlo"/>
+          <w:sz w:val="18"/>
+          <w:sz-cs w:val="18"/>
+          <w:spacing w:val="0"/>
+        </w:rPr>
+        <w:t xml:space="preserve">BP_DOSING</w:t>
+      </w:r>
+      <w:r>
+        <w:rPr>
+          <w:rFonts w:ascii="Arial" w:hAnsi="Arial" w:cs="Arial"/>
+          <w:sz w:val="20"/>
+          <w:sz-cs w:val="20"/>
+          <w:spacing w:val="0"/>
+        </w:rPr>
+        <w:t xml:space="preserve">, ~10 s)</w:t>
+      </w:r>
+    </w:p>
+    <w:p>
+      <w:pPr>
+        <w:spacing w:after="80"/>
+      </w:pPr>
+      <w:r>
+        <w:rPr>
+          <w:rFonts w:ascii="Arial" w:hAnsi="Arial" w:cs="Arial"/>
+          <w:sz w:val="20"/>
+          <w:sz-cs w:val="20"/>
+          <w:spacing w:val="0"/>
+        </w:rPr>
+        <w:t xml:space="preserve">internal drive loop spins for the whole dose</w:t>
+      </w:r>
+    </w:p>
+    <w:p>
+      <w:pPr>
+        <w:spacing w:after="80"/>
+      </w:pPr>
+      <w:r>
+        <w:rPr>
+          <w:rFonts w:ascii="Arial" w:hAnsi="Arial" w:cs="Arial"/>
+          <w:sz w:val="20"/>
+          <w:sz-cs w:val="20"/>
+          <w:spacing w:val="0"/>
+        </w:rPr>
+        <w:t xml:space="preserve">one encoder read per pass; target-crossing is edge-exact (no window overshoot)</w:t>
+      </w:r>
+    </w:p>
+    <w:p>
+      <w:pPr>
+        <w:spacing w:after="80"/>
+      </w:pPr>
+      <w:r>
+        <w:rPr>
+          <w:rFonts w:ascii="Arial" w:hAnsi="Arial" w:cs="Arial"/>
+          <w:sz w:val="20"/>
+          <w:sz-cs w:val="20"/>
+          <w:spacing w:val="0"/>
+        </w:rPr>
+        <w:t xml:space="preserve">Dose coast (</w:t>
+      </w:r>
+      <w:r>
+        <w:rPr>
+          <w:rFonts w:ascii="Menlo" w:hAnsi="Menlo" w:cs="Menlo"/>
+          <w:sz w:val="18"/>
+          <w:sz-cs w:val="18"/>
+          <w:spacing w:val="0"/>
+        </w:rPr>
+        <w:t xml:space="preserve">BP_DOSE_COAST</w:t>
+      </w:r>
+      <w:r>
+        <w:rPr>
+          <w:rFonts w:ascii="Arial" w:hAnsi="Arial" w:cs="Arial"/>
+          <w:sz w:val="20"/>
+          <w:sz-cs w:val="20"/>
+          <w:spacing w:val="0"/>
+        </w:rPr>
+        <w:t xml:space="preserve">, 5 s)</w:t>
+      </w:r>
+    </w:p>
+    <w:p>
+      <w:pPr>
+        <w:spacing w:after="80"/>
+      </w:pPr>
+      <w:r>
+        <w:rPr>
+          <w:rFonts w:ascii="Arial" w:hAnsi="Arial" w:cs="Arial"/>
+          <w:sz w:val="20"/>
+          <w:sz-cs w:val="20"/>
+          <w:spacing w:val="0"/>
+        </w:rPr>
+        <w:t xml:space="preserve">blocking coast loop</w:t>
+      </w:r>
+    </w:p>
+    <w:p>
+      <w:pPr>
+        <w:spacing w:after="80"/>
+      </w:pPr>
+      <w:r>
+        <w:rPr>
+          <w:rFonts w:ascii="Arial" w:hAnsi="Arial" w:cs="Arial"/>
+          <w:sz w:val="20"/>
+          <w:sz-cs w:val="20"/>
+          <w:spacing w:val="0"/>
+        </w:rPr>
+        <w:t xml:space="preserve">per-pass coast against an RTC deadline</w:t>
+      </w:r>
+    </w:p>
+    <w:p>
+      <w:pPr>
+        <w:spacing w:after="80"/>
+      </w:pPr>
+      <w:r>
+        <w:rPr>
+          <w:rFonts w:ascii="Arial" w:hAnsi="Arial" w:cs="Arial"/>
+          <w:sz w:val="20"/>
+          <w:sz-cs w:val="20"/>
+          <w:spacing w:val="0"/>
+        </w:rPr>
+        <w:t xml:space="preserve">Park + centre offset (</w:t>
+      </w:r>
+      <w:r>
+        <w:rPr>
+          <w:rFonts w:ascii="Menlo" w:hAnsi="Menlo" w:cs="Menlo"/>
+          <w:sz w:val="18"/>
+          <w:sz-cs w:val="18"/>
+          <w:spacing w:val="0"/>
+        </w:rPr>
+        <w:t xml:space="preserve">BP_PARKING</w:t>
+      </w:r>
+      <w:r>
+        <w:rPr>
+          <w:rFonts w:ascii="Arial" w:hAnsi="Arial" w:cs="Arial"/>
+          <w:sz w:val="20"/>
+          <w:sz-cs w:val="20"/>
+          <w:spacing w:val="0"/>
+        </w:rPr>
+        <w:t xml:space="preserve"> / </w:t>
+      </w:r>
+      <w:r>
+        <w:rPr>
+          <w:rFonts w:ascii="Menlo" w:hAnsi="Menlo" w:cs="Menlo"/>
+          <w:sz w:val="18"/>
+          <w:sz-cs w:val="18"/>
+          <w:spacing w:val="0"/>
+        </w:rPr>
+        <w:t xml:space="preserve">BP_PARK_OFFSET</w:t>
+      </w:r>
+      <w:r>
+        <w:rPr>
+          <w:rFonts w:ascii="Arial" w:hAnsi="Arial" w:cs="Arial"/>
+          <w:sz w:val="20"/>
+          <w:sz-cs w:val="20"/>
+          <w:spacing w:val="0"/>
+        </w:rPr>
+        <w:t xml:space="preserve">, ≤30 s)</w:t>
+      </w:r>
+    </w:p>
+    <w:p>
+      <w:pPr>
+        <w:spacing w:after="80"/>
+      </w:pPr>
+      <w:r>
+        <w:rPr>
+          <w:rFonts w:ascii="Arial" w:hAnsi="Arial" w:cs="Arial"/>
+          <w:sz w:val="20"/>
+          <w:sz-cs w:val="20"/>
+          <w:spacing w:val="0"/>
+        </w:rPr>
+        <w:t xml:space="preserve">blocking drive windows to the hall crossing, then the offset coast</w:t>
+      </w:r>
+    </w:p>
+    <w:p>
+      <w:pPr>
+        <w:spacing w:after="80"/>
+      </w:pPr>
+      <w:r>
+        <w:rPr>
+          <w:rFonts w:ascii="Arial" w:hAnsi="Arial" w:cs="Arial"/>
+          <w:sz w:val="20"/>
+          <w:sz-cs w:val="20"/>
+          <w:spacing w:val="0"/>
+        </w:rPr>
+        <w:t xml:space="preserve">per-pass drive to the crossing, then per-pass offset</w:t>
+      </w:r>
+    </w:p>
+    <w:p>
+      <w:pPr>
+        <w:spacing w:after="80"/>
+      </w:pPr>
+      <w:r>
+        <w:rPr>
+          <w:rFonts w:ascii="Arial" w:hAnsi="Arial" w:cs="Arial"/>
+          <w:sz w:val="20"/>
+          <w:sz-cs w:val="20"/>
+          <w:spacing w:val="0"/>
+        </w:rPr>
+        <w:t xml:space="preserve">Parking calibration</w:t>
+      </w:r>
+    </w:p>
+    <w:p>
+      <w:pPr>
+        <w:spacing w:after="80"/>
+      </w:pPr>
+      <w:r>
+        <w:rPr>
+          <w:rFonts w:ascii="Menlo" w:hAnsi="Menlo" w:cs="Menlo"/>
+          <w:sz w:val="18"/>
+          <w:sz-cs w:val="18"/>
+          <w:spacing w:val="0"/>
+        </w:rPr>
+        <w:t xml:space="preserve">test_determine_parking()</w:t>
+      </w:r>
+      <w:r>
+        <w:rPr>
+          <w:rFonts w:ascii="Arial" w:hAnsi="Arial" w:cs="Arial"/>
+          <w:sz w:val="20"/>
+          <w:sz-cs w:val="20"/>
+          <w:spacing w:val="0"/>
+        </w:rPr>
+        <w:t xml:space="preserve"> owned the ULP for the whole 4-phase sweep</w:t>
+      </w:r>
+    </w:p>
+    <w:p>
+      <w:pPr>
+        <w:spacing w:after="80"/>
+      </w:pPr>
+      <w:r>
+        <w:rPr>
+          <w:rFonts w:ascii="Menlo" w:hAnsi="Menlo" w:cs="Menlo"/>
+          <w:sz w:val="18"/>
+          <w:sz-cs w:val="18"/>
+          <w:spacing w:val="0"/>
+        </w:rPr>
+        <w:t xml:space="preserve">BP_PARK_CAL</w:t>
+      </w:r>
+      <w:r>
+        <w:rPr>
+          <w:rFonts w:ascii="Arial" w:hAnsi="Arial" w:cs="Arial"/>
+          <w:sz w:val="20"/>
+          <w:sz-cs w:val="20"/>
+          <w:spacing w:val="0"/>
+        </w:rPr>
+        <w:t xml:space="preserve"> state (enum 6), one read per pass through the same 4 phases</w:t>
+      </w:r>
+    </w:p>
+    <w:p>
+      <w:pPr>
+        <w:spacing w:after="80"/>
+      </w:pPr>
+      <w:r>
+        <w:rPr>
+          <w:rFonts w:ascii="Arial" w:hAnsi="Arial" w:cs="Arial"/>
+          <w:sz w:val="20"/>
+          <w:sz-cs w:val="20"/>
+          <w:spacing w:val="0"/>
+        </w:rPr>
+        <w:t xml:space="preserve">Motor spin-up (the escalating kick)</w:t>
+      </w:r>
+    </w:p>
+    <w:p>
+      <w:pPr>
+        <w:spacing w:after="80"/>
+      </w:pPr>
+      <w:r>
+        <w:rPr>
+          <w:rFonts w:ascii="Menlo" w:hAnsi="Menlo" w:cs="Menlo"/>
+          <w:sz w:val="18"/>
+          <w:sz-cs w:val="18"/>
+          <w:spacing w:val="0"/>
+        </w:rPr>
+        <w:t xml:space="preserve">try_kick_start()</w:t>
+      </w:r>
+      <w:r>
+        <w:rPr>
+          <w:rFonts w:ascii="Arial" w:hAnsi="Arial" w:cs="Arial"/>
+          <w:sz w:val="20"/>
+          <w:sz-cs w:val="20"/>
+          <w:spacing w:val="0"/>
+        </w:rPr>
+        <w:t xml:space="preserve"> — blocking ≤50 ms first-edge wait</w:t>
+      </w:r>
+    </w:p>
+    <w:p>
+      <w:pPr>
+        <w:spacing w:after="80"/>
+      </w:pPr>
+      <w:r>
+        <w:rPr>
+          <w:rFonts w:ascii="Menlo" w:hAnsi="Menlo" w:cs="Menlo"/>
+          <w:sz w:val="18"/>
+          <w:sz-cs w:val="18"/>
+          <w:spacing w:val="0"/>
+        </w:rPr>
+        <w:t xml:space="preserve">try_kick_pass()</w:t>
+      </w:r>
+      <w:r>
+        <w:rPr>
+          <w:rFonts w:ascii="Arial" w:hAnsi="Arial" w:cs="Arial"/>
+          <w:sz w:val="20"/>
+          <w:sz-cs w:val="20"/>
+          <w:spacing w:val="0"/>
+        </w:rPr>
+        <w:t xml:space="preserve"> — the same escalating continuous hold, spread across passes</w:t>
+      </w:r>
+    </w:p>
+    <w:p>
+      <w:pPr>
+        <w:spacing w:after="80"/>
+      </w:pPr>
+      <w:r>
+        <w:rPr>
+          <w:rFonts w:ascii="Arial" w:hAnsi="Arial" w:cs="Arial"/>
+          <w:sz w:val="20"/>
+          <w:sz-cs w:val="20"/>
+          <w:spacing w:val="0"/>
+        </w:rPr>
+        <w:t xml:space="preserve">AC service while the BP drives</w:t>
+      </w:r>
+    </w:p>
+    <w:p>
+      <w:pPr>
+        <w:spacing w:after="80"/>
+      </w:pPr>
+      <w:r>
+        <w:rPr>
+          <w:rFonts w:ascii="Menlo" w:hAnsi="Menlo" w:cs="Menlo"/>
+          <w:sz w:val="18"/>
+          <w:sz-cs w:val="18"/>
+          <w:spacing w:val="0"/>
+        </w:rPr>
+        <w:t xml:space="preserve">ac_busy_regulate()</w:t>
+      </w:r>
+      <w:r>
+        <w:rPr>
+          <w:rFonts w:ascii="Arial" w:hAnsi="Arial" w:cs="Arial"/>
+          <w:sz w:val="20"/>
+          <w:sz-cs w:val="20"/>
+          <w:spacing w:val="0"/>
+        </w:rPr>
+        <w:t xml:space="preserve"> / </w:t>
+      </w:r>
+      <w:r>
+        <w:rPr>
+          <w:rFonts w:ascii="Menlo" w:hAnsi="Menlo" w:cs="Menlo"/>
+          <w:sz w:val="18"/>
+          <w:sz-cs w:val="18"/>
+          <w:spacing w:val="0"/>
+        </w:rPr>
+        <w:t xml:space="preserve">ac_busy_hall_service()</w:t>
+      </w:r>
+      <w:r>
+        <w:rPr>
+          <w:rFonts w:ascii="Arial" w:hAnsi="Arial" w:cs="Arial"/>
+          <w:sz w:val="20"/>
+          <w:sz-cs w:val="20"/>
+          <w:spacing w:val="0"/>
+        </w:rPr>
+        <w:t xml:space="preserve"> throttled slices </w:t>
+      </w:r>
+      <w:r>
+        <w:rPr>
+          <w:rFonts w:ascii="Arial" w:hAnsi="Arial" w:cs="Arial"/>
+          <w:sz w:val="20"/>
+          <w:sz-cs w:val="20"/>
+          <w:i/>
+          <w:spacing w:val="0"/>
+        </w:rPr>
+        <w:t xml:space="preserve">inside</w:t>
+      </w:r>
+      <w:r>
+        <w:rPr>
+          <w:rFonts w:ascii="Arial" w:hAnsi="Arial" w:cs="Arial"/>
+          <w:sz w:val="20"/>
+          <w:sz-cs w:val="20"/>
+          <w:spacing w:val="0"/>
+        </w:rPr>
+        <w:t xml:space="preserve"> the BP spin (SWR-271)</w:t>
+      </w:r>
+    </w:p>
+    <w:p>
+      <w:pPr>
+        <w:spacing w:after="80"/>
+      </w:pPr>
+      <w:r>
+        <w:rPr>
+          <w:rFonts w:ascii="Arial" w:hAnsi="Arial" w:cs="Arial"/>
+          <w:sz w:val="20"/>
+          <w:sz-cs w:val="20"/>
+          <w:spacing w:val="0"/>
+        </w:rPr>
+        <w:t xml:space="preserve">not needed — </w:t>
+      </w:r>
+      <w:r>
+        <w:rPr>
+          <w:rFonts w:ascii="Menlo" w:hAnsi="Menlo" w:cs="Menlo"/>
+          <w:sz w:val="18"/>
+          <w:sz-cs w:val="18"/>
+          <w:spacing w:val="0"/>
+        </w:rPr>
+        <w:t xml:space="preserve">ac_tick()</w:t>
+      </w:r>
+      <w:r>
+        <w:rPr>
+          <w:rFonts w:ascii="Arial" w:hAnsi="Arial" w:cs="Arial"/>
+          <w:sz w:val="20"/>
+          <w:sz-cs w:val="20"/>
+          <w:spacing w:val="0"/>
+        </w:rPr>
+        <w:t xml:space="preserve"> runs on every pass; both helpers are deleted</w:t>
+      </w:r>
+    </w:p>
+    <w:p>
+      <w:pPr>
+        <w:spacing w:after="80"/>
+      </w:pPr>
+      <w:r>
+        <w:rPr>
+          <w:rFonts w:ascii="Arial" w:hAnsi="Arial" w:cs="Arial"/>
+          <w:sz w:val="22"/>
+          <w:sz-cs w:val="22"/>
+          <w:b/>
+          <w:spacing w:val="0"/>
+        </w:rPr>
+        <w:t xml:space="preserve">The per-pass drive core (</w:t>
+      </w:r>
+      <w:r>
+        <w:rPr>
+          <w:rFonts w:ascii="Menlo" w:hAnsi="Menlo" w:cs="Menlo"/>
+          <w:sz w:val="18"/>
+          <w:sz-cs w:val="18"/>
+          <w:spacing w:val="0"/>
+        </w:rPr>
+        <w:t xml:space="preserve">seg_pass</w:t>
+      </w:r>
+      <w:r>
+        <w:rPr>
+          <w:rFonts w:ascii="Arial" w:hAnsi="Arial" w:cs="Arial"/>
+          <w:sz w:val="22"/>
+          <w:sz-cs w:val="22"/>
+          <w:b/>
+          <w:spacing w:val="0"/>
+        </w:rPr>
+        <w:t xml:space="preserve">).</w:t>
+      </w:r>
+      <w:r>
+        <w:rPr>
+          <w:rFonts w:ascii="Arial" w:hAnsi="Arial" w:cs="Arial"/>
+          <w:sz w:val="22"/>
+          <w:sz-cs w:val="22"/>
+          <w:spacing w:val="0"/>
+        </w:rPr>
+        <w:t xml:space="preserve"> One generic primitive serves every moving state, bound to each pump by thin </w:t>
+      </w:r>
+      <w:r>
+        <w:rPr>
+          <w:rFonts w:ascii="Menlo" w:hAnsi="Menlo" w:cs="Menlo"/>
+          <w:sz w:val="18"/>
+          <w:sz-cs w:val="18"/>
+          <w:spacing w:val="0"/>
+        </w:rPr>
+        <w:t xml:space="preserve">bp_drive_pass</w:t>
+      </w:r>
+      <w:r>
+        <w:rPr>
+          <w:rFonts w:ascii="Arial" w:hAnsi="Arial" w:cs="Arial"/>
+          <w:sz w:val="22"/>
+          <w:sz-cs w:val="22"/>
+          <w:spacing w:val="0"/>
+        </w:rPr>
+        <w:t xml:space="preserve">/</w:t>
+      </w:r>
+      <w:r>
+        <w:rPr>
+          <w:rFonts w:ascii="Menlo" w:hAnsi="Menlo" w:cs="Menlo"/>
+          <w:sz w:val="18"/>
+          <w:sz-cs w:val="18"/>
+          <w:spacing w:val="0"/>
+        </w:rPr>
+        <w:t xml:space="preserve">ac_drive_pass</w:t>
+      </w:r>
+      <w:r>
+        <w:rPr>
+          <w:rFonts w:ascii="Arial" w:hAnsi="Arial" w:cs="Arial"/>
+          <w:sz w:val="22"/>
+          <w:sz-cs w:val="22"/>
+          <w:spacing w:val="0"/>
+        </w:rPr>
+        <w:t xml:space="preserve"> wrappers. It reads the encoder once; on a rising edge it accumulates a Simple-P segment of </w:t>
+      </w:r>
+      <w:r>
+        <w:rPr>
+          <w:rFonts w:ascii="Menlo" w:hAnsi="Menlo" w:cs="Menlo"/>
+          <w:sz w:val="18"/>
+          <w:sz-cs w:val="18"/>
+          <w:spacing w:val="0"/>
+        </w:rPr>
+        <w:t xml:space="preserve">op_p_pulse_count</w:t>
+      </w:r>
+      <w:r>
+        <w:rPr>
+          <w:rFonts w:ascii="Arial" w:hAnsi="Arial" w:cs="Arial"/>
+          <w:sz w:val="22"/>
+          <w:sz-cs w:val="22"/>
+          <w:spacing w:val="0"/>
+        </w:rPr>
+        <w:t xml:space="preserve"> = 16 intervals and, when the segment closes, applies the </w:t>
+      </w:r>
+      <w:r>
+        <w:rPr>
+          <w:rFonts w:ascii="Arial" w:hAnsi="Arial" w:cs="Arial"/>
+          <w:sz w:val="22"/>
+          <w:sz-cs w:val="22"/>
+          <w:b/>
+          <w:spacing w:val="0"/>
+        </w:rPr>
+        <w:t xml:space="preserve">unchanged</w:t>
+      </w:r>
+      <w:r>
+        <w:rPr>
+          <w:rFonts w:ascii="Arial" w:hAnsi="Arial" w:cs="Arial"/>
+          <w:sz w:val="22"/>
+          <w:sz-cs w:val="22"/>
+          <w:spacing w:val="0"/>
+        </w:rPr>
+        <w:t xml:space="preserve"> </w:t>
+      </w:r>
+      <w:r>
+        <w:rPr>
+          <w:rFonts w:ascii="Menlo" w:hAnsi="Menlo" w:cs="Menlo"/>
+          <w:sz w:val="18"/>
+          <w:sz-cs w:val="18"/>
+          <w:spacing w:val="0"/>
+        </w:rPr>
+        <w:t xml:space="preserve">run_simple_p()</w:t>
+      </w:r>
+      <w:r>
+        <w:rPr>
+          <w:rFonts w:ascii="Arial" w:hAnsi="Arial" w:cs="Arial"/>
+          <w:sz w:val="22"/>
+          <w:sz-cs w:val="22"/>
+          <w:spacing w:val="0"/>
+        </w:rPr>
+        <w:t xml:space="preserve"> law (§5.5) and writes the DAC. Because the loop polls at roughly </w:t>
+      </w:r>
+      <w:r>
+        <w:rPr>
+          <w:rFonts w:ascii="Arial" w:hAnsi="Arial" w:cs="Arial"/>
+          <w:sz w:val="22"/>
+          <w:sz-cs w:val="22"/>
+          <w:b/>
+          <w:spacing w:val="0"/>
+        </w:rPr>
+        <w:t xml:space="preserve">20 kHz</w:t>
+      </w:r>
+      <w:r>
+        <w:rPr>
+          <w:rFonts w:ascii="Arial" w:hAnsi="Arial" w:cs="Arial"/>
+          <w:sz w:val="22"/>
+          <w:sz-cs w:val="22"/>
+          <w:spacing w:val="0"/>
+        </w:rPr>
+        <w:t xml:space="preserve"> — orders of magnitude faster than encoder edges arrive at operating speed — edge counting is </w:t>
+      </w:r>
+      <w:r>
+        <w:rPr>
+          <w:rFonts w:ascii="Arial" w:hAnsi="Arial" w:cs="Arial"/>
+          <w:sz w:val="22"/>
+          <w:sz-cs w:val="22"/>
+          <w:b/>
+          <w:spacing w:val="0"/>
+        </w:rPr>
+        <w:t xml:space="preserve">gap-free</w:t>
+      </w:r>
+      <w:r>
+        <w:rPr>
+          <w:rFonts w:ascii="Arial" w:hAnsi="Arial" w:cs="Arial"/>
+          <w:sz w:val="22"/>
+          <w:sz-cs w:val="22"/>
+          <w:spacing w:val="0"/>
+        </w:rPr>
+        <w:t xml:space="preserve"> and every MoveTo target is crossed exactly, where the old bounded windows both left inter-window gaps and could overshoot. Stall detection is unchanged in meaning: </w:t>
+      </w:r>
+      <w:r>
+        <w:rPr>
+          <w:rFonts w:ascii="Menlo" w:hAnsi="Menlo" w:cs="Menlo"/>
+          <w:sz w:val="18"/>
+          <w:sz-cs w:val="18"/>
+          <w:spacing w:val="0"/>
+        </w:rPr>
+        <w:t xml:space="preserve">seg_stalled()</w:t>
+      </w:r>
+      <w:r>
+        <w:rPr>
+          <w:rFonts w:ascii="Arial" w:hAnsi="Arial" w:cs="Arial"/>
+          <w:sz w:val="22"/>
+          <w:sz-cs w:val="22"/>
+          <w:spacing w:val="0"/>
+        </w:rPr>
+        <w:t xml:space="preserve"> reports no encoder edge within the SPR-scaled first-edge window (§5.5, ~50 ms floor).</w:t>
+      </w:r>
+    </w:p>
+    <w:p>
+      <w:pPr>
+        <w:spacing w:after="80"/>
+      </w:pPr>
+      <w:r>
+        <w:rPr>
+          <w:rFonts w:ascii="Arial" w:hAnsi="Arial" w:cs="Arial"/>
+          <w:sz w:val="22"/>
+          <w:sz-cs w:val="22"/>
+          <w:b/>
+          <w:spacing w:val="0"/>
+        </w:rPr>
+        <w:t xml:space="preserve">The spin-up kick is per-pass as well (</w:t>
+      </w:r>
+      <w:r>
+        <w:rPr>
+          <w:rFonts w:ascii="Menlo" w:hAnsi="Menlo" w:cs="Menlo"/>
+          <w:sz w:val="18"/>
+          <w:sz-cs w:val="18"/>
+          <w:spacing w:val="0"/>
+        </w:rPr>
+        <w:t xml:space="preserve">try_kick_pass</w:t>
+      </w:r>
+      <w:r>
+        <w:rPr>
+          <w:rFonts w:ascii="Arial" w:hAnsi="Arial" w:cs="Arial"/>
+          <w:sz w:val="22"/>
+          <w:sz-cs w:val="22"/>
+          <w:b/>
+          <w:spacing w:val="0"/>
+        </w:rPr>
+        <w:t xml:space="preserve">).</w:t>
+      </w:r>
+      <w:r>
+        <w:rPr>
+          <w:rFonts w:ascii="Arial" w:hAnsi="Arial" w:cs="Arial"/>
+          <w:sz w:val="22"/>
+          <w:sz-cs w:val="22"/>
+          <w:spacing w:val="0"/>
+        </w:rPr>
+        <w:t xml:space="preserve"> The load-bearing adaptive kick that breaks the sealed dead-point free (SWR-132, ULP 1.9.0 “the kick holds the drive”) keeps its exact behaviour — drive at </w:t>
+      </w:r>
+      <w:r>
+        <w:rPr>
+          <w:rFonts w:ascii="Menlo" w:hAnsi="Menlo" w:cs="Menlo"/>
+          <w:sz w:val="18"/>
+          <w:sz-cs w:val="18"/>
+          <w:spacing w:val="0"/>
+        </w:rPr>
+        <w:t xml:space="preserve">bp_dac_start</w:t>
+      </w:r>
+      <w:r>
+        <w:rPr>
+          <w:rFonts w:ascii="Arial" w:hAnsi="Arial" w:cs="Arial"/>
+          <w:sz w:val="22"/>
+          <w:sz-cs w:val="22"/>
+          <w:spacing w:val="0"/>
+        </w:rPr>
+        <w:t xml:space="preserve">, and every ~50 ms without a first edge escalate the start power (persisted) while the motor stays energized — but the 50 ms wait is now spread across loop passes instead of a blocking sample. With no caller left, the linker reclaims </w:t>
+      </w:r>
+      <w:r>
+        <w:rPr>
+          <w:rFonts w:ascii="Menlo" w:hAnsi="Menlo" w:cs="Menlo"/>
+          <w:sz w:val="18"/>
+          <w:sz-cs w:val="18"/>
+          <w:spacing w:val="0"/>
+        </w:rPr>
+        <w:t xml:space="preserve">try_kick_start()</w:t>
+      </w:r>
+      <w:r>
+        <w:rPr>
+          <w:rFonts w:ascii="Arial" w:hAnsi="Arial" w:cs="Arial"/>
+          <w:sz w:val="22"/>
+          <w:sz-cs w:val="22"/>
+          <w:spacing w:val="0"/>
+        </w:rPr>
+        <w:t xml:space="preserve"> and </w:t>
+      </w:r>
+      <w:r>
+        <w:rPr>
+          <w:rFonts w:ascii="Menlo" w:hAnsi="Menlo" w:cs="Menlo"/>
+          <w:sz w:val="18"/>
+          <w:sz-cs w:val="18"/>
+          <w:spacing w:val="0"/>
+        </w:rPr>
+        <w:t xml:space="preserve">sample_encoder()</w:t>
+      </w:r>
+      <w:r>
+        <w:rPr>
+          <w:rFonts w:ascii="Arial" w:hAnsi="Arial" w:cs="Arial"/>
+          <w:sz w:val="22"/>
+          <w:sz-cs w:val="22"/>
+          <w:spacing w:val="0"/>
+        </w:rPr>
+        <w:t xml:space="preserve">: </w:t>
+      </w:r>
+      <w:r>
+        <w:rPr>
+          <w:rFonts w:ascii="Arial" w:hAnsi="Arial" w:cs="Arial"/>
+          <w:sz w:val="22"/>
+          <w:sz-cs w:val="22"/>
+          <w:b/>
+          <w:spacing w:val="0"/>
+        </w:rPr>
+        <w:t xml:space="preserve">the ULP blocks nowhere</w:t>
+      </w:r>
+      <w:r>
+        <w:rPr>
+          <w:rFonts w:ascii="Arial" w:hAnsi="Arial" w:cs="Arial"/>
+          <w:sz w:val="22"/>
+          <w:sz-cs w:val="22"/>
+          <w:spacing w:val="0"/>
+        </w:rPr>
+        <w:t xml:space="preserve">.</w:t>
+      </w:r>
+    </w:p>
+    <w:p>
+      <w:pPr>
+        <w:spacing w:after="80"/>
+      </w:pPr>
+      <w:r>
+        <w:rPr>
+          <w:rFonts w:ascii="Arial" w:hAnsi="Arial" w:cs="Arial"/>
+          <w:sz w:val="22"/>
+          <w:sz-cs w:val="22"/>
+          <w:b/>
+          <w:spacing w:val="0"/>
+        </w:rPr>
+        <w:t xml:space="preserve">Skip ladder as a wall-clock deadline, and </w:t>
+      </w:r>
+      <w:r>
+        <w:rPr>
+          <w:rFonts w:ascii="Menlo" w:hAnsi="Menlo" w:cs="Menlo"/>
+          <w:sz w:val="18"/>
+          <w:sz-cs w:val="18"/>
+          <w:spacing w:val="0"/>
+        </w:rPr>
+        <w:t xml:space="preserve">sched_idle()</w:t>
+      </w:r>
+      <w:r>
+        <w:rPr>
+          <w:rFonts w:ascii="Arial" w:hAnsi="Arial" w:cs="Arial"/>
+          <w:sz w:val="22"/>
+          <w:sz-cs w:val="22"/>
+          <w:b/>
+          <w:spacing w:val="0"/>
+        </w:rPr>
+        <w:t xml:space="preserve">.</w:t>
+      </w:r>
+      <w:r>
+        <w:rPr>
+          <w:rFonts w:ascii="Arial" w:hAnsi="Arial" w:cs="Arial"/>
+          <w:sz w:val="22"/>
+          <w:sz-cs w:val="22"/>
+          <w:spacing w:val="0"/>
+        </w:rPr>
+        <w:t xml:space="preserve"> The adaptive skip ladder of §5.5 is preserved — a purely continuous loop would spin the CPU whenever a pump ran, a real battery regression. In folded </w:t>
+      </w:r>
+      <w:r>
+        <w:rPr>
+          <w:rFonts w:ascii="Menlo" w:hAnsi="Menlo" w:cs="Menlo"/>
+          <w:sz w:val="18"/>
+          <w:sz-cs w:val="18"/>
+          <w:spacing w:val="0"/>
+        </w:rPr>
+        <w:t xml:space="preserve">AC_RUNNING</w:t>
+      </w:r>
+      <w:r>
+        <w:rPr>
+          <w:rFonts w:ascii="Arial" w:hAnsi="Arial" w:cs="Arial"/>
+          <w:sz w:val="22"/>
+          <w:sz-cs w:val="22"/>
+          <w:spacing w:val="0"/>
+        </w:rPr>
+        <w:t xml:space="preserve">/</w:t>
+      </w:r>
+      <w:r>
+        <w:rPr>
+          <w:rFonts w:ascii="Menlo" w:hAnsi="Menlo" w:cs="Menlo"/>
+          <w:sz w:val="18"/>
+          <w:sz-cs w:val="18"/>
+          <w:spacing w:val="0"/>
+        </w:rPr>
+        <w:t xml:space="preserve">BP_RUNNING</w:t>
+      </w:r>
+      <w:r>
+        <w:rPr>
+          <w:rFonts w:ascii="Arial" w:hAnsi="Arial" w:cs="Arial"/>
+          <w:sz w:val="22"/>
+          <w:sz-cs w:val="22"/>
+          <w:spacing w:val="0"/>
+        </w:rPr>
+        <w:t xml:space="preserve">, after each closed Simple-P segment the encoder is held off for the ladder interval expressed as a </w:t>
+      </w:r>
+      <w:r>
+        <w:rPr>
+          <w:rFonts w:ascii="Arial" w:hAnsi="Arial" w:cs="Arial"/>
+          <w:sz w:val="22"/>
+          <w:sz-cs w:val="22"/>
+          <w:b/>
+          <w:spacing w:val="0"/>
+        </w:rPr>
+        <w:t xml:space="preserve">wall-clock deadline</w:t>
+      </w:r>
+      <w:r>
+        <w:rPr>
+          <w:rFonts w:ascii="Arial" w:hAnsi="Arial" w:cs="Arial"/>
+          <w:sz w:val="22"/>
+          <w:sz-cs w:val="22"/>
+          <w:spacing w:val="0"/>
+        </w:rPr>
+        <w:t xml:space="preserve"> (</w:t>
+      </w:r>
+      <w:r>
+        <w:rPr>
+          <w:rFonts w:ascii="Menlo" w:hAnsi="Menlo" w:cs="Menlo"/>
+          <w:sz w:val="18"/>
+          <w:sz-cs w:val="18"/>
+          <w:spacing w:val="0"/>
+        </w:rPr>
+        <w:t xml:space="preserve">*_skip_hold_until</w:t>
+      </w:r>
+      <w:r>
+        <w:rPr>
+          <w:rFonts w:ascii="Arial" w:hAnsi="Arial" w:cs="Arial"/>
+          <w:sz w:val="22"/>
+          <w:sz-cs w:val="22"/>
+          <w:spacing w:val="0"/>
+        </w:rPr>
+        <w:t xml:space="preserve">), </w:t>
+      </w:r>
+      <w:r>
+        <w:rPr>
+          <w:rFonts w:ascii="Arial" w:hAnsi="Arial" w:cs="Arial"/>
+          <w:sz w:val="22"/>
+          <w:sz-cs w:val="22"/>
+          <w:i/>
+          <w:spacing w:val="0"/>
+        </w:rPr>
+        <w:t xml:space="preserve">not</w:t>
+      </w:r>
+      <w:r>
+        <w:rPr>
+          <w:rFonts w:ascii="Arial" w:hAnsi="Arial" w:cs="Arial"/>
+          <w:sz w:val="22"/>
+          <w:sz-cs w:val="22"/>
+          <w:spacing w:val="0"/>
+        </w:rPr>
+        <w:t xml:space="preserve"> a pass count: a count would blow through while the </w:t>
+      </w:r>
+      <w:r>
+        <w:rPr>
+          <w:rFonts w:ascii="Arial" w:hAnsi="Arial" w:cs="Arial"/>
+          <w:sz w:val="22"/>
+          <w:sz-cs w:val="22"/>
+          <w:i/>
+          <w:spacing w:val="0"/>
+        </w:rPr>
+        <w:t xml:space="preserve">other</w:t>
+      </w:r>
+      <w:r>
+        <w:rPr>
+          <w:rFonts w:ascii="Arial" w:hAnsi="Arial" w:cs="Arial"/>
+          <w:sz w:val="22"/>
+          <w:sz-cs w:val="22"/>
+          <w:spacing w:val="0"/>
+        </w:rPr>
+        <w:t xml:space="preserve"> pump keeps the loop spinning. </w:t>
+      </w:r>
+      <w:r>
+        <w:rPr>
+          <w:rFonts w:ascii="Menlo" w:hAnsi="Menlo" w:cs="Menlo"/>
+          <w:sz w:val="18"/>
+          <w:sz-cs w:val="18"/>
+          <w:spacing w:val="0"/>
+        </w:rPr>
+        <w:t xml:space="preserve">sched_idle()</w:t>
+      </w:r>
+      <w:r>
+        <w:rPr>
+          <w:rFonts w:ascii="Arial" w:hAnsi="Arial" w:cs="Arial"/>
+          <w:sz w:val="22"/>
+          <w:sz-cs w:val="22"/>
+          <w:spacing w:val="0"/>
+        </w:rPr>
+        <w:t xml:space="preserve"> returns true — sleep one wake period — whenever every active pump is idle or inside a skip-hold or a recovery hold, and false only while a pump is actively measuring. The loop therefore </w:t>
+      </w:r>
+      <w:r>
+        <w:rPr>
+          <w:rFonts w:ascii="Arial" w:hAnsi="Arial" w:cs="Arial"/>
+          <w:sz w:val="22"/>
+          <w:sz-cs w:val="22"/>
+          <w:b/>
+          <w:spacing w:val="0"/>
+        </w:rPr>
+        <w:t xml:space="preserve">bursts fast to catch its N edges, then sleeps through the hold</w:t>
+      </w:r>
+      <w:r>
+        <w:rPr>
+          <w:rFonts w:ascii="Arial" w:hAnsi="Arial" w:cs="Arial"/>
+          <w:sz w:val="22"/>
+          <w:sz-cs w:val="22"/>
+          <w:spacing w:val="0"/>
+        </w:rPr>
+        <w:t xml:space="preserve">, restoring the pre-fold power cadence; hall is still serviced on every wake. Dosing, park and calibration never skip, so they stay edge-exact.</w:t>
+      </w:r>
+    </w:p>
+    <w:p>
+      <w:pPr>
+        <w:spacing w:after="80"/>
+      </w:pPr>
+      <w:r>
+        <w:rPr>
+          <w:rFonts w:ascii="Arial" w:hAnsi="Arial" w:cs="Arial"/>
+          <w:sz w:val="22"/>
+          <w:sz-cs w:val="22"/>
+          <w:b/>
+          <w:spacing w:val="0"/>
+        </w:rPr>
+        <w:t xml:space="preserve">Hall serviced at the top of every pass, in every state (SWR-289 strict).</w:t>
+      </w:r>
+      <w:r>
+        <w:rPr>
+          <w:rFonts w:ascii="Arial" w:hAnsi="Arial" w:cs="Arial"/>
+          <w:sz w:val="22"/>
+          <w:sz-cs w:val="22"/>
+          <w:spacing w:val="0"/>
+        </w:rPr>
+        <w:t xml:space="preserve"> </w:t>
+      </w:r>
+      <w:r>
+        <w:rPr>
+          <w:rFonts w:ascii="Menlo" w:hAnsi="Menlo" w:cs="Menlo"/>
+          <w:sz w:val="18"/>
+          <w:sz-cs w:val="18"/>
+          <w:spacing w:val="0"/>
+        </w:rPr>
+        <w:t xml:space="preserve">bp_hall_edge_service()</w:t>
+      </w:r>
+      <w:r>
+        <w:rPr>
+          <w:rFonts w:ascii="Arial" w:hAnsi="Arial" w:cs="Arial"/>
+          <w:sz w:val="22"/>
+          <w:sz-cs w:val="22"/>
+          <w:spacing w:val="0"/>
+        </w:rPr>
+        <w:t xml:space="preserve"> is hoisted to the loop top and called once per pass regardless of state, so the ULP-owned crossing ring — and therefore the CPU’s length-7 deque (§5.6.3) — is updated on </w:t>
+      </w:r>
+      <w:r>
+        <w:rPr>
+          <w:rFonts w:ascii="Arial" w:hAnsi="Arial" w:cs="Arial"/>
+          <w:sz w:val="22"/>
+          <w:sz-cs w:val="22"/>
+          <w:b/>
+          <w:spacing w:val="0"/>
+        </w:rPr>
+        <w:t xml:space="preserve">every</w:t>
+      </w:r>
+      <w:r>
+        <w:rPr>
+          <w:rFonts w:ascii="Arial" w:hAnsi="Arial" w:cs="Arial"/>
+          <w:sz w:val="22"/>
+          <w:sz-cs w:val="22"/>
+          <w:spacing w:val="0"/>
+        </w:rPr>
+        <w:t xml:space="preserve"> hall tick, including crossings that occur during dosing, coast, park-offset and calibration. Counting is unconditional; the CPU wake stays gated to </w:t>
+      </w:r>
+      <w:r>
+        <w:rPr>
+          <w:rFonts w:ascii="Menlo" w:hAnsi="Menlo" w:cs="Menlo"/>
+          <w:sz w:val="18"/>
+          <w:sz-cs w:val="18"/>
+          <w:spacing w:val="0"/>
+        </w:rPr>
+        <w:t xml:space="preserve">BP_RUNNING</w:t>
+      </w:r>
+      <w:r>
+        <w:rPr>
+          <w:rFonts w:ascii="Arial" w:hAnsi="Arial" w:cs="Arial"/>
+          <w:sz w:val="22"/>
+          <w:sz-cs w:val="22"/>
+          <w:spacing w:val="0"/>
+        </w:rPr>
+        <w:t xml:space="preserve"> (the §5.5 / issue #46 semantics of 1.15.0). Because hall also runs on the ~1 ms sleep wakes, it is never blind for longer than one wake period. On the bench a dose longer than one revolution ticked </w:t>
+      </w:r>
+      <w:r>
+        <w:rPr>
+          <w:rFonts w:ascii="Menlo" w:hAnsi="Menlo" w:cs="Menlo"/>
+          <w:sz w:val="18"/>
+          <w:sz-cs w:val="18"/>
+          <w:spacing w:val="0"/>
+        </w:rPr>
+        <w:t xml:space="preserve">bp_hall_revolutions</w:t>
+      </w:r>
+      <w:r>
+        <w:rPr>
+          <w:rFonts w:ascii="Arial" w:hAnsi="Arial" w:cs="Arial"/>
+          <w:sz w:val="22"/>
+          <w:sz-cs w:val="22"/>
+          <w:spacing w:val="0"/>
+        </w:rPr>
+        <w:t xml:space="preserve"> 0→1 while </w:t>
+      </w:r>
+      <w:r>
+        <w:rPr>
+          <w:rFonts w:ascii="Menlo" w:hAnsi="Menlo" w:cs="Menlo"/>
+          <w:sz w:val="18"/>
+          <w:sz-cs w:val="18"/>
+          <w:spacing w:val="0"/>
+        </w:rPr>
+        <w:t xml:space="preserve">bp_state</w:t>
+      </w:r>
+      <w:r>
+        <w:rPr>
+          <w:rFonts w:ascii="Arial" w:hAnsi="Arial" w:cs="Arial"/>
+          <w:sz w:val="22"/>
+          <w:sz-cs w:val="22"/>
+          <w:spacing w:val="0"/>
+        </w:rPr>
+        <w:t xml:space="preserve"> was </w:t>
+      </w:r>
+      <w:r>
+        <w:rPr>
+          <w:rFonts w:ascii="Menlo" w:hAnsi="Menlo" w:cs="Menlo"/>
+          <w:sz w:val="18"/>
+          <w:sz-cs w:val="18"/>
+          <w:spacing w:val="0"/>
+        </w:rPr>
+        <w:t xml:space="preserve">BP_DOSING</w:t>
+      </w:r>
+      <w:r>
+        <w:rPr>
+          <w:rFonts w:ascii="Arial" w:hAnsi="Arial" w:cs="Arial"/>
+          <w:sz w:val="22"/>
+          <w:sz-cs w:val="22"/>
+          <w:spacing w:val="0"/>
+        </w:rPr>
+        <w:t xml:space="preserve"> — a crossing the tick model would have missed.</w:t>
+      </w:r>
+    </w:p>
+    <w:p>
+      <w:pPr>
+        <w:spacing w:after="80"/>
+      </w:pPr>
+      <w:r>
+        <w:rPr>
+          <w:rFonts w:ascii="Arial" w:hAnsi="Arial" w:cs="Arial"/>
+          <w:sz w:val="22"/>
+          <w:sz-cs w:val="22"/>
+          <w:b/>
+          <w:spacing w:val="0"/>
+        </w:rPr>
+        <w:t xml:space="preserve">Mid-run stall recovery is non-blocking (</w:t>
+      </w:r>
+      <w:r>
+        <w:rPr>
+          <w:rFonts w:ascii="Menlo" w:hAnsi="Menlo" w:cs="Menlo"/>
+          <w:sz w:val="18"/>
+          <w:sz-cs w:val="18"/>
+          <w:spacing w:val="0"/>
+        </w:rPr>
+        <w:t xml:space="preserve">seg_recover</w:t>
+      </w:r>
+      <w:r>
+        <w:rPr>
+          <w:rFonts w:ascii="Arial" w:hAnsi="Arial" w:cs="Arial"/>
+          <w:sz w:val="22"/>
+          <w:sz-cs w:val="22"/>
+          <w:b/>
+          <w:spacing w:val="0"/>
+        </w:rPr>
+        <w:t xml:space="preserve">).</w:t>
+      </w:r>
+      <w:r>
+        <w:rPr>
+          <w:rFonts w:ascii="Arial" w:hAnsi="Arial" w:cs="Arial"/>
+          <w:sz w:val="22"/>
+          <w:sz-cs w:val="22"/>
+          <w:spacing w:val="0"/>
+        </w:rPr>
+        <w:t xml:space="preserve"> A running-stall still power-cycles the DAC7574 driver — DAC→HALT, motor and encoder off — to clear the driver latch that an immediate re-drive cannot (the “BP dead after crash” fault class), but the </w:t>
+      </w:r>
+      <w:r>
+        <w:rPr>
+          <w:rFonts w:ascii="Menlo" w:hAnsi="Menlo" w:cs="Menlo"/>
+          <w:sz w:val="18"/>
+          <w:sz-cs w:val="18"/>
+          <w:spacing w:val="0"/>
+        </w:rPr>
+        <w:t xml:space="preserve">MOTOR_RESTART_PAUSE_US</w:t>
+      </w:r>
+      <w:r>
+        <w:rPr>
+          <w:rFonts w:ascii="Arial" w:hAnsi="Arial" w:cs="Arial"/>
+          <w:sz w:val="22"/>
+          <w:sz-cs w:val="22"/>
+          <w:spacing w:val="0"/>
+        </w:rPr>
+        <w:t xml:space="preserve"> (200 ms) settle is now a </w:t>
+      </w:r>
+      <w:r>
+        <w:rPr>
+          <w:rFonts w:ascii="Arial" w:hAnsi="Arial" w:cs="Arial"/>
+          <w:sz w:val="22"/>
+          <w:sz-cs w:val="22"/>
+          <w:b/>
+          <w:spacing w:val="0"/>
+        </w:rPr>
+        <w:t xml:space="preserve">deadline</w:t>
+      </w:r>
+      <w:r>
+        <w:rPr>
+          <w:rFonts w:ascii="Arial" w:hAnsi="Arial" w:cs="Arial"/>
+          <w:sz w:val="22"/>
+          <w:sz-cs w:val="22"/>
+          <w:spacing w:val="0"/>
+        </w:rPr>
+        <w:t xml:space="preserve"> (</w:t>
+      </w:r>
+      <w:r>
+        <w:rPr>
+          <w:rFonts w:ascii="Menlo" w:hAnsi="Menlo" w:cs="Menlo"/>
+          <w:sz w:val="18"/>
+          <w:sz-cs w:val="18"/>
+          <w:spacing w:val="0"/>
+        </w:rPr>
+        <w:t xml:space="preserve">seg_t.recover_until</w:t>
+      </w:r>
+      <w:r>
+        <w:rPr>
+          <w:rFonts w:ascii="Arial" w:hAnsi="Arial" w:cs="Arial"/>
+          <w:sz w:val="22"/>
+          <w:sz-cs w:val="22"/>
+          <w:spacing w:val="0"/>
+        </w:rPr>
+        <w:t xml:space="preserve">) rather than a blocking pause. Only the recovering pump’s own drive is held off. The loop keeps running: </w:t>
+      </w:r>
+      <w:r>
+        <w:rPr>
+          <w:rFonts w:ascii="Menlo" w:hAnsi="Menlo" w:cs="Menlo"/>
+          <w:sz w:val="18"/>
+          <w:sz-cs w:val="18"/>
+          <w:spacing w:val="0"/>
+        </w:rPr>
+        <w:t xml:space="preserve">ac_tick()</w:t>
+      </w:r>
+      <w:r>
+        <w:rPr>
+          <w:rFonts w:ascii="Arial" w:hAnsi="Arial" w:cs="Arial"/>
+          <w:sz w:val="22"/>
+          <w:sz-cs w:val="22"/>
+          <w:spacing w:val="0"/>
+        </w:rPr>
+        <w:t xml:space="preserve"> and </w:t>
+      </w:r>
+      <w:r>
+        <w:rPr>
+          <w:rFonts w:ascii="Menlo" w:hAnsi="Menlo" w:cs="Menlo"/>
+          <w:sz w:val="18"/>
+          <w:sz-cs w:val="18"/>
+          <w:spacing w:val="0"/>
+        </w:rPr>
+        <w:t xml:space="preserve">bp_tick()</w:t>
+      </w:r>
+      <w:r>
+        <w:rPr>
+          <w:rFonts w:ascii="Arial" w:hAnsi="Arial" w:cs="Arial"/>
+          <w:sz w:val="22"/>
+          <w:sz-cs w:val="22"/>
+          <w:spacing w:val="0"/>
+        </w:rPr>
+        <w:t xml:space="preserve"> are still called every pass and hall is still serviced at the loop top, so if the other pump is measuring it is serviced with zero added latency, and if nothing else has work the loop sleeps one wake period at a time and re-services both pumps on every wake. This is strictly better than 1.15.0, whose </w:t>
+      </w:r>
+      <w:r>
+        <w:rPr>
+          <w:rFonts w:ascii="Menlo" w:hAnsi="Menlo" w:cs="Menlo"/>
+          <w:sz w:val="18"/>
+          <w:sz-cs w:val="18"/>
+          <w:spacing w:val="0"/>
+        </w:rPr>
+        <w:t xml:space="preserve">regulate_pump()</w:t>
+      </w:r>
+      <w:r>
+        <w:rPr>
+          <w:rFonts w:ascii="Arial" w:hAnsi="Arial" w:cs="Arial"/>
+          <w:sz w:val="22"/>
+          <w:sz-cs w:val="22"/>
+          <w:spacing w:val="0"/>
+        </w:rPr>
+        <w:t xml:space="preserve"> sat in a genuinely blocking 200 ms delay with the other pump unserviced throughout. Dosing and park keep the immediate re-kick, matching 1.15.0 (only RUNNING power-cycled).</w:t>
+      </w:r>
+    </w:p>
+    <w:p>
+      <w:pPr>
+        <w:spacing w:after="80"/>
+      </w:pPr>
+      <w:r>
+        <w:rPr>
+          <w:rFonts w:ascii="Arial" w:hAnsi="Arial" w:cs="Arial"/>
+          <w:sz w:val="22"/>
+          <w:sz-cs w:val="22"/>
+          <w:b/>
+          <w:spacing w:val="0"/>
+        </w:rPr>
+        <w:t xml:space="preserve">Parking calibration — the firmware contract is UNCHANGED.</w:t>
+      </w:r>
+      <w:r>
+        <w:rPr>
+          <w:rFonts w:ascii="Arial" w:hAnsi="Arial" w:cs="Arial"/>
+          <w:sz w:val="22"/>
+          <w:sz-cs w:val="22"/>
+          <w:spacing w:val="0"/>
+        </w:rPr>
+        <w:t xml:space="preserve"> Calibration is now the non-blocking </w:t>
+      </w:r>
+      <w:r>
+        <w:rPr>
+          <w:rFonts w:ascii="Menlo" w:hAnsi="Menlo" w:cs="Menlo"/>
+          <w:sz w:val="18"/>
+          <w:sz-cs w:val="18"/>
+          <w:spacing w:val="0"/>
+        </w:rPr>
+        <w:t xml:space="preserve">BP_PARK_CAL</w:t>
+      </w:r>
+      <w:r>
+        <w:rPr>
+          <w:rFonts w:ascii="Arial" w:hAnsi="Arial" w:cs="Arial"/>
+          <w:sz w:val="22"/>
+          <w:sz-cs w:val="22"/>
+          <w:spacing w:val="0"/>
+        </w:rPr>
+        <w:t xml:space="preserve"> state, but it answers the firmware’s existing protocol directly and </w:t>
+      </w:r>
+      <w:r>
+        <w:rPr>
+          <w:rFonts w:ascii="Arial" w:hAnsi="Arial" w:cs="Arial"/>
+          <w:sz w:val="22"/>
+          <w:sz-cs w:val="22"/>
+          <w:b/>
+          <w:spacing w:val="0"/>
+        </w:rPr>
+        <w:t xml:space="preserve">no firmware change was required</w:t>
+      </w:r>
+      <w:r>
+        <w:rPr>
+          <w:rFonts w:ascii="Arial" w:hAnsi="Arial" w:cs="Arial"/>
+          <w:sz w:val="22"/>
+          <w:sz-cs w:val="22"/>
+          <w:spacing w:val="0"/>
+        </w:rPr>
+        <w:t xml:space="preserve">: </w:t>
+      </w:r>
+      <w:r>
+        <w:rPr>
+          <w:rFonts w:ascii="Menlo" w:hAnsi="Menlo" w:cs="Menlo"/>
+          <w:sz w:val="18"/>
+          <w:sz-cs w:val="18"/>
+          <w:spacing w:val="0"/>
+        </w:rPr>
+        <w:t xml:space="preserve">_state_calibration</w:t>
+      </w:r>
+      <w:r>
+        <w:rPr>
+          <w:rFonts w:ascii="Arial" w:hAnsi="Arial" w:cs="Arial"/>
+          <w:sz w:val="22"/>
+          <w:sz-cs w:val="22"/>
+          <w:spacing w:val="0"/>
+        </w:rPr>
+        <w:t xml:space="preserve"> writes </w:t>
+      </w:r>
+      <w:r>
+        <w:rPr>
+          <w:rFonts w:ascii="Menlo" w:hAnsi="Menlo" w:cs="Menlo"/>
+          <w:sz w:val="18"/>
+          <w:sz-cs w:val="18"/>
+          <w:spacing w:val="0"/>
+        </w:rPr>
+        <w:t xml:space="preserve">test_request = TEST_DETERMINE_PARKING</w:t>
+      </w:r>
+      <w:r>
+        <w:rPr>
+          <w:rFonts w:ascii="Arial" w:hAnsi="Arial" w:cs="Arial"/>
+          <w:sz w:val="22"/>
+          <w:sz-cs w:val="22"/>
+          <w:spacing w:val="0"/>
+        </w:rPr>
+        <w:t xml:space="preserve"> and polls for </w:t>
+      </w:r>
+      <w:r>
+        <w:rPr>
+          <w:rFonts w:ascii="Menlo" w:hAnsi="Menlo" w:cs="Menlo"/>
+          <w:sz w:val="18"/>
+          <w:sz-cs w:val="18"/>
+          <w:spacing w:val="0"/>
+        </w:rPr>
+        <w:t xml:space="preserve">TEST_NONE</w:t>
+      </w:r>
+      <w:r>
+        <w:rPr>
+          <w:rFonts w:ascii="Arial" w:hAnsi="Arial" w:cs="Arial"/>
+          <w:sz w:val="22"/>
+          <w:sz-cs w:val="22"/>
+          <w:spacing w:val="0"/>
+        </w:rPr>
+        <w:t xml:space="preserve">; </w:t>
+      </w:r>
+      <w:r>
+        <w:rPr>
+          <w:rFonts w:ascii="Menlo" w:hAnsi="Menlo" w:cs="Menlo"/>
+          <w:sz w:val="18"/>
+          <w:sz-cs w:val="18"/>
+          <w:spacing w:val="0"/>
+        </w:rPr>
+        <w:t xml:space="preserve">BP_IDLE</w:t>
+      </w:r>
+      <w:r>
+        <w:rPr>
+          <w:rFonts w:ascii="Arial" w:hAnsi="Arial" w:cs="Arial"/>
+          <w:sz w:val="22"/>
+          <w:sz-cs w:val="22"/>
+          <w:spacing w:val="0"/>
+        </w:rPr>
+        <w:t xml:space="preserve"> enters </w:t>
+      </w:r>
+      <w:r>
+        <w:rPr>
+          <w:rFonts w:ascii="Menlo" w:hAnsi="Menlo" w:cs="Menlo"/>
+          <w:sz w:val="18"/>
+          <w:sz-cs w:val="18"/>
+          <w:spacing w:val="0"/>
+        </w:rPr>
+        <w:t xml:space="preserve">BP_PARK_CAL</w:t>
+      </w:r>
+      <w:r>
+        <w:rPr>
+          <w:rFonts w:ascii="Arial" w:hAnsi="Arial" w:cs="Arial"/>
+          <w:sz w:val="22"/>
+          <w:sz-cs w:val="22"/>
+          <w:spacing w:val="0"/>
+        </w:rPr>
+        <w:t xml:space="preserve"> on that request (or on the Control app’s </w:t>
+      </w:r>
+      <w:r>
+        <w:rPr>
+          <w:rFonts w:ascii="Menlo" w:hAnsi="Menlo" w:cs="Menlo"/>
+          <w:sz w:val="18"/>
+          <w:sz-cs w:val="18"/>
+          <w:spacing w:val="0"/>
+        </w:rPr>
+        <w:t xml:space="preserve">bp_park_calibrating</w:t>
+      </w:r>
+      <w:r>
+        <w:rPr>
+          <w:rFonts w:ascii="Arial" w:hAnsi="Arial" w:cs="Arial"/>
+          <w:sz w:val="22"/>
+          <w:sz-cs w:val="22"/>
+          <w:spacing w:val="0"/>
+        </w:rPr>
+        <w:t xml:space="preserve"> flag — both triggers converge on one flag so the exit paths stay single-path), and </w:t>
+      </w:r>
+      <w:r>
+        <w:rPr>
+          <w:rFonts w:ascii="Arial" w:hAnsi="Arial" w:cs="Arial"/>
+          <w:sz w:val="22"/>
+          <w:sz-cs w:val="22"/>
+          <w:b/>
+          <w:spacing w:val="0"/>
+        </w:rPr>
+        <w:t xml:space="preserve">every</w:t>
+      </w:r>
+      <w:r>
+        <w:rPr>
+          <w:rFonts w:ascii="Arial" w:hAnsi="Arial" w:cs="Arial"/>
+          <w:sz w:val="22"/>
+          <w:sz-cs w:val="22"/>
+          <w:spacing w:val="0"/>
+        </w:rPr>
+        <w:t xml:space="preserve"> exit — cancel, 30 s deadline, success, sweep-fail — clears </w:t>
+      </w:r>
+      <w:r>
+        <w:rPr>
+          <w:rFonts w:ascii="Menlo" w:hAnsi="Menlo" w:cs="Menlo"/>
+          <w:sz w:val="18"/>
+          <w:sz-cs w:val="18"/>
+          <w:spacing w:val="0"/>
+        </w:rPr>
+        <w:t xml:space="preserve">test_request = TEST_NONE</w:t>
+      </w:r>
+      <w:r>
+        <w:rPr>
+          <w:rFonts w:ascii="Arial" w:hAnsi="Arial" w:cs="Arial"/>
+          <w:sz w:val="22"/>
+          <w:sz-cs w:val="22"/>
+          <w:spacing w:val="0"/>
+        </w:rPr>
+        <w:t xml:space="preserve">. That clear is required twice over: it is the firmware’s completion signal, and leaving it set would re-trigger calibration from </w:t>
+      </w:r>
+      <w:r>
+        <w:rPr>
+          <w:rFonts w:ascii="Menlo" w:hAnsi="Menlo" w:cs="Menlo"/>
+          <w:sz w:val="18"/>
+          <w:sz-cs w:val="18"/>
+          <w:spacing w:val="0"/>
+        </w:rPr>
+        <w:t xml:space="preserve">BP_IDLE</w:t>
+      </w:r>
+      <w:r>
+        <w:rPr>
+          <w:rFonts w:ascii="Arial" w:hAnsi="Arial" w:cs="Arial"/>
+          <w:sz w:val="22"/>
+          <w:sz-cs w:val="22"/>
+          <w:spacing w:val="0"/>
+        </w:rPr>
+        <w:t xml:space="preserve"> on the very next pass. Published results are unchanged: </w:t>
+      </w:r>
+      <w:r>
+        <w:rPr>
+          <w:rFonts w:ascii="Menlo" w:hAnsi="Menlo" w:cs="Menlo"/>
+          <w:sz w:val="18"/>
+          <w:sz-cs w:val="18"/>
+          <w:spacing w:val="0"/>
+        </w:rPr>
+        <w:t xml:space="preserve">bp_hall_bracket_ticks</w:t>
+      </w:r>
+      <w:r>
+        <w:rPr>
+          <w:rFonts w:ascii="Arial" w:hAnsi="Arial" w:cs="Arial"/>
+          <w:sz w:val="22"/>
+          <w:sz-cs w:val="22"/>
+          <w:spacing w:val="0"/>
+        </w:rPr>
+        <w:t xml:space="preserve">, </w:t>
+      </w:r>
+      <w:r>
+        <w:rPr>
+          <w:rFonts w:ascii="Menlo" w:hAnsi="Menlo" w:cs="Menlo"/>
+          <w:sz w:val="18"/>
+          <w:sz-cs w:val="18"/>
+          <w:spacing w:val="0"/>
+        </w:rPr>
+        <w:t xml:space="preserve">bp_park_offset_ticks = bracket/2</w:t>
+      </w:r>
+      <w:r>
+        <w:rPr>
+          <w:rFonts w:ascii="Arial" w:hAnsi="Arial" w:cs="Arial"/>
+          <w:sz w:val="22"/>
+          <w:sz-cs w:val="22"/>
+          <w:spacing w:val="0"/>
+        </w:rPr>
+        <w:t xml:space="preserve"> (SWR-119/120) and </w:t>
+      </w:r>
+      <w:r>
+        <w:rPr>
+          <w:rFonts w:ascii="Menlo" w:hAnsi="Menlo" w:cs="Menlo"/>
+          <w:sz w:val="18"/>
+          <w:sz-cs w:val="18"/>
+          <w:spacing w:val="0"/>
+        </w:rPr>
+        <w:t xml:space="preserve">bp_park_enc_total</w:t>
+      </w:r>
+      <w:r>
+        <w:rPr>
+          <w:rFonts w:ascii="Arial" w:hAnsi="Arial" w:cs="Arial"/>
+          <w:sz w:val="22"/>
+          <w:sz-cs w:val="22"/>
+          <w:spacing w:val="0"/>
+        </w:rPr>
+        <w:t xml:space="preserve">. Gap-free per-pass polling also removes the inter-window encoder-edge undercount at its source — measured </w:t>
+      </w:r>
+      <w:r>
+        <w:rPr>
+          <w:rFonts w:ascii="Menlo" w:hAnsi="Menlo" w:cs="Menlo"/>
+          <w:sz w:val="18"/>
+          <w:sz-cs w:val="18"/>
+          <w:spacing w:val="0"/>
+        </w:rPr>
+        <w:t xml:space="preserve">bp_park_enc_total</w:t>
+      </w:r>
+      <w:r>
+        <w:rPr>
+          <w:rFonts w:ascii="Arial" w:hAnsi="Arial" w:cs="Arial"/>
+          <w:sz w:val="22"/>
+          <w:sz-cs w:val="22"/>
+          <w:spacing w:val="0"/>
+        </w:rPr>
+        <w:t xml:space="preserve"> = 5184 against </w:t>
+      </w:r>
+      <w:r>
+        <w:rPr>
+          <w:rFonts w:ascii="Menlo" w:hAnsi="Menlo" w:cs="Menlo"/>
+          <w:sz w:val="18"/>
+          <w:sz-cs w:val="18"/>
+          <w:spacing w:val="0"/>
+        </w:rPr>
+        <w:t xml:space="preserve">PULSES_PER_REV</w:t>
+      </w:r>
+      <w:r>
+        <w:rPr>
+          <w:rFonts w:ascii="Arial" w:hAnsi="Arial" w:cs="Arial"/>
+          <w:sz w:val="22"/>
+          <w:sz-cs w:val="22"/>
+          <w:spacing w:val="0"/>
+        </w:rPr>
+        <w:t xml:space="preserve"> 5184, where the windowed sweep read 5098–5111.</w:t>
+      </w:r>
+    </w:p>
+    <w:p>
+      <w:pPr>
+        <w:spacing w:after="80"/>
+      </w:pPr>
+      <w:r>
+        <w:rPr>
+          <w:rFonts w:ascii="Arial" w:hAnsi="Arial" w:cs="Arial"/>
+          <w:sz w:val="20"/>
+          <w:sz-cs w:val="20"/>
+          <w:b/>
+          <w:spacing w:val="0"/>
+          <w:color w:val="434343"/>
+        </w:rPr>
+        <w:t xml:space="preserve">Implementation rule — do not write the DAC every pass.</w:t>
+      </w:r>
+      <w:r>
+        <w:rPr>
+          <w:rFonts w:ascii="Arial" w:hAnsi="Arial" w:cs="Arial"/>
+          <w:sz w:val="20"/>
+          <w:sz-cs w:val="20"/>
+          <w:spacing w:val="0"/>
+          <w:color w:val="434343"/>
+        </w:rPr>
+        <w:t xml:space="preserve"> A ULP I²C DAC write costs ~1 ms, so writing it on every pass throttles the loop below the encoder edge rate and grossly undercounts (first calibration run: 1288 edges instead of 5184, at only 485 passes/s). The DAC latches, so it is written </w:t>
+      </w:r>
+      <w:r>
+        <w:rPr>
+          <w:rFonts w:ascii="Arial" w:hAnsi="Arial" w:cs="Arial"/>
+          <w:sz w:val="20"/>
+          <w:sz-cs w:val="20"/>
+          <w:b/>
+          <w:spacing w:val="0"/>
+          <w:color w:val="434343"/>
+        </w:rPr>
+        <w:t xml:space="preserve">only when the commanded value changes</w:t>
+      </w:r>
+      <w:r>
+        <w:rPr>
+          <w:rFonts w:ascii="Arial" w:hAnsi="Arial" w:cs="Arial"/>
+          <w:sz w:val="20"/>
+          <w:sz-cs w:val="20"/>
+          <w:spacing w:val="0"/>
+          <w:color w:val="434343"/>
+        </w:rPr>
+        <w:t xml:space="preserve">: </w:t>
+      </w:r>
+      <w:r>
+        <w:rPr>
+          <w:rFonts w:ascii="Menlo" w:hAnsi="Menlo" w:cs="Menlo"/>
+          <w:sz w:val="18"/>
+          <w:sz-cs w:val="18"/>
+          <w:spacing w:val="0"/>
+          <w:color w:val="434343"/>
+        </w:rPr>
+        <w:t xml:space="preserve">seg_pass()</w:t>
+      </w:r>
+      <w:r>
+        <w:rPr>
+          <w:rFonts w:ascii="Arial" w:hAnsi="Arial" w:cs="Arial"/>
+          <w:sz w:val="20"/>
+          <w:sz-cs w:val="20"/>
+          <w:spacing w:val="0"/>
+          <w:color w:val="434343"/>
+        </w:rPr>
+        <w:t xml:space="preserve"> writes on a segment close (~1 in 16 edges), the kick writes at arm and on each escalation, calibration writes </w:t>
+      </w:r>
+      <w:r>
+        <w:rPr>
+          <w:rFonts w:ascii="Menlo" w:hAnsi="Menlo" w:cs="Menlo"/>
+          <w:sz w:val="18"/>
+          <w:sz-cs w:val="18"/>
+          <w:spacing w:val="0"/>
+          <w:color w:val="434343"/>
+        </w:rPr>
+        <w:t xml:space="preserve">PARK_CAL_DAC</w:t>
+      </w:r>
+      <w:r>
+        <w:rPr>
+          <w:rFonts w:ascii="Arial" w:hAnsi="Arial" w:cs="Arial"/>
+          <w:sz w:val="20"/>
+          <w:sz-cs w:val="20"/>
+          <w:spacing w:val="0"/>
+          <w:color w:val="434343"/>
+        </w:rPr>
+        <w:t xml:space="preserve"> once, and </w:t>
+      </w:r>
+      <w:r>
+        <w:rPr>
+          <w:rFonts w:ascii="Menlo" w:hAnsi="Menlo" w:cs="Menlo"/>
+          <w:sz w:val="18"/>
+          <w:sz-cs w:val="18"/>
+          <w:spacing w:val="0"/>
+          <w:color w:val="434343"/>
+        </w:rPr>
+        <w:t xml:space="preserve">AC_IDLE</w:t>
+      </w:r>
+      <w:r>
+        <w:rPr>
+          <w:rFonts w:ascii="Arial" w:hAnsi="Arial" w:cs="Arial"/>
+          <w:sz w:val="20"/>
+          <w:sz-cs w:val="20"/>
+          <w:spacing w:val="0"/>
+          <w:color w:val="434343"/>
+        </w:rPr>
+        <w:t xml:space="preserve">/</w:t>
+      </w:r>
+      <w:r>
+        <w:rPr>
+          <w:rFonts w:ascii="Menlo" w:hAnsi="Menlo" w:cs="Menlo"/>
+          <w:sz w:val="18"/>
+          <w:sz-cs w:val="18"/>
+          <w:spacing w:val="0"/>
+          <w:color w:val="434343"/>
+        </w:rPr>
+        <w:t xml:space="preserve">BP_IDLE</w:t>
+      </w:r>
+      <w:r>
+        <w:rPr>
+          <w:rFonts w:ascii="Arial" w:hAnsi="Arial" w:cs="Arial"/>
+          <w:sz w:val="20"/>
+          <w:sz-cs w:val="20"/>
+          <w:spacing w:val="0"/>
+          <w:color w:val="434343"/>
+        </w:rPr>
+        <w:t xml:space="preserve"> skip the redundant per-pass HALT once stopped. This is a standing constraint for any future work inside the continuous loop.</w:t>
+      </w:r>
+    </w:p>
+    <w:p>
+      <w:pPr>
+        <w:spacing w:after="80"/>
+      </w:pPr>
+      <w:r>
+        <w:rPr>
+          <w:rFonts w:ascii="Arial" w:hAnsi="Arial" w:cs="Arial"/>
+          <w:sz w:val="22"/>
+          <w:sz-cs w:val="22"/>
+          <w:b/>
+          <w:spacing w:val="0"/>
+        </w:rPr>
+        <w:t xml:space="preserve">Build gates (operational binary, 2026-07-26).</w:t>
+      </w:r>
+      <w:r>
+        <w:rPr>
+          <w:rFonts w:ascii="Arial" w:hAnsi="Arial" w:cs="Arial"/>
+          <w:sz w:val="22"/>
+          <w:sz-cs w:val="22"/>
+          <w:spacing w:val="0"/>
+        </w:rPr>
+        <w:t xml:space="preserve"/>
+      </w:r>
+    </w:p>
+    <w:p>
+      <w:pPr>
+        <w:spacing w:after="80"/>
+      </w:pPr>
+      <w:r>
+        <w:rPr>
+          <w:rFonts w:ascii="Arial" w:hAnsi="Arial" w:cs="Arial"/>
+          <w:sz w:val="20"/>
+          <w:sz-cs w:val="20"/>
+          <w:b/>
+          <w:spacing w:val="0"/>
+        </w:rPr>
+        <w:t xml:space="preserve">Gate</w:t>
+      </w:r>
+    </w:p>
+    <w:p>
+      <w:pPr>
+        <w:spacing w:after="80"/>
+      </w:pPr>
+      <w:r>
+        <w:rPr>
+          <w:rFonts w:ascii="Arial" w:hAnsi="Arial" w:cs="Arial"/>
+          <w:sz w:val="20"/>
+          <w:sz-cs w:val="20"/>
+          <w:b/>
+          <w:spacing w:val="0"/>
+        </w:rPr>
+        <w:t xml:space="preserve">Result</w:t>
+      </w:r>
+    </w:p>
+    <w:p>
+      <w:pPr>
+        <w:spacing w:after="80"/>
+      </w:pPr>
+      <w:r>
+        <w:rPr>
+          <w:rFonts w:ascii="Arial" w:hAnsi="Arial" w:cs="Arial"/>
+          <w:sz w:val="20"/>
+          <w:sz-cs w:val="20"/>
+          <w:spacing w:val="0"/>
+        </w:rPr>
+        <w:t xml:space="preserve">Operational ULP version</w:t>
+      </w:r>
+    </w:p>
+    <w:p>
+      <w:pPr>
+        <w:spacing w:after="80"/>
+      </w:pPr>
+      <w:r>
+        <w:rPr>
+          <w:rFonts w:ascii="Arial" w:hAnsi="Arial" w:cs="Arial"/>
+          <w:sz w:val="20"/>
+          <w:sz-cs w:val="20"/>
+          <w:b/>
+          <w:spacing w:val="0"/>
+        </w:rPr>
+        <w:t xml:space="preserve">1.17.0</w:t>
+      </w:r>
+      <w:r>
+        <w:rPr>
+          <w:rFonts w:ascii="Arial" w:hAnsi="Arial" w:cs="Arial"/>
+          <w:sz w:val="20"/>
+          <w:sz-cs w:val="20"/>
+          <w:spacing w:val="0"/>
+        </w:rPr>
+        <w:t xml:space="preserve"> — 1.16.0 is burned/quarantined (see the note below), so the promotion is 1.15.0 → 1.17.0</w:t>
+      </w:r>
+    </w:p>
+    <w:p>
+      <w:pPr>
+        <w:spacing w:after="80"/>
+      </w:pPr>
+      <w:r>
+        <w:rPr>
+          <w:rFonts w:ascii="Arial" w:hAnsi="Arial" w:cs="Arial"/>
+          <w:sz w:val="20"/>
+          <w:sz-cs w:val="20"/>
+          <w:spacing w:val="0"/>
+        </w:rPr>
+        <w:t xml:space="preserve">Binary size</w:t>
+      </w:r>
+    </w:p>
+    <w:p>
+      <w:pPr>
+        <w:spacing w:after="80"/>
+      </w:pPr>
+      <w:r>
+        <w:rPr>
+          <w:rFonts w:ascii="Arial" w:hAnsi="Arial" w:cs="Arial"/>
+          <w:sz w:val="20"/>
+          <w:sz-cs w:val="20"/>
+          <w:spacing w:val="0"/>
+        </w:rPr>
+        <w:t xml:space="preserve">7088 B (was 7268 B — the blocking regulators are GC-reclaimed)</w:t>
+      </w:r>
+    </w:p>
+    <w:p>
+      <w:pPr>
+        <w:spacing w:after="80"/>
+      </w:pPr>
+      <w:r>
+        <w:rPr>
+          <w:rFonts w:ascii="Arial" w:hAnsi="Arial" w:cs="Arial"/>
+          <w:sz w:val="20"/>
+          <w:sz-cs w:val="20"/>
+          <w:spacing w:val="0"/>
+        </w:rPr>
+        <w:t xml:space="preserve">Static stack headroom</w:t>
+      </w:r>
+    </w:p>
+    <w:p>
+      <w:pPr>
+        <w:spacing w:after="80"/>
+      </w:pPr>
+      <w:r>
+        <w:rPr>
+          <w:rFonts w:ascii="Arial" w:hAnsi="Arial" w:cs="Arial"/>
+          <w:sz w:val="20"/>
+          <w:sz-cs w:val="20"/>
+          <w:spacing w:val="0"/>
+        </w:rPr>
+        <w:t xml:space="preserve">596 B, vs </w:t>
+      </w:r>
+      <w:r>
+        <w:rPr>
+          <w:rFonts w:ascii="Arial" w:hAnsi="Arial" w:cs="Arial"/>
+          <w:sz w:val="20"/>
+          <w:sz-cs w:val="20"/>
+          <w:b/>
+          <w:spacing w:val="0"/>
+        </w:rPr>
+        <w:t xml:space="preserve">568 B</w:t>
+      </w:r>
+      <w:r>
+        <w:rPr>
+          <w:rFonts w:ascii="Arial" w:hAnsi="Arial" w:cs="Arial"/>
+          <w:sz w:val="20"/>
+          <w:sz-cs w:val="20"/>
+          <w:spacing w:val="0"/>
+        </w:rPr>
+        <w:t xml:space="preserve"> for the 1.15.0 baseline it replaces (</w:t>
+      </w:r>
+      <w:r>
+        <w:rPr>
+          <w:rFonts w:ascii="Menlo" w:hAnsi="Menlo" w:cs="Menlo"/>
+          <w:sz w:val="18"/>
+          <w:sz-cs w:val="18"/>
+          <w:spacing w:val="0"/>
+        </w:rPr>
+        <w:t xml:space="preserve">build_verify_ulp.py</w:t>
+      </w:r>
+      <w:r>
+        <w:rPr>
+          <w:rFonts w:ascii="Arial" w:hAnsi="Arial" w:cs="Arial"/>
+          <w:sz w:val="20"/>
+          <w:sz-cs w:val="20"/>
+          <w:spacing w:val="0"/>
+        </w:rPr>
+        <w:t xml:space="preserve"> warns below 768 B, fails below 512 B — the warning is inherited, not introduced, and the fold improves it)</w:t>
+      </w:r>
+    </w:p>
+    <w:p>
+      <w:pPr>
+        <w:spacing w:after="80"/>
+      </w:pPr>
+      <w:r>
+        <w:rPr>
+          <w:rFonts w:ascii="Arial" w:hAnsi="Arial" w:cs="Arial"/>
+          <w:sz w:val="20"/>
+          <w:sz-cs w:val="20"/>
+          <w:spacing w:val="0"/>
+        </w:rPr>
+        <w:t xml:space="preserve">libgcc helpers linked</w:t>
+      </w:r>
+    </w:p>
+    <w:p>
+      <w:pPr>
+        <w:spacing w:after="80"/>
+      </w:pPr>
+      <w:r>
+        <w:rPr>
+          <w:rFonts w:ascii="Arial" w:hAnsi="Arial" w:cs="Arial"/>
+          <w:sz w:val="20"/>
+          <w:sz-cs w:val="20"/>
+          <w:spacing w:val="0"/>
+        </w:rPr>
+        <w:t xml:space="preserve">none</w:t>
+      </w:r>
+    </w:p>
+    <w:p>
+      <w:pPr>
+        <w:spacing w:after="80"/>
+      </w:pPr>
+      <w:r>
+        <w:rPr>
+          <w:rFonts w:ascii="Arial" w:hAnsi="Arial" w:cs="Arial"/>
+          <w:sz w:val="20"/>
+          <w:sz-cs w:val="20"/>
+          <w:spacing w:val="0"/>
+        </w:rPr>
+        <w:t xml:space="preserve">Address-map drift gate</w:t>
+      </w:r>
+    </w:p>
+    <w:p>
+      <w:pPr>
+        <w:spacing w:after="80"/>
+      </w:pPr>
+      <w:r>
+        <w:rPr>
+          <w:rFonts w:ascii="Arial" w:hAnsi="Arial" w:cs="Arial"/>
+          <w:sz w:val="20"/>
+          <w:sz-cs w:val="20"/>
+          <w:spacing w:val="0"/>
+        </w:rPr>
+        <w:t xml:space="preserve">OK — operational / test / test2 maps regenerated and matching</w:t>
+      </w:r>
+    </w:p>
+    <w:p>
+      <w:pPr>
+        <w:spacing w:after="80"/>
+      </w:pPr>
+      <w:r>
+        <w:rPr>
+          <w:rFonts w:ascii="Menlo" w:hAnsi="Menlo" w:cs="Menlo"/>
+          <w:sz w:val="18"/>
+          <w:sz-cs w:val="18"/>
+          <w:spacing w:val="0"/>
+        </w:rPr>
+        <w:t xml:space="preserve">make verify</w:t>
+      </w:r>
+      <w:r>
+        <w:rPr>
+          <w:rFonts w:ascii="Arial" w:hAnsi="Arial" w:cs="Arial"/>
+          <w:sz w:val="20"/>
+          <w:sz-cs w:val="20"/>
+          <w:spacing w:val="0"/>
+        </w:rPr>
+        <w:t xml:space="preserve"/>
+      </w:r>
+    </w:p>
+    <w:p>
+      <w:pPr>
+        <w:spacing w:after="80"/>
+      </w:pPr>
+      <w:r>
+        <w:rPr>
+          <w:rFonts w:ascii="Arial" w:hAnsi="Arial" w:cs="Arial"/>
+          <w:sz w:val="20"/>
+          <w:sz-cs w:val="20"/>
+          <w:spacing w:val="0"/>
+        </w:rPr>
+        <w:t xml:space="preserve">143 PASS / 0 FAIL (305 tests)</w:t>
+      </w:r>
+    </w:p>
+    <w:p>
+      <w:pPr>
+        <w:spacing w:after="80"/>
+      </w:pPr>
+      <w:r>
+        <w:rPr>
+          <w:rFonts w:ascii="Arial" w:hAnsi="Arial" w:cs="Arial"/>
+          <w:sz w:val="22"/>
+          <w:sz-cs w:val="22"/>
+          <w:spacing w:val="0"/>
+        </w:rPr>
+        <w:t xml:space="preserve">The headroom figure also understates the change: headroom is the space the call stack grows into, and the whole point of the fold is that the deep </w:t>
+      </w:r>
+      <w:r>
+        <w:rPr>
+          <w:rFonts w:ascii="Menlo" w:hAnsi="Menlo" w:cs="Menlo"/>
+          <w:sz w:val="18"/>
+          <w:sz-cs w:val="18"/>
+          <w:spacing w:val="0"/>
+        </w:rPr>
+        <w:t xml:space="preserve">bp_tick → bp_drive_window → regulate_pump → run_simple_p → i2c</w:t>
+      </w:r>
+      <w:r>
+        <w:rPr>
+          <w:rFonts w:ascii="Arial" w:hAnsi="Arial" w:cs="Arial"/>
+          <w:sz w:val="22"/>
+          <w:sz-cs w:val="22"/>
+          <w:spacing w:val="0"/>
+        </w:rPr>
+        <w:t xml:space="preserve"> chain behind the #48 overflow class no longer exists — a flat loop needs less of that space than the chain it replaces. A live stack low-water measurement during calibration (the deepest operation) is the way to turn that argument into a number and is part of the deploy gate.</w:t>
+      </w:r>
+    </w:p>
+    <w:p>
+      <w:pPr>
+        <w:spacing w:after="80"/>
+      </w:pPr>
+      <w:r>
+        <w:rPr>
+          <w:rFonts w:ascii="Arial" w:hAnsi="Arial" w:cs="Arial"/>
+          <w:sz w:val="22"/>
+          <w:sz-cs w:val="22"/>
+          <w:b/>
+          <w:spacing w:val="0"/>
+        </w:rPr>
+        <w:t xml:space="preserve">Rollback.</w:t>
+      </w:r>
+      <w:r>
+        <w:rPr>
+          <w:rFonts w:ascii="Arial" w:hAnsi="Arial" w:cs="Arial"/>
+          <w:sz w:val="22"/>
+          <w:sz-cs w:val="22"/>
+          <w:spacing w:val="0"/>
+        </w:rPr>
+        <w:t xml:space="preserve"> The scheduler is selected by a single macro near the top of </w:t>
+      </w:r>
+      <w:r>
+        <w:rPr>
+          <w:rFonts w:ascii="Menlo" w:hAnsi="Menlo" w:cs="Menlo"/>
+          <w:sz w:val="18"/>
+          <w:sz-cs w:val="18"/>
+          <w:spacing w:val="0"/>
+        </w:rPr>
+        <w:t xml:space="preserve">main.c</w:t>
+      </w:r>
+      <w:r>
+        <w:rPr>
+          <w:rFonts w:ascii="Arial" w:hAnsi="Arial" w:cs="Arial"/>
+          <w:sz w:val="22"/>
+          <w:sz-cs w:val="22"/>
+          <w:spacing w:val="0"/>
+        </w:rPr>
+        <w:t xml:space="preserve"> — </w:t>
+      </w:r>
+      <w:r>
+        <w:rPr>
+          <w:rFonts w:ascii="Menlo" w:hAnsi="Menlo" w:cs="Menlo"/>
+          <w:sz w:val="18"/>
+          <w:sz-cs w:val="18"/>
+          <w:spacing w:val="0"/>
+        </w:rPr>
+        <w:t xml:space="preserve">#define ULP_FOLD_BUILD 1</w:t>
+      </w:r>
+      <w:r>
+        <w:rPr>
+          <w:rFonts w:ascii="Arial" w:hAnsi="Arial" w:cs="Arial"/>
+          <w:sz w:val="22"/>
+          <w:sz-cs w:val="22"/>
+          <w:spacing w:val="0"/>
+        </w:rPr>
+        <w:t xml:space="preserve">, scoped away from the </w:t>
+      </w:r>
+      <w:r>
+        <w:rPr>
+          <w:rFonts w:ascii="Menlo" w:hAnsi="Menlo" w:cs="Menlo"/>
+          <w:sz w:val="18"/>
+          <w:sz-cs w:val="18"/>
+          <w:spacing w:val="0"/>
+        </w:rPr>
+        <w:t xml:space="preserve">pump_test</w:t>
+      </w:r>
+      <w:r>
+        <w:rPr>
+          <w:rFonts w:ascii="Arial" w:hAnsi="Arial" w:cs="Arial"/>
+          <w:sz w:val="22"/>
+          <w:sz-cs w:val="22"/>
+          <w:spacing w:val="0"/>
+        </w:rPr>
+        <w:t xml:space="preserve">/</w:t>
+      </w:r>
+      <w:r>
+        <w:rPr>
+          <w:rFonts w:ascii="Menlo" w:hAnsi="Menlo" w:cs="Menlo"/>
+          <w:sz w:val="18"/>
+          <w:sz-cs w:val="18"/>
+          <w:spacing w:val="0"/>
+        </w:rPr>
+        <w:t xml:space="preserve">pump_test2</w:t>
+      </w:r>
+      <w:r>
+        <w:rPr>
+          <w:rFonts w:ascii="Arial" w:hAnsi="Arial" w:cs="Arial"/>
+          <w:sz w:val="22"/>
+          <w:sz-cs w:val="22"/>
+          <w:spacing w:val="0"/>
+        </w:rPr>
+        <w:t xml:space="preserve"> diagnostic images, which exclude the regulation entirely. Commenting out that one line restores the 1.15.0 per-wake tick with its blocking windows, which remain in the source under </w:t>
+      </w:r>
+      <w:r>
+        <w:rPr>
+          <w:rFonts w:ascii="Menlo" w:hAnsi="Menlo" w:cs="Menlo"/>
+          <w:sz w:val="18"/>
+          <w:sz-cs w:val="18"/>
+          <w:spacing w:val="0"/>
+        </w:rPr>
+        <w:t xml:space="preserve">#ifndef ULP_FOLD_BUILD</w:t>
+      </w:r>
+      <w:r>
+        <w:rPr>
+          <w:rFonts w:ascii="Arial" w:hAnsi="Arial" w:cs="Arial"/>
+          <w:sz w:val="22"/>
+          <w:sz-cs w:val="22"/>
+          <w:spacing w:val="0"/>
+        </w:rPr>
+        <w:t xml:space="preserve">. Deliberately </w:t>
+      </w:r>
+      <w:r>
+        <w:rPr>
+          <w:rFonts w:ascii="Arial" w:hAnsi="Arial" w:cs="Arial"/>
+          <w:sz w:val="22"/>
+          <w:sz-cs w:val="22"/>
+          <w:b/>
+          <w:spacing w:val="0"/>
+        </w:rPr>
+        <w:t xml:space="preserve">not</w:t>
+      </w:r>
+      <w:r>
+        <w:rPr>
+          <w:rFonts w:ascii="Arial" w:hAnsi="Arial" w:cs="Arial"/>
+          <w:sz w:val="22"/>
+          <w:sz-cs w:val="22"/>
+          <w:spacing w:val="0"/>
+        </w:rPr>
+        <w:t xml:space="preserve"> promoted: the vestigial ULP-side </w:t>
+      </w:r>
+      <w:r>
+        <w:rPr>
+          <w:rFonts w:ascii="Menlo" w:hAnsi="Menlo" w:cs="Menlo"/>
+          <w:sz w:val="18"/>
+          <w:sz-cs w:val="18"/>
+          <w:spacing w:val="0"/>
+        </w:rPr>
+        <w:t xml:space="preserve">DEFEND_CLOCK</w:t>
+      </w:r>
+      <w:r>
+        <w:rPr>
+          <w:rFonts w:ascii="Arial" w:hAnsi="Arial" w:cs="Arial"/>
+          <w:sz w:val="22"/>
+          <w:sz-cs w:val="22"/>
+          <w:spacing w:val="0"/>
+        </w:rPr>
+        <w:t xml:space="preserve"> blocks, which stay excluded from the operational image (see the note below).</w:t>
+      </w:r>
+    </w:p>
+    <w:p>
+      <w:pPr>
+        <w:spacing w:after="80"/>
+      </w:pPr>
+      <w:r>
+        <w:rPr>
+          <w:rFonts w:ascii="Arial" w:hAnsi="Arial" w:cs="Arial"/>
+          <w:sz w:val="22"/>
+          <w:sz-cs w:val="22"/>
+          <w:b/>
+          <w:spacing w:val="0"/>
+        </w:rPr>
+        <w:t xml:space="preserve">Deployment coupling (IMPORTANT).</w:t>
+      </w:r>
+      <w:r>
+        <w:rPr>
+          <w:rFonts w:ascii="Arial" w:hAnsi="Arial" w:cs="Arial"/>
+          <w:sz w:val="22"/>
+          <w:sz-cs w:val="22"/>
+          <w:spacing w:val="0"/>
+        </w:rPr>
+        <w:t xml:space="preserve"> The operational symbol table changed: </w:t>
+      </w:r>
+      <w:r>
+        <w:rPr>
+          <w:rFonts w:ascii="Arial" w:hAnsi="Arial" w:cs="Arial"/>
+          <w:sz w:val="22"/>
+          <w:sz-cs w:val="22"/>
+          <w:b/>
+          <w:spacing w:val="0"/>
+        </w:rPr>
+        <w:t xml:space="preserve">4 symbols added</w:t>
+      </w:r>
+      <w:r>
+        <w:rPr>
+          <w:rFonts w:ascii="Arial" w:hAnsi="Arial" w:cs="Arial"/>
+          <w:sz w:val="22"/>
+          <w:sz-cs w:val="22"/>
+          <w:spacing w:val="0"/>
+        </w:rPr>
+        <w:t xml:space="preserve"> (</w:t>
+      </w:r>
+      <w:r>
+        <w:rPr>
+          <w:rFonts w:ascii="Menlo" w:hAnsi="Menlo" w:cs="Menlo"/>
+          <w:sz w:val="18"/>
+          <w:sz-cs w:val="18"/>
+          <w:spacing w:val="0"/>
+        </w:rPr>
+        <w:t xml:space="preserve">bp_park_calibrating</w:t>
+      </w:r>
+      <w:r>
+        <w:rPr>
+          <w:rFonts w:ascii="Arial" w:hAnsi="Arial" w:cs="Arial"/>
+          <w:sz w:val="22"/>
+          <w:sz-cs w:val="22"/>
+          <w:spacing w:val="0"/>
+        </w:rPr>
+        <w:t xml:space="preserve">, </w:t>
+      </w:r>
+      <w:r>
+        <w:rPr>
+          <w:rFonts w:ascii="Menlo" w:hAnsi="Menlo" w:cs="Menlo"/>
+          <w:sz w:val="18"/>
+          <w:sz-cs w:val="18"/>
+          <w:spacing w:val="0"/>
+        </w:rPr>
+        <w:t xml:space="preserve">bp_cal_phase</w:t>
+      </w:r>
+      <w:r>
+        <w:rPr>
+          <w:rFonts w:ascii="Arial" w:hAnsi="Arial" w:cs="Arial"/>
+          <w:sz w:val="22"/>
+          <w:sz-cs w:val="22"/>
+          <w:spacing w:val="0"/>
+        </w:rPr>
+        <w:t xml:space="preserve">, </w:t>
+      </w:r>
+      <w:r>
+        <w:rPr>
+          <w:rFonts w:ascii="Menlo" w:hAnsi="Menlo" w:cs="Menlo"/>
+          <w:sz w:val="18"/>
+          <w:sz-cs w:val="18"/>
+          <w:spacing w:val="0"/>
+        </w:rPr>
+        <w:t xml:space="preserve">bp_cal_rev</w:t>
+      </w:r>
+      <w:r>
+        <w:rPr>
+          <w:rFonts w:ascii="Arial" w:hAnsi="Arial" w:cs="Arial"/>
+          <w:sz w:val="22"/>
+          <w:sz-cs w:val="22"/>
+          <w:spacing w:val="0"/>
+        </w:rPr>
+        <w:t xml:space="preserve">, </w:t>
+      </w:r>
+      <w:r>
+        <w:rPr>
+          <w:rFonts w:ascii="Menlo" w:hAnsi="Menlo" w:cs="Menlo"/>
+          <w:sz w:val="18"/>
+          <w:sz-cs w:val="18"/>
+          <w:spacing w:val="0"/>
+        </w:rPr>
+        <w:t xml:space="preserve">bp_cal_bracket</w:t>
+      </w:r>
+      <w:r>
+        <w:rPr>
+          <w:rFonts w:ascii="Arial" w:hAnsi="Arial" w:cs="Arial"/>
+          <w:sz w:val="22"/>
+          <w:sz-cs w:val="22"/>
+          <w:spacing w:val="0"/>
+        </w:rPr>
+        <w:t xml:space="preserve">), </w:t>
+      </w:r>
+      <w:r>
+        <w:rPr>
+          <w:rFonts w:ascii="Arial" w:hAnsi="Arial" w:cs="Arial"/>
+          <w:sz w:val="22"/>
+          <w:sz-cs w:val="22"/>
+          <w:b/>
+          <w:spacing w:val="0"/>
+        </w:rPr>
+        <w:t xml:space="preserve">0 removed</w:t>
+      </w:r>
+      <w:r>
+        <w:rPr>
+          <w:rFonts w:ascii="Arial" w:hAnsi="Arial" w:cs="Arial"/>
+          <w:sz w:val="22"/>
+          <w:sz-cs w:val="22"/>
+          <w:spacing w:val="0"/>
+        </w:rPr>
+        <w:t xml:space="preserve"> — so every name the firmware imports still resolves — and 83 moved. Addresses shift on every build, so the binary and </w:t>
+      </w:r>
+      <w:r>
+        <w:rPr>
+          <w:rFonts w:ascii="Menlo" w:hAnsi="Menlo" w:cs="Menlo"/>
+          <w:sz w:val="18"/>
+          <w:sz-cs w:val="18"/>
+          <w:spacing w:val="0"/>
+        </w:rPr>
+        <w:t xml:space="preserve">fluispotter/variables.py</w:t>
+      </w:r>
+      <w:r>
+        <w:rPr>
+          <w:rFonts w:ascii="Arial" w:hAnsi="Arial" w:cs="Arial"/>
+          <w:sz w:val="22"/>
+          <w:sz-cs w:val="22"/>
+          <w:spacing w:val="0"/>
+        </w:rPr>
+        <w:t xml:space="preserve"> MUST be deployed together; shipping the new binary against the old map would point every </w:t>
+      </w:r>
+      <w:r>
+        <w:rPr>
+          <w:rFonts w:ascii="Menlo" w:hAnsi="Menlo" w:cs="Menlo"/>
+          <w:sz w:val="18"/>
+          <w:sz-cs w:val="18"/>
+          <w:spacing w:val="0"/>
+        </w:rPr>
+        <w:t xml:space="preserve">mem32</w:t>
+      </w:r>
+      <w:r>
+        <w:rPr>
+          <w:rFonts w:ascii="Arial" w:hAnsi="Arial" w:cs="Arial"/>
+          <w:sz w:val="22"/>
+          <w:sz-cs w:val="22"/>
+          <w:spacing w:val="0"/>
+        </w:rPr>
+        <w:t xml:space="preserve"> access at the wrong address (§7.6, ULP deploy checklist).</w:t>
+      </w:r>
+    </w:p>
+    <w:p>
+      <w:pPr>
+        <w:spacing w:after="80"/>
+      </w:pPr>
+      <w:r>
+        <w:rPr>
+          <w:rFonts w:ascii="Arial" w:hAnsi="Arial" w:cs="Arial"/>
+          <w:sz w:val="20"/>
+          <w:sz-cs w:val="20"/>
+          <w:b/>
+          <w:spacing w:val="0"/>
+          <w:color w:val="434343"/>
+        </w:rPr>
+        <w:t xml:space="preserve">Supersedes the §5.5 #48 roll-in note.</w:t>
+      </w:r>
+      <w:r>
+        <w:rPr>
+          <w:rFonts w:ascii="Arial" w:hAnsi="Arial" w:cs="Arial"/>
+          <w:sz w:val="20"/>
+          <w:sz-cs w:val="20"/>
+          <w:spacing w:val="0"/>
+          <w:color w:val="434343"/>
+        </w:rPr>
+        <w:t xml:space="preserve"> The §5.5 paragraph on the RTC-pad register-clock defense states that the roll-in to operational ULP </w:t>
+      </w:r>
+      <w:r>
+        <w:rPr>
+          <w:rFonts w:ascii="Arial" w:hAnsi="Arial" w:cs="Arial"/>
+          <w:sz w:val="20"/>
+          <w:sz-cs w:val="20"/>
+          <w:b/>
+          <w:spacing w:val="0"/>
+          <w:color w:val="434343"/>
+        </w:rPr>
+        <w:t xml:space="preserve">1.16.0</w:t>
+      </w:r>
+      <w:r>
+        <w:rPr>
+          <w:rFonts w:ascii="Arial" w:hAnsi="Arial" w:cs="Arial"/>
+          <w:sz w:val="20"/>
+          <w:sz-cs w:val="20"/>
+          <w:spacing w:val="0"/>
+          <w:color w:val="434343"/>
+        </w:rPr>
+        <w:t xml:space="preserve"> was code-complete and gated on the stack-headroom budget. That build was </w:t>
+      </w:r>
+      <w:r>
+        <w:rPr>
+          <w:rFonts w:ascii="Arial" w:hAnsi="Arial" w:cs="Arial"/>
+          <w:sz w:val="20"/>
+          <w:sz-cs w:val="20"/>
+          <w:b/>
+          <w:spacing w:val="0"/>
+          <w:color w:val="434343"/>
+        </w:rPr>
+        <w:t xml:space="preserve">withdrawn and is burned/quarantined</w:t>
+      </w:r>
+      <w:r>
+        <w:rPr>
+          <w:rFonts w:ascii="Arial" w:hAnsi="Arial" w:cs="Arial"/>
+          <w:sz w:val="20"/>
+          <w:sz-cs w:val="20"/>
+          <w:spacing w:val="0"/>
+          <w:color w:val="434343"/>
+        </w:rPr>
+        <w:t xml:space="preserve">: the ULP-side </w:t>
+      </w:r>
+      <w:r>
+        <w:rPr>
+          <w:rFonts w:ascii="Menlo" w:hAnsi="Menlo" w:cs="Menlo"/>
+          <w:sz w:val="18"/>
+          <w:sz-cs w:val="18"/>
+          <w:spacing w:val="0"/>
+          <w:color w:val="434343"/>
+        </w:rPr>
+        <w:t xml:space="preserve">DEFEND_CLOCK()</w:t>
+      </w:r>
+      <w:r>
+        <w:rPr>
+          <w:rFonts w:ascii="Arial" w:hAnsi="Arial" w:cs="Arial"/>
+          <w:sz w:val="20"/>
+          <w:sz-cs w:val="20"/>
+          <w:spacing w:val="0"/>
+          <w:color w:val="434343"/>
+        </w:rPr>
+        <w:t xml:space="preserve"> read-modify-write at 1 kHz against CPU-side writers of the same SENS register was convicted as the cause of the chronic interrupt-watchdog resets, and the operational binary was reverted to 1.15.0 before this promotion. The pad-clock defense is now owned CPU-side (SWR-299) and 1.17.0 carries no ULP-side </w:t>
+      </w:r>
+      <w:r>
+        <w:rPr>
+          <w:rFonts w:ascii="Menlo" w:hAnsi="Menlo" w:cs="Menlo"/>
+          <w:sz w:val="18"/>
+          <w:sz-cs w:val="18"/>
+          <w:spacing w:val="0"/>
+          <w:color w:val="434343"/>
+        </w:rPr>
+        <w:t xml:space="preserve">DEFEND_CLOCK</w:t>
+      </w:r>
+      <w:r>
+        <w:rPr>
+          <w:rFonts w:ascii="Arial" w:hAnsi="Arial" w:cs="Arial"/>
+          <w:sz w:val="20"/>
+          <w:sz-cs w:val="20"/>
+          <w:spacing w:val="0"/>
+          <w:color w:val="434343"/>
+        </w:rPr>
+        <w:t xml:space="preserve">, so the promotion cannot reintroduce that fault — and version 1.16.0 is never re-used.</w:t>
       </w:r>
     </w:p>
     <w:p>
@@ -28371,6 +32320,626 @@
           <w:color w:val="434343"/>
         </w:rPr>
         <w:t xml:space="preserve"> recovery clears the CPU-side deque (stamps are RAM), so the first sample after every reboot pays a full 7-revolution refill (~96 s at 16 SPR) before dosing — deliberately conservative (re-establishes the post-schedule guarantee). Between reboots, consecutive backlog samples dose with ZERO fresh-revolution wait (proven live: loaded 7/7 in the same second, 8 s after the previous sample completed).</w:t>
+      </w:r>
+    </w:p>
+    <w:p>
+      <w:pPr>
+        <w:spacing w:after="80"/>
+      </w:pPr>
+      <w:r>
+        <w:rPr>
+          <w:rFonts w:ascii="Arial" w:hAnsi="Arial" w:cs="Arial"/>
+          <w:sz w:val="26"/>
+          <w:sz-cs w:val="26"/>
+          <w:b/>
+          <w:spacing w:val="0"/>
+          <w:color w:val="2560A7"/>
+        </w:rPr>
+        <w:t xml:space="preserve">5.6.4 Warm-Boot Attach — Zero-Outage In-Session Reboots (GitHub #60; SWR-319/320/321/322/323)</w:t>
+      </w:r>
+    </w:p>
+    <w:p>
+      <w:pPr>
+        <w:spacing w:after="80"/>
+      </w:pPr>
+      <w:r>
+        <w:rPr>
+          <w:rFonts w:ascii="Arial" w:hAnsi="Arial" w:cs="Arial"/>
+          <w:sz w:val="22"/>
+          <w:sz-cs w:val="22"/>
+          <w:b/>
+          <w:spacing w:val="0"/>
+        </w:rPr>
+        <w:t xml:space="preserve">Owner safety requirement (2026-07-28):</w:t>
+      </w:r>
+      <w:r>
+        <w:rPr>
+          <w:rFonts w:ascii="Arial" w:hAnsi="Arial" w:cs="Arial"/>
+          <w:sz w:val="22"/>
+          <w:sz-cs w:val="22"/>
+          <w:spacing w:val="0"/>
+        </w:rPr>
+        <w:t xml:space="preserve"> the AC pump must pump 100% of the session — an in-session reboot must NOT stop it (blood-clotting risk, not a battery concern); and a WDT fire caused by a busy-but-alive task is better waited out than allowed to break the pump cycle. Delivered the same day in two prongs, accepted through nine bench runs (testlog 2026-07-28-007…-010) and DEFAULT-ON since fw 0.1.155.</w:t>
+      </w:r>
+    </w:p>
+    <w:p>
+      <w:pPr>
+        <w:spacing w:after="80"/>
+      </w:pPr>
+      <w:r>
+        <w:rPr>
+          <w:rFonts w:ascii="Arial" w:hAnsi="Arial" w:cs="Arial"/>
+          <w:sz w:val="22"/>
+          <w:sz-cs w:val="22"/>
+          <w:b/>
+          <w:spacing w:val="0"/>
+        </w:rPr>
+        <w:t xml:space="preserve">Prong 1 — wait out the busy task:</w:t>
+      </w:r>
+      <w:r>
+        <w:rPr>
+          <w:rFonts w:ascii="Arial" w:hAnsi="Arial" w:cs="Arial"/>
+          <w:sz w:val="22"/>
+          <w:sz-cs w:val="22"/>
+          <w:spacing w:val="0"/>
+        </w:rPr>
+        <w:t xml:space="preserve"> the in-session </w:t>
+      </w:r>
+      <w:r>
+        <w:rPr>
+          <w:rFonts w:ascii="Menlo" w:hAnsi="Menlo" w:cs="Menlo"/>
+          <w:sz w:val="18"/>
+          <w:sz-cs w:val="18"/>
+          <w:spacing w:val="0"/>
+        </w:rPr>
+        <w:t xml:space="preserve">machine.WDT</w:t>
+      </w:r>
+      <w:r>
+        <w:rPr>
+          <w:rFonts w:ascii="Arial" w:hAnsi="Arial" w:cs="Arial"/>
+          <w:sz w:val="22"/>
+          <w:sz-cs w:val="22"/>
+          <w:spacing w:val="0"/>
+        </w:rPr>
+        <w:t xml:space="preserve"> timeout is 180 s (SWR-215, owner-unlocked/relocked 2026-07-28; was 30 s), so a long flash+WiFi burst no longer converts into a reset.</w:t>
+      </w:r>
+    </w:p>
+    <w:p>
+      <w:pPr>
+        <w:spacing w:after="80"/>
+      </w:pPr>
+      <w:r>
+        <w:rPr>
+          <w:rFonts w:ascii="Arial" w:hAnsi="Arial" w:cs="Arial"/>
+          <w:sz w:val="22"/>
+          <w:sz-cs w:val="22"/>
+          <w:b/>
+          <w:spacing w:val="0"/>
+        </w:rPr>
+        <w:t xml:space="preserve">Prong 2 — attach, don’t restart.</w:t>
+      </w:r>
+      <w:r>
+        <w:rPr>
+          <w:rFonts w:ascii="Arial" w:hAnsi="Arial" w:cs="Arial"/>
+          <w:sz w:val="22"/>
+          <w:sz-cs w:val="22"/>
+          <w:spacing w:val="0"/>
+        </w:rPr>
+        <w:t xml:space="preserve"> The RTC domain, the ULP RISC-V core, the DAC7574 latch and the RTC-owned pump pads all survive a warm CPU reset — the historical outage was our own boot sequence. On a warm reset (</w:t>
+      </w:r>
+      <w:r>
+        <w:rPr>
+          <w:rFonts w:ascii="Menlo" w:hAnsi="Menlo" w:cs="Menlo"/>
+          <w:sz w:val="18"/>
+          <w:sz-cs w:val="18"/>
+          <w:spacing w:val="0"/>
+        </w:rPr>
+        <w:t xml:space="preserve">HARD</w:t>
+      </w:r>
+      <w:r>
+        <w:rPr>
+          <w:rFonts w:ascii="Arial" w:hAnsi="Arial" w:cs="Arial"/>
+          <w:sz w:val="22"/>
+          <w:sz-cs w:val="22"/>
+          <w:spacing w:val="0"/>
+        </w:rPr>
+        <w:t xml:space="preserve">=2 or </w:t>
+      </w:r>
+      <w:r>
+        <w:rPr>
+          <w:rFonts w:ascii="Menlo" w:hAnsi="Menlo" w:cs="Menlo"/>
+          <w:sz w:val="18"/>
+          <w:sz-cs w:val="18"/>
+          <w:spacing w:val="0"/>
+        </w:rPr>
+        <w:t xml:space="preserve">WDT</w:t>
+      </w:r>
+      <w:r>
+        <w:rPr>
+          <w:rFonts w:ascii="Arial" w:hAnsi="Arial" w:cs="Arial"/>
+          <w:sz w:val="22"/>
+          <w:sz-cs w:val="22"/>
+          <w:spacing w:val="0"/>
+        </w:rPr>
+        <w:t xml:space="preserve">=3) with a live session recorded in the validated bootstat RTC block (MAGIC </w:t>
+      </w:r>
+      <w:r>
+        <w:rPr>
+          <w:rFonts w:ascii="Menlo" w:hAnsi="Menlo" w:cs="Menlo"/>
+          <w:sz w:val="18"/>
+          <w:sz-cs w:val="18"/>
+          <w:spacing w:val="0"/>
+        </w:rPr>
+        <w:t xml:space="preserve">0xB5000001</w:t>
+      </w:r>
+      <w:r>
+        <w:rPr>
+          <w:rFonts w:ascii="Arial" w:hAnsi="Arial" w:cs="Arial"/>
+          <w:sz w:val="22"/>
+          <w:sz-cs w:val="22"/>
+          <w:spacing w:val="0"/>
+        </w:rPr>
+        <w:t xml:space="preserve"> @ </w:t>
+      </w:r>
+      <w:r>
+        <w:rPr>
+          <w:rFonts w:ascii="Menlo" w:hAnsi="Menlo" w:cs="Menlo"/>
+          <w:sz w:val="18"/>
+          <w:sz-cs w:val="18"/>
+          <w:spacing w:val="0"/>
+        </w:rPr>
+        <w:t xml:space="preserve">0x50001FF0</w:t>
+      </w:r>
+      <w:r>
+        <w:rPr>
+          <w:rFonts w:ascii="Arial" w:hAnsi="Arial" w:cs="Arial"/>
+          <w:sz w:val="22"/>
+          <w:sz-cs w:val="22"/>
+          <w:spacing w:val="0"/>
+        </w:rPr>
+        <w:t xml:space="preserve">, session-live sentinel </w:t>
+      </w:r>
+      <w:r>
+        <w:rPr>
+          <w:rFonts w:ascii="Menlo" w:hAnsi="Menlo" w:cs="Menlo"/>
+          <w:sz w:val="18"/>
+          <w:sz-cs w:val="18"/>
+          <w:spacing w:val="0"/>
+        </w:rPr>
+        <w:t xml:space="preserve">0x5E551011</w:t>
+      </w:r>
+      <w:r>
+        <w:rPr>
+          <w:rFonts w:ascii="Arial" w:hAnsi="Arial" w:cs="Arial"/>
+          <w:sz w:val="22"/>
+          <w:sz-cs w:val="22"/>
+          <w:spacing w:val="0"/>
+        </w:rPr>
+        <w:t xml:space="preserve"> @ </w:t>
+      </w:r>
+      <w:r>
+        <w:rPr>
+          <w:rFonts w:ascii="Menlo" w:hAnsi="Menlo" w:cs="Menlo"/>
+          <w:sz w:val="18"/>
+          <w:sz-cs w:val="18"/>
+          <w:spacing w:val="0"/>
+        </w:rPr>
+        <w:t xml:space="preserve">0x50001FFC</w:t>
+      </w:r>
+      <w:r>
+        <w:rPr>
+          <w:rFonts w:ascii="Arial" w:hAnsi="Arial" w:cs="Arial"/>
+          <w:sz w:val="22"/>
+          <w:sz-cs w:val="22"/>
+          <w:spacing w:val="0"/>
+        </w:rPr>
+        <w:t xml:space="preserve">; masked 32-bit compares), the firmware ADOPTS the running co-processor instead of reloading it (SWR-319): stack canary intact, no overflow latch, loop advancing within 120 ms, version family matching the on-flash map — any doubt falls through to the full SWR-257 restart. PWRON/brownout NEVER attaches (RTC memory is noise; the DAC7574 POR value is zero-scale = FULL POWER, SWR-276). </w:t>
+      </w:r>
+      <w:r>
+        <w:rPr>
+          <w:rFonts w:ascii="Menlo" w:hAnsi="Menlo" w:cs="Menlo"/>
+          <w:sz w:val="18"/>
+          <w:sz-cs w:val="18"/>
+          <w:spacing w:val="0"/>
+        </w:rPr>
+        <w:t xml:space="preserve">/attach_off</w:t>
+      </w:r>
+      <w:r>
+        <w:rPr>
+          <w:rFonts w:ascii="Arial" w:hAnsi="Arial" w:cs="Arial"/>
+          <w:sz w:val="22"/>
+          <w:sz-cs w:val="22"/>
+          <w:spacing w:val="0"/>
+        </w:rPr>
+        <w:t xml:space="preserve"> on littlefs is the operator kill switch.</w:t>
+      </w:r>
+    </w:p>
+    <w:p>
+      <w:pPr>
+        <w:spacing w:after="80"/>
+      </w:pPr>
+      <w:r>
+        <w:rPr>
+          <w:rFonts w:ascii="Arial" w:hAnsi="Arial" w:cs="Arial"/>
+          <w:sz w:val="22"/>
+          <w:sz-cs w:val="22"/>
+          <w:b/>
+          <w:spacing w:val="0"/>
+        </w:rPr>
+        <w:t xml:space="preserve">The boot chain is gated end-to-end (SWR-321):</w:t>
+      </w:r>
+      <w:r>
+        <w:rPr>
+          <w:rFonts w:ascii="Arial" w:hAnsi="Arial" w:cs="Arial"/>
+          <w:sz w:val="22"/>
+          <w:sz-cs w:val="22"/>
+          <w:spacing w:val="0"/>
+        </w:rPr>
+        <w:t xml:space="preserve"> littlefs </w:t>
+      </w:r>
+      <w:r>
+        <w:rPr>
+          <w:rFonts w:ascii="Menlo" w:hAnsi="Menlo" w:cs="Menlo"/>
+          <w:sz w:val="18"/>
+          <w:sz-cs w:val="18"/>
+          <w:spacing w:val="0"/>
+        </w:rPr>
+        <w:t xml:space="preserve">/boot.py</w:t>
+      </w:r>
+      <w:r>
+        <w:rPr>
+          <w:rFonts w:ascii="Arial" w:hAnsi="Arial" w:cs="Arial"/>
+          <w:sz w:val="22"/>
+          <w:sz-cs w:val="22"/>
+          <w:spacing w:val="0"/>
+        </w:rPr>
+        <w:t xml:space="preserve"> and </w:t>
+      </w:r>
+      <w:r>
+        <w:rPr>
+          <w:rFonts w:ascii="Menlo" w:hAnsi="Menlo" w:cs="Menlo"/>
+          <w:sz w:val="18"/>
+          <w:sz-cs w:val="18"/>
+          <w:spacing w:val="0"/>
+        </w:rPr>
+        <w:t xml:space="preserve">/main.py</w:t>
+      </w:r>
+      <w:r>
+        <w:rPr>
+          <w:rFonts w:ascii="Arial" w:hAnsi="Arial" w:cs="Arial"/>
+          <w:sz w:val="22"/>
+          <w:sz-cs w:val="22"/>
+          <w:spacing w:val="0"/>
+        </w:rPr>
+        <w:t xml:space="preserve"> skip the pump-pad claim and the pump-DAC HALT on warm+session-live boots (valve 8 and tape 41 are always safed; every other boot runs the full SWR-276 safe-off). Runs 6–8 proved the entire historical pad claim was these two Python files — with both gated, the pads’ RTC </w:t>
+      </w:r>
+      <w:r>
+        <w:rPr>
+          <w:rFonts w:ascii="Menlo" w:hAnsi="Menlo" w:cs="Menlo"/>
+          <w:sz w:val="18"/>
+          <w:sz-cs w:val="18"/>
+          <w:spacing w:val="0"/>
+        </w:rPr>
+        <w:t xml:space="preserve">MUX_SEL</w:t>
+      </w:r>
+      <w:r>
+        <w:rPr>
+          <w:rFonts w:ascii="Arial" w:hAnsi="Arial" w:cs="Arial"/>
+          <w:sz w:val="22"/>
+          <w:sz-cs w:val="22"/>
+          <w:spacing w:val="0"/>
+        </w:rPr>
+        <w:t xml:space="preserve"> stays intact through the whole boot and the ULP drives the pumps continuously across the reset. Standing lesson: </w:t>
+      </w:r>
+      <w:r>
+        <w:rPr>
+          <w:rFonts w:ascii="Menlo" w:hAnsi="Menlo" w:cs="Menlo"/>
+          <w:sz w:val="18"/>
+          <w:sz-cs w:val="18"/>
+          <w:spacing w:val="0"/>
+        </w:rPr>
+        <w:t xml:space="preserve">/boot.py</w:t>
+      </w:r>
+      <w:r>
+        <w:rPr>
+          <w:rFonts w:ascii="Arial" w:hAnsi="Arial" w:cs="Arial"/>
+          <w:sz w:val="22"/>
+          <w:sz-cs w:val="22"/>
+          <w:b/>
+          <w:spacing w:val="0"/>
+        </w:rPr>
+        <w:t xml:space="preserve"> and </w:t>
+      </w:r>
+      <w:r>
+        <w:rPr>
+          <w:rFonts w:ascii="Menlo" w:hAnsi="Menlo" w:cs="Menlo"/>
+          <w:sz w:val="18"/>
+          <w:sz-cs w:val="18"/>
+          <w:spacing w:val="0"/>
+        </w:rPr>
+        <w:t xml:space="preserve">/main.py</w:t>
+      </w:r>
+      <w:r>
+        <w:rPr>
+          <w:rFonts w:ascii="Arial" w:hAnsi="Arial" w:cs="Arial"/>
+          <w:sz w:val="22"/>
+          <w:sz-cs w:val="22"/>
+          <w:b/>
+          <w:spacing w:val="0"/>
+        </w:rPr>
+        <w:t xml:space="preserve"> are separately-deliverable littlefs units that a firmware.bin flash does NOT update</w:t>
+      </w:r>
+      <w:r>
+        <w:rPr>
+          <w:rFonts w:ascii="Arial" w:hAnsi="Arial" w:cs="Arial"/>
+          <w:sz w:val="22"/>
+          <w:sz-cs w:val="22"/>
+          <w:spacing w:val="0"/>
+        </w:rPr>
+        <w:t xml:space="preserve"> (the littlefs copy shadows the image’s frozen copy).</w:t>
+      </w:r>
+    </w:p>
+    <w:p>
+      <w:pPr>
+        <w:spacing w:after="80"/>
+      </w:pPr>
+      <w:r>
+        <w:rPr>
+          <w:rFonts w:ascii="Arial" w:hAnsi="Arial" w:cs="Arial"/>
+          <w:sz w:val="22"/>
+          <w:sz-cs w:val="22"/>
+          <w:b/>
+          <w:spacing w:val="0"/>
+        </w:rPr>
+        <w:t xml:space="preserve">Attach heal (SWR-320), the live-proven order:</w:t>
+      </w:r>
+      <w:r>
+        <w:rPr>
+          <w:rFonts w:ascii="Arial" w:hAnsi="Arial" w:cs="Arial"/>
+          <w:sz w:val="22"/>
+          <w:sz-cs w:val="22"/>
+          <w:spacing w:val="0"/>
+        </w:rPr>
+        <w:t xml:space="preserve"> the warm boot’s C-runtime resets the RTC-I2C engine configuration, so an adopted ULP’s DAC writes would die silently (kick ladders escalate the register while the motors ride the DAC latch — the run-3/4 “encoder-blind” residue, root-caused live on the wedged board, testlog -007). The attach therefore: (1) re-asserts the SENS pad-register clock FIRST (</w:t>
+      </w:r>
+      <w:r>
+        <w:rPr>
+          <w:rFonts w:ascii="Menlo" w:hAnsi="Menlo" w:cs="Menlo"/>
+          <w:sz w:val="18"/>
+          <w:sz-cs w:val="18"/>
+          <w:spacing w:val="0"/>
+        </w:rPr>
+        <w:t xml:space="preserve">defend_pad_clock()</w:t>
+      </w:r>
+      <w:r>
+        <w:rPr>
+          <w:rFonts w:ascii="Arial" w:hAnsi="Arial" w:cs="Arial"/>
+          <w:sz w:val="22"/>
+          <w:sz-cs w:val="22"/>
+          <w:spacing w:val="0"/>
+        </w:rPr>
+        <w:t xml:space="preserve">, #48 — a gated clock even freezes </w:t>
+      </w:r>
+      <w:r>
+        <w:rPr>
+          <w:rFonts w:ascii="Menlo" w:hAnsi="Menlo" w:cs="Menlo"/>
+          <w:sz w:val="18"/>
+          <w:sz-cs w:val="18"/>
+          <w:spacing w:val="0"/>
+        </w:rPr>
+        <w:t xml:space="preserve">RTC_GPIO_IN</w:t>
+      </w:r>
+      <w:r>
+        <w:rPr>
+          <w:rFonts w:ascii="Arial" w:hAnsi="Arial" w:cs="Arial"/>
+          <w:sz w:val="22"/>
+          <w:sz-cs w:val="22"/>
+          <w:spacing w:val="0"/>
+        </w:rPr>
+        <w:t xml:space="preserve"> </w:t>
+      </w:r>
+      <w:r>
+        <w:rPr>
+          <w:rFonts w:ascii="Arial" w:hAnsi="Arial" w:cs="Arial"/>
+          <w:sz w:val="22"/>
+          <w:sz-cs w:val="22"/>
+          <w:i/>
+          <w:spacing w:val="0"/>
+        </w:rPr>
+        <w:t xml:space="preserve">reads</w:t>
+      </w:r>
+      <w:r>
+        <w:rPr>
+          <w:rFonts w:ascii="Arial" w:hAnsi="Arial" w:cs="Arial"/>
+          <w:sz w:val="22"/>
+          <w:sz-cs w:val="22"/>
+          <w:spacing w:val="0"/>
+        </w:rPr>
+        <w:t xml:space="preserve">, which misjudged spinning pumps as stopped in run 9); (2) motion-checks each pump by raw encoder-input toggles (250 ms/pump); (3) pauses ONLY running-but-motionless pumps (150 ms quiesce); (4) emits an I²C bus STOP with no register write (the DAC latch survives; safe-off is forbidden here); (5) re-initialises the RTC-I2C engine; (6) re-owns the pads (</w:t>
+      </w:r>
+      <w:r>
+        <w:rPr>
+          <w:rFonts w:ascii="Menlo" w:hAnsi="Menlo" w:cs="Menlo"/>
+          <w:sz w:val="18"/>
+          <w:sz-cs w:val="18"/>
+          <w:spacing w:val="0"/>
+        </w:rPr>
+        <w:t xml:space="preserve">gpio_initialized=0</w:t>
+      </w:r>
+      <w:r>
+        <w:rPr>
+          <w:rFonts w:ascii="Arial" w:hAnsi="Arial" w:cs="Arial"/>
+          <w:sz w:val="22"/>
+          <w:sz-cs w:val="22"/>
+          <w:spacing w:val="0"/>
+        </w:rPr>
+        <w:t xml:space="preserve"> → the fold re-runs </w:t>
+      </w:r>
+      <w:r>
+        <w:rPr>
+          <w:rFonts w:ascii="Menlo" w:hAnsi="Menlo" w:cs="Menlo"/>
+          <w:sz w:val="18"/>
+          <w:sz-cs w:val="18"/>
+          <w:spacing w:val="0"/>
+        </w:rPr>
+        <w:t xml:space="preserve">gpio_init_all()</w:t>
+      </w:r>
+      <w:r>
+        <w:rPr>
+          <w:rFonts w:ascii="Arial" w:hAnsi="Arial" w:cs="Arial"/>
+          <w:sz w:val="22"/>
+          <w:sz-cs w:val="22"/>
+          <w:spacing w:val="0"/>
+        </w:rPr>
+        <w:t xml:space="preserve">: slave address + dummy transaction on the fresh engine); (7) resumes the paused pumps through their kick path. A motion-PROVEN turning pump crosses the attach completely untouched — no stop, no kick, no surge — and its boot-window artifacts are cleaned (learned start power reset to the board_config baseline; that pump’s latched stall/start-FAIL bits cleared before the first drain, fw 0.1.156). Accepted residue: ONE self-recovered </w:t>
+      </w:r>
+      <w:r>
+        <w:rPr>
+          <w:rFonts w:ascii="Menlo" w:hAnsi="Menlo" w:cs="Menlo"/>
+          <w:sz w:val="18"/>
+          <w:sz-cs w:val="18"/>
+          <w:spacing w:val="0"/>
+        </w:rPr>
+        <w:t xml:space="preserve">BP stall (flags=2)</w:t>
+      </w:r>
+      <w:r>
+        <w:rPr>
+          <w:rFonts w:ascii="Arial" w:hAnsi="Arial" w:cs="Arial"/>
+          <w:sz w:val="22"/>
+          <w:sz-cs w:val="22"/>
+          <w:spacing w:val="0"/>
+        </w:rPr>
+        <w:t xml:space="preserve"> informational event per attach (the ~16 s batch window straddles the blind period; a delayed second clear could mask real stalls and is deliberately not done).</w:t>
+      </w:r>
+    </w:p>
+    <w:p>
+      <w:pPr>
+        <w:spacing w:after="80"/>
+      </w:pPr>
+      <w:r>
+        <w:rPr>
+          <w:rFonts w:ascii="Arial" w:hAnsi="Arial" w:cs="Arial"/>
+          <w:sz w:val="22"/>
+          <w:sz-cs w:val="22"/>
+          <w:b/>
+          <w:spacing w:val="0"/>
+        </w:rPr>
+        <w:t xml:space="preserve">What survives an attach:</w:t>
+      </w:r>
+      <w:r>
+        <w:rPr>
+          <w:rFonts w:ascii="Arial" w:hAnsi="Arial" w:cs="Arial"/>
+          <w:sz w:val="22"/>
+          <w:sz-cs w:val="22"/>
+          <w:spacing w:val="0"/>
+        </w:rPr>
+        <w:t xml:space="preserve"> pump drive state and learned kick powers; the SWR-318 hall ring (head monotone across the reset, newest ≤9 stamps recovered into the deque); and the session statistics — StateStruct v1 persists the consumption cursors with the totals and the AC delta baseline is monotonic-keep (SWR-323, GitHub #62), so the BP count no longer inflates by ring replay and the AC count keeps its REST-phase revolutions (the AC cycle is CONTINUOUS but dual-SPR by design: medium 20 s/rev while the BP is active, slow SPR during REST). Related hardening: every dose-path sync runs under a 45 s hard bound — on overrun the sync is cancelled and THE DOSE PROCEEDS (SWR-322, GitHub #61 mitigation).</w:t>
+      </w:r>
+    </w:p>
+    <w:p>
+      <w:pPr>
+        <w:spacing w:after="80"/>
+      </w:pPr>
+      <w:r>
+        <w:rPr>
+          <w:rFonts w:ascii="Arial" w:hAnsi="Arial" w:cs="Arial"/>
+          <w:sz w:val="20"/>
+          <w:sz-cs w:val="20"/>
+          <w:b/>
+          <w:spacing w:val="0"/>
+          <w:color w:val="434343"/>
+        </w:rPr>
+        <w:t xml:space="preserve">Acceptance record:</w:t>
+      </w:r>
+      <w:r>
+        <w:rPr>
+          <w:rFonts w:ascii="Arial" w:hAnsi="Arial" w:cs="Arial"/>
+          <w:sz w:val="20"/>
+          <w:sz-cs w:val="20"/>
+          <w:spacing w:val="0"/>
+          <w:color w:val="434343"/>
+        </w:rPr>
+        <w:t xml:space="preserve"> zero-outage accepted on fw 0.1.152 (testlog -008: two injected warm resets mid-session, AC revolutions +6/124 s at the 20 s/rev target, ring head monotone 11→18, 3/3 samples to FINISH); both-files-gated proof on runs 6–8 (-009, </w:t>
+      </w:r>
+      <w:r>
+        <w:rPr>
+          <w:rFonts w:ascii="Menlo" w:hAnsi="Menlo" w:cs="Menlo"/>
+          <w:sz w:val="18"/>
+          <w:sz-cs w:val="18"/>
+          <w:spacing w:val="0"/>
+          <w:color w:val="434343"/>
+        </w:rPr>
+        <w:t xml:space="preserve">MUX_SEL</w:t>
+      </w:r>
+      <w:r>
+        <w:rPr>
+          <w:rFonts w:ascii="Arial" w:hAnsi="Arial" w:cs="Arial"/>
+          <w:sz w:val="20"/>
+          <w:sz-cs w:val="20"/>
+          <w:spacing w:val="0"/>
+          <w:color w:val="434343"/>
+        </w:rPr>
+        <w:t xml:space="preserve"> intact); multi-attach soak on fw 0.1.154 (-010: three hub </w:t>
+      </w:r>
+      <w:r>
+        <w:rPr>
+          <w:rFonts w:ascii="Menlo" w:hAnsi="Menlo" w:cs="Menlo"/>
+          <w:sz w:val="18"/>
+          <w:sz-cs w:val="18"/>
+          <w:spacing w:val="0"/>
+          <w:color w:val="434343"/>
+        </w:rPr>
+        <w:t xml:space="preserve">restart_device</w:t>
+      </w:r>
+      <w:r>
+        <w:rPr>
+          <w:rFonts w:ascii="Arial" w:hAnsi="Arial" w:cs="Arial"/>
+          <w:sz w:val="20"/>
+          <w:sz-cs w:val="20"/>
+          <w:spacing w:val="0"/>
+          <w:color w:val="434343"/>
+        </w:rPr>
+        <w:t xml:space="preserve"> injections incl. one into FINISH, per-pump motion granularity “AC turning, BP off”, 6/6 samples, statistics tracking BP=62/AC=54); ladder-artifact validation on fw 0.1.156 (zero start-power-raise events, zero flags=15 bursts). Fix versions: fw 0.1.152…0.1.156, IMG-6 (v0.1.147-img6) on IMG-5 (v0.1.145-img5, esp-idf 54759a33 ULP-wake fix), gated </w:t>
+      </w:r>
+      <w:r>
+        <w:rPr>
+          <w:rFonts w:ascii="Menlo" w:hAnsi="Menlo" w:cs="Menlo"/>
+          <w:sz w:val="18"/>
+          <w:sz-cs w:val="18"/>
+          <w:spacing w:val="0"/>
+          <w:color w:val="434343"/>
+        </w:rPr>
+        <w:t xml:space="preserve">/boot.py</w:t>
+      </w:r>
+      <w:r>
+        <w:rPr>
+          <w:rFonts w:ascii="Arial" w:hAnsi="Arial" w:cs="Arial"/>
+          <w:sz w:val="20"/>
+          <w:sz-cs w:val="20"/>
+          <w:spacing w:val="0"/>
+          <w:color w:val="434343"/>
+        </w:rPr>
+        <w:t xml:space="preserve"> fnv 9068cb55 + </w:t>
+      </w:r>
+      <w:r>
+        <w:rPr>
+          <w:rFonts w:ascii="Menlo" w:hAnsi="Menlo" w:cs="Menlo"/>
+          <w:sz w:val="18"/>
+          <w:sz-cs w:val="18"/>
+          <w:spacing w:val="0"/>
+          <w:color w:val="434343"/>
+        </w:rPr>
+        <w:t xml:space="preserve">/main.py</w:t>
+      </w:r>
+      <w:r>
+        <w:rPr>
+          <w:rFonts w:ascii="Arial" w:hAnsi="Arial" w:cs="Arial"/>
+          <w:sz w:val="20"/>
+          <w:sz-cs w:val="20"/>
+          <w:spacing w:val="0"/>
+          <w:color w:val="434343"/>
+        </w:rPr>
+        <w:t xml:space="preserve"> fnv ae27c733.</w:t>
       </w:r>
     </w:p>
     <w:p>
